--- a/项目文档/软件系统设计文档.docx
+++ b/项目文档/软件系统设计文档.docx
@@ -6,16 +6,16 @@
       <w:pPr>
         <w:jc w:val="center"/>
         <w:rPr>
-          <w:rFonts w:hAnsi="宋体" w:hint="eastAsia"/>
+          <w:rFonts w:hAnsi="SimSun" w:hint="eastAsia"/>
           <w:sz w:val="36"/>
           <w:shd w:val="clear" w:color="auto" w:fill="FAFAFA"/>
         </w:rPr>
       </w:pPr>
-      <w:bookmarkStart w:id="0" w:name="智教魔方大模型驱动的智能教学实训平台"/>
-      <w:bookmarkStart w:id="1" w:name="OLE_LINK1"/>
-      <w:r>
-        <w:rPr>
-          <w:rFonts w:hAnsi="宋体"/>
+      <w:bookmarkStart w:id="0" w:name="OLE_LINK1"/>
+      <w:bookmarkStart w:id="1" w:name="智教魔方大模型驱动的智能教学实训平台"/>
+      <w:r>
+        <w:rPr>
+          <w:rFonts w:hAnsi="SimSun"/>
           <w:noProof/>
         </w:rPr>
         <w:drawing>
@@ -71,7 +71,7 @@
     <w:p>
       <w:pPr>
         <w:rPr>
-          <w:rFonts w:hAnsi="宋体" w:hint="eastAsia"/>
+          <w:rFonts w:hAnsi="SimSun" w:hint="eastAsia"/>
         </w:rPr>
       </w:pPr>
     </w:p>
@@ -79,7 +79,7 @@
       <w:pPr>
         <w:jc w:val="center"/>
         <w:rPr>
-          <w:rFonts w:hAnsi="宋体" w:hint="eastAsia"/>
+          <w:rFonts w:hAnsi="SimSun" w:hint="eastAsia"/>
           <w:b/>
           <w:spacing w:val="70"/>
           <w:sz w:val="56"/>
@@ -88,7 +88,7 @@
       <w:proofErr w:type="spellStart"/>
       <w:r>
         <w:rPr>
-          <w:rFonts w:hAnsi="宋体" w:hint="eastAsia"/>
+          <w:rFonts w:hAnsi="SimSun" w:hint="eastAsia"/>
           <w:b/>
           <w:spacing w:val="70"/>
           <w:sz w:val="56"/>
@@ -97,7 +97,7 @@
       </w:r>
       <w:r>
         <w:rPr>
-          <w:rFonts w:hAnsi="宋体" w:hint="eastAsia"/>
+          <w:rFonts w:hAnsi="SimSun" w:hint="eastAsia"/>
           <w:b/>
           <w:spacing w:val="70"/>
           <w:sz w:val="56"/>
@@ -106,7 +106,7 @@
       </w:r>
       <w:r>
         <w:rPr>
-          <w:rFonts w:hAnsi="宋体" w:hint="eastAsia"/>
+          <w:rFonts w:hAnsi="SimSun" w:hint="eastAsia"/>
           <w:b/>
           <w:spacing w:val="70"/>
           <w:sz w:val="56"/>
@@ -115,7 +115,7 @@
       </w:r>
       <w:r>
         <w:rPr>
-          <w:rFonts w:hAnsi="宋体" w:hint="eastAsia"/>
+          <w:rFonts w:hAnsi="SimSun" w:hint="eastAsia"/>
           <w:b/>
           <w:spacing w:val="70"/>
           <w:sz w:val="56"/>
@@ -127,7 +127,7 @@
     <w:p>
       <w:pPr>
         <w:rPr>
-          <w:rFonts w:hAnsi="宋体" w:hint="eastAsia"/>
+          <w:rFonts w:hAnsi="SimSun" w:hint="eastAsia"/>
         </w:rPr>
       </w:pPr>
     </w:p>
@@ -135,12 +135,12 @@
       <w:pPr>
         <w:jc w:val="center"/>
         <w:rPr>
-          <w:rFonts w:hAnsi="宋体" w:hint="eastAsia"/>
-        </w:rPr>
-      </w:pPr>
-      <w:r>
-        <w:rPr>
-          <w:rFonts w:hAnsi="宋体"/>
+          <w:rFonts w:hAnsi="SimSun" w:hint="eastAsia"/>
+        </w:rPr>
+      </w:pPr>
+      <w:r>
+        <w:rPr>
+          <w:rFonts w:hAnsi="SimSun"/>
           <w:noProof/>
         </w:rPr>
         <w:drawing>
@@ -196,14 +196,14 @@
     <w:p>
       <w:pPr>
         <w:rPr>
-          <w:rFonts w:hAnsi="宋体" w:hint="eastAsia"/>
-        </w:rPr>
-      </w:pPr>
-    </w:p>
-    <w:p>
-      <w:pPr>
-        <w:rPr>
-          <w:rFonts w:hAnsi="宋体" w:hint="eastAsia"/>
+          <w:rFonts w:hAnsi="SimSun" w:hint="eastAsia"/>
+        </w:rPr>
+      </w:pPr>
+    </w:p>
+    <w:p>
+      <w:pPr>
+        <w:rPr>
+          <w:rFonts w:hAnsi="SimSun" w:hint="eastAsia"/>
         </w:rPr>
       </w:pPr>
     </w:p>
@@ -212,7 +212,7 @@
         <w:spacing w:line="400" w:lineRule="exact"/>
         <w:jc w:val="center"/>
         <w:rPr>
-          <w:rFonts w:hAnsi="宋体" w:hint="eastAsia"/>
+          <w:rFonts w:hAnsi="SimSun" w:hint="eastAsia"/>
           <w:b/>
           <w:sz w:val="36"/>
           <w:shd w:val="clear" w:color="auto" w:fill="FAFAFA"/>
@@ -222,7 +222,7 @@
       <w:proofErr w:type="gramStart"/>
       <w:r>
         <w:rPr>
-          <w:rFonts w:hAnsi="宋体" w:hint="eastAsia"/>
+          <w:rFonts w:hAnsi="SimSun" w:hint="eastAsia"/>
           <w:b/>
           <w:sz w:val="36"/>
           <w:shd w:val="clear" w:color="auto" w:fill="FAFAFA"/>
@@ -233,7 +233,7 @@
       <w:proofErr w:type="gramEnd"/>
       <w:r>
         <w:rPr>
-          <w:rFonts w:hAnsi="宋体" w:hint="eastAsia"/>
+          <w:rFonts w:hAnsi="SimSun" w:hint="eastAsia"/>
           <w:b/>
           <w:sz w:val="36"/>
           <w:shd w:val="clear" w:color="auto" w:fill="FAFAFA"/>
@@ -243,7 +243,7 @@
       </w:r>
       <w:r>
         <w:rPr>
-          <w:rFonts w:hAnsi="宋体" w:hint="eastAsia"/>
+          <w:rFonts w:hAnsi="SimSun" w:hint="eastAsia"/>
           <w:b/>
           <w:sz w:val="36"/>
           <w:shd w:val="clear" w:color="auto" w:fill="FAFAFA"/>
@@ -256,7 +256,7 @@
       <w:pPr>
         <w:spacing w:line="400" w:lineRule="exact"/>
         <w:rPr>
-          <w:rFonts w:hAnsi="宋体" w:hint="eastAsia"/>
+          <w:rFonts w:hAnsi="SimSun" w:hint="eastAsia"/>
           <w:sz w:val="28"/>
           <w:lang w:eastAsia="zh-CN"/>
         </w:rPr>
@@ -266,7 +266,7 @@
       <w:pPr>
         <w:spacing w:line="400" w:lineRule="exact"/>
         <w:rPr>
-          <w:rFonts w:hAnsi="宋体" w:hint="eastAsia"/>
+          <w:rFonts w:hAnsi="SimSun" w:hint="eastAsia"/>
           <w:sz w:val="28"/>
           <w:lang w:eastAsia="zh-CN"/>
         </w:rPr>
@@ -276,7 +276,7 @@
       <w:pPr>
         <w:spacing w:line="400" w:lineRule="exact"/>
         <w:rPr>
-          <w:rFonts w:hAnsi="宋体" w:hint="eastAsia"/>
+          <w:rFonts w:hAnsi="SimSun" w:hint="eastAsia"/>
           <w:sz w:val="28"/>
           <w:lang w:eastAsia="zh-CN"/>
         </w:rPr>
@@ -313,34 +313,34 @@
             <w:pPr>
               <w:spacing w:line="400" w:lineRule="exact"/>
               <w:rPr>
-                <w:rFonts w:hAnsi="宋体" w:hint="eastAsia"/>
+                <w:rFonts w:hAnsi="SimSun" w:hint="eastAsia"/>
                 <w:sz w:val="28"/>
               </w:rPr>
             </w:pPr>
             <w:r>
               <w:rPr>
-                <w:rFonts w:hAnsi="宋体" w:hint="eastAsia"/>
+                <w:rFonts w:hAnsi="SimSun" w:hint="eastAsia"/>
                 <w:sz w:val="28"/>
               </w:rPr>
               <w:t>学</w:t>
             </w:r>
             <w:r>
               <w:rPr>
-                <w:rFonts w:hAnsi="宋体" w:hint="eastAsia"/>
+                <w:rFonts w:hAnsi="SimSun" w:hint="eastAsia"/>
                 <w:sz w:val="28"/>
               </w:rPr>
               <w:t xml:space="preserve"> </w:t>
             </w:r>
             <w:r>
               <w:rPr>
-                <w:rFonts w:hAnsi="宋体"/>
+                <w:rFonts w:hAnsi="SimSun"/>
                 <w:sz w:val="28"/>
               </w:rPr>
               <w:t xml:space="preserve">   </w:t>
             </w:r>
             <w:r>
               <w:rPr>
-                <w:rFonts w:hAnsi="宋体" w:hint="eastAsia"/>
+                <w:rFonts w:hAnsi="SimSun" w:hint="eastAsia"/>
                 <w:sz w:val="28"/>
               </w:rPr>
               <w:t>院：</w:t>
@@ -359,13 +359,13 @@
               <w:spacing w:line="400" w:lineRule="exact"/>
               <w:jc w:val="center"/>
               <w:rPr>
-                <w:rFonts w:hAnsi="宋体" w:hint="eastAsia"/>
+                <w:rFonts w:hAnsi="SimSun" w:hint="eastAsia"/>
                 <w:sz w:val="28"/>
               </w:rPr>
             </w:pPr>
             <w:r>
               <w:rPr>
-                <w:rFonts w:hAnsi="宋体" w:hint="eastAsia"/>
+                <w:rFonts w:hAnsi="SimSun" w:hint="eastAsia"/>
                 <w:sz w:val="28"/>
               </w:rPr>
               <w:t>软件学院</w:t>
@@ -385,34 +385,34 @@
             <w:pPr>
               <w:spacing w:line="400" w:lineRule="exact"/>
               <w:rPr>
-                <w:rFonts w:hAnsi="宋体" w:hint="eastAsia"/>
+                <w:rFonts w:hAnsi="SimSun" w:hint="eastAsia"/>
                 <w:sz w:val="28"/>
               </w:rPr>
             </w:pPr>
             <w:r>
               <w:rPr>
-                <w:rFonts w:hAnsi="宋体" w:hint="eastAsia"/>
+                <w:rFonts w:hAnsi="SimSun" w:hint="eastAsia"/>
                 <w:sz w:val="28"/>
               </w:rPr>
               <w:t>专</w:t>
             </w:r>
             <w:r>
               <w:rPr>
-                <w:rFonts w:hAnsi="宋体" w:hint="eastAsia"/>
+                <w:rFonts w:hAnsi="SimSun" w:hint="eastAsia"/>
                 <w:sz w:val="28"/>
               </w:rPr>
               <w:t xml:space="preserve"> </w:t>
             </w:r>
             <w:r>
               <w:rPr>
-                <w:rFonts w:hAnsi="宋体"/>
+                <w:rFonts w:hAnsi="SimSun"/>
                 <w:sz w:val="28"/>
               </w:rPr>
               <w:t xml:space="preserve">   </w:t>
             </w:r>
             <w:r>
               <w:rPr>
-                <w:rFonts w:hAnsi="宋体" w:hint="eastAsia"/>
+                <w:rFonts w:hAnsi="SimSun" w:hint="eastAsia"/>
                 <w:sz w:val="28"/>
               </w:rPr>
               <w:t>业：</w:t>
@@ -432,13 +432,13 @@
               <w:spacing w:line="400" w:lineRule="exact"/>
               <w:jc w:val="center"/>
               <w:rPr>
-                <w:rFonts w:hAnsi="宋体" w:hint="eastAsia"/>
+                <w:rFonts w:hAnsi="SimSun" w:hint="eastAsia"/>
                 <w:sz w:val="28"/>
               </w:rPr>
             </w:pPr>
             <w:r>
               <w:rPr>
-                <w:rFonts w:hAnsi="宋体" w:hint="eastAsia"/>
+                <w:rFonts w:hAnsi="SimSun" w:hint="eastAsia"/>
                 <w:sz w:val="28"/>
               </w:rPr>
               <w:t>软件工程</w:t>
@@ -458,13 +458,13 @@
             <w:pPr>
               <w:spacing w:line="400" w:lineRule="exact"/>
               <w:rPr>
-                <w:rFonts w:hAnsi="宋体" w:hint="eastAsia"/>
+                <w:rFonts w:hAnsi="SimSun" w:hint="eastAsia"/>
                 <w:sz w:val="28"/>
               </w:rPr>
             </w:pPr>
             <w:r>
               <w:rPr>
-                <w:rFonts w:hAnsi="宋体" w:hint="eastAsia"/>
+                <w:rFonts w:hAnsi="SimSun" w:hint="eastAsia"/>
                 <w:sz w:val="28"/>
               </w:rPr>
               <w:t>学生姓名：</w:t>
@@ -484,41 +484,41 @@
               <w:spacing w:line="400" w:lineRule="exact"/>
               <w:jc w:val="center"/>
               <w:rPr>
-                <w:rFonts w:hAnsi="宋体" w:hint="eastAsia"/>
+                <w:rFonts w:hAnsi="SimSun" w:hint="eastAsia"/>
                 <w:sz w:val="28"/>
               </w:rPr>
             </w:pPr>
             <w:r>
               <w:rPr>
-                <w:rFonts w:hAnsi="宋体" w:hint="eastAsia"/>
+                <w:rFonts w:hAnsi="SimSun" w:hint="eastAsia"/>
                 <w:sz w:val="28"/>
               </w:rPr>
               <w:t>魏杨广</w:t>
             </w:r>
             <w:r>
               <w:rPr>
-                <w:rFonts w:hAnsi="宋体" w:hint="eastAsia"/>
+                <w:rFonts w:hAnsi="SimSun" w:hint="eastAsia"/>
                 <w:sz w:val="28"/>
               </w:rPr>
               <w:t xml:space="preserve"> </w:t>
             </w:r>
             <w:r>
               <w:rPr>
-                <w:rFonts w:hAnsi="宋体" w:hint="eastAsia"/>
+                <w:rFonts w:hAnsi="SimSun" w:hint="eastAsia"/>
                 <w:sz w:val="28"/>
               </w:rPr>
               <w:t>彭嘉辉</w:t>
             </w:r>
             <w:r>
               <w:rPr>
-                <w:rFonts w:hAnsi="宋体" w:hint="eastAsia"/>
+                <w:rFonts w:hAnsi="SimSun" w:hint="eastAsia"/>
                 <w:sz w:val="28"/>
               </w:rPr>
               <w:t xml:space="preserve"> </w:t>
             </w:r>
             <w:r>
               <w:rPr>
-                <w:rFonts w:hAnsi="宋体" w:hint="eastAsia"/>
+                <w:rFonts w:hAnsi="SimSun" w:hint="eastAsia"/>
                 <w:sz w:val="28"/>
               </w:rPr>
               <w:t>李</w:t>
@@ -526,14 +526,14 @@
             <w:proofErr w:type="gramStart"/>
             <w:r>
               <w:rPr>
-                <w:rFonts w:hAnsi="宋体" w:hint="eastAsia"/>
+                <w:rFonts w:hAnsi="SimSun" w:hint="eastAsia"/>
                 <w:sz w:val="28"/>
               </w:rPr>
               <w:t>宇</w:t>
             </w:r>
             <w:r>
               <w:rPr>
-                <w:rFonts w:hAnsi="宋体" w:hint="eastAsia"/>
+                <w:rFonts w:hAnsi="SimSun" w:hint="eastAsia"/>
                 <w:sz w:val="28"/>
               </w:rPr>
               <w:t>李宣莹</w:t>
@@ -541,28 +541,28 @@
             <w:proofErr w:type="gramEnd"/>
             <w:r>
               <w:rPr>
-                <w:rFonts w:hAnsi="宋体" w:hint="eastAsia"/>
+                <w:rFonts w:hAnsi="SimSun" w:hint="eastAsia"/>
                 <w:sz w:val="28"/>
               </w:rPr>
               <w:t xml:space="preserve"> </w:t>
             </w:r>
             <w:r>
               <w:rPr>
-                <w:rFonts w:hAnsi="宋体" w:hint="eastAsia"/>
+                <w:rFonts w:hAnsi="SimSun" w:hint="eastAsia"/>
                 <w:sz w:val="28"/>
               </w:rPr>
               <w:t>程佳薇</w:t>
             </w:r>
             <w:r>
               <w:rPr>
-                <w:rFonts w:hAnsi="宋体" w:hint="eastAsia"/>
+                <w:rFonts w:hAnsi="SimSun" w:hint="eastAsia"/>
                 <w:sz w:val="28"/>
               </w:rPr>
               <w:t xml:space="preserve"> </w:t>
             </w:r>
             <w:r>
               <w:rPr>
-                <w:rFonts w:hAnsi="宋体" w:hint="eastAsia"/>
+                <w:rFonts w:hAnsi="SimSun" w:hint="eastAsia"/>
                 <w:sz w:val="28"/>
               </w:rPr>
               <w:t>林彤</w:t>
@@ -582,41 +582,41 @@
             <w:pPr>
               <w:spacing w:line="400" w:lineRule="exact"/>
               <w:rPr>
-                <w:rFonts w:hAnsi="宋体" w:hint="eastAsia"/>
+                <w:rFonts w:hAnsi="SimSun" w:hint="eastAsia"/>
                 <w:sz w:val="28"/>
               </w:rPr>
             </w:pPr>
             <w:r>
               <w:rPr>
-                <w:rFonts w:hAnsi="宋体" w:hint="eastAsia"/>
+                <w:rFonts w:hAnsi="SimSun" w:hint="eastAsia"/>
                 <w:sz w:val="28"/>
               </w:rPr>
               <w:t>年</w:t>
             </w:r>
             <w:r>
               <w:rPr>
-                <w:rFonts w:hAnsi="宋体" w:hint="eastAsia"/>
+                <w:rFonts w:hAnsi="SimSun" w:hint="eastAsia"/>
                 <w:sz w:val="28"/>
               </w:rPr>
               <w:t xml:space="preserve"> </w:t>
             </w:r>
             <w:r>
               <w:rPr>
-                <w:rFonts w:hAnsi="宋体"/>
+                <w:rFonts w:hAnsi="SimSun"/>
                 <w:sz w:val="28"/>
               </w:rPr>
               <w:t xml:space="preserve">   </w:t>
             </w:r>
             <w:r>
               <w:rPr>
-                <w:rFonts w:hAnsi="宋体" w:hint="eastAsia"/>
+                <w:rFonts w:hAnsi="SimSun" w:hint="eastAsia"/>
                 <w:sz w:val="28"/>
               </w:rPr>
               <w:t>级：</w:t>
             </w:r>
             <w:r>
               <w:rPr>
-                <w:rFonts w:hAnsi="宋体" w:hint="eastAsia"/>
+                <w:rFonts w:hAnsi="SimSun" w:hint="eastAsia"/>
                 <w:sz w:val="28"/>
               </w:rPr>
               <w:t xml:space="preserve"> </w:t>
@@ -636,27 +636,27 @@
               <w:spacing w:line="400" w:lineRule="exact"/>
               <w:jc w:val="center"/>
               <w:rPr>
-                <w:rFonts w:hAnsi="宋体" w:hint="eastAsia"/>
+                <w:rFonts w:hAnsi="SimSun" w:hint="eastAsia"/>
                 <w:sz w:val="28"/>
               </w:rPr>
             </w:pPr>
             <w:r>
               <w:rPr>
-                <w:rFonts w:hAnsi="宋体"/>
+                <w:rFonts w:hAnsi="SimSun"/>
                 <w:sz w:val="28"/>
               </w:rPr>
               <w:t>20</w:t>
             </w:r>
             <w:r>
               <w:rPr>
-                <w:rFonts w:hAnsi="宋体" w:hint="eastAsia"/>
+                <w:rFonts w:hAnsi="SimSun" w:hint="eastAsia"/>
                 <w:sz w:val="28"/>
               </w:rPr>
               <w:t>23</w:t>
             </w:r>
             <w:r>
               <w:rPr>
-                <w:rFonts w:hAnsi="宋体" w:hint="eastAsia"/>
+                <w:rFonts w:hAnsi="SimSun" w:hint="eastAsia"/>
                 <w:sz w:val="28"/>
               </w:rPr>
               <w:t>级</w:t>
@@ -669,19 +669,19 @@
       <w:pPr>
         <w:spacing w:line="400" w:lineRule="exact"/>
         <w:rPr>
-          <w:rFonts w:hAnsi="宋体"/>
+          <w:rFonts w:hAnsi="SimSun" w:hint="eastAsia"/>
           <w:sz w:val="28"/>
           <w:lang w:eastAsia="zh-CN"/>
         </w:rPr>
       </w:pPr>
       <w:bookmarkStart w:id="2" w:name="系统详细设计文档sdd"/>
-      <w:bookmarkEnd w:id="1"/>
+      <w:bookmarkEnd w:id="0"/>
     </w:p>
     <w:p>
       <w:pPr>
         <w:spacing w:line="400" w:lineRule="exact"/>
         <w:rPr>
-          <w:rFonts w:hAnsi="宋体"/>
+          <w:rFonts w:hAnsi="SimSun" w:hint="eastAsia"/>
           <w:sz w:val="28"/>
           <w:lang w:eastAsia="zh-CN"/>
         </w:rPr>
@@ -691,7 +691,7 @@
       <w:pPr>
         <w:spacing w:line="400" w:lineRule="exact"/>
         <w:rPr>
-          <w:rFonts w:hAnsi="宋体"/>
+          <w:rFonts w:hAnsi="SimSun" w:hint="eastAsia"/>
           <w:sz w:val="28"/>
           <w:lang w:eastAsia="zh-CN"/>
         </w:rPr>
@@ -906,7 +906,7 @@
         </w:trPr>
         <w:tc>
           <w:tcPr>
-            <w:tcW w:w="2214" w:type="dxa"/>
+            <w:tcW w:w="2160" w:type="dxa"/>
           </w:tcPr>
           <w:p>
             <w:pPr>
@@ -924,7 +924,7 @@
         </w:tc>
         <w:tc>
           <w:tcPr>
-            <w:tcW w:w="2214" w:type="dxa"/>
+            <w:tcW w:w="2160" w:type="dxa"/>
           </w:tcPr>
           <w:p>
             <w:pPr>
@@ -942,7 +942,7 @@
         </w:tc>
         <w:tc>
           <w:tcPr>
-            <w:tcW w:w="2214" w:type="dxa"/>
+            <w:tcW w:w="2160" w:type="dxa"/>
           </w:tcPr>
           <w:p>
             <w:pPr>
@@ -960,7 +960,7 @@
         </w:tc>
         <w:tc>
           <w:tcPr>
-            <w:tcW w:w="2214" w:type="dxa"/>
+            <w:tcW w:w="2160" w:type="dxa"/>
           </w:tcPr>
           <w:p>
             <w:pPr>
@@ -980,7 +980,7 @@
       <w:tr>
         <w:tc>
           <w:tcPr>
-            <w:tcW w:w="2214" w:type="dxa"/>
+            <w:tcW w:w="2160" w:type="dxa"/>
           </w:tcPr>
           <w:p>
             <w:pPr>
@@ -993,7 +993,7 @@
         </w:tc>
         <w:tc>
           <w:tcPr>
-            <w:tcW w:w="2214" w:type="dxa"/>
+            <w:tcW w:w="2160" w:type="dxa"/>
           </w:tcPr>
           <w:p>
             <w:pPr>
@@ -1006,7 +1006,7 @@
         </w:tc>
         <w:tc>
           <w:tcPr>
-            <w:tcW w:w="2214" w:type="dxa"/>
+            <w:tcW w:w="2160" w:type="dxa"/>
           </w:tcPr>
           <w:p>
             <w:pPr>
@@ -1034,7 +1034,7 @@
         </w:tc>
         <w:tc>
           <w:tcPr>
-            <w:tcW w:w="2214" w:type="dxa"/>
+            <w:tcW w:w="2160" w:type="dxa"/>
           </w:tcPr>
           <w:p>
             <w:pPr>
@@ -1056,7 +1056,7 @@
       <w:tr>
         <w:tc>
           <w:tcPr>
-            <w:tcW w:w="2214" w:type="dxa"/>
+            <w:tcW w:w="2160" w:type="dxa"/>
           </w:tcPr>
           <w:p>
             <w:pPr>
@@ -1069,7 +1069,7 @@
         </w:tc>
         <w:tc>
           <w:tcPr>
-            <w:tcW w:w="2214" w:type="dxa"/>
+            <w:tcW w:w="2160" w:type="dxa"/>
           </w:tcPr>
           <w:p>
             <w:pPr>
@@ -1082,7 +1082,7 @@
         </w:tc>
         <w:tc>
           <w:tcPr>
-            <w:tcW w:w="2214" w:type="dxa"/>
+            <w:tcW w:w="2160" w:type="dxa"/>
           </w:tcPr>
           <w:p>
             <w:pPr>
@@ -1102,7 +1102,7 @@
         </w:tc>
         <w:tc>
           <w:tcPr>
-            <w:tcW w:w="2214" w:type="dxa"/>
+            <w:tcW w:w="2160" w:type="dxa"/>
           </w:tcPr>
           <w:p>
             <w:pPr>
@@ -1161,13 +1161,12 @@
       <w:tr>
         <w:tc>
           <w:tcPr>
-            <w:tcW w:w="2214" w:type="dxa"/>
-          </w:tcPr>
-          <w:p>
-            <w:pPr>
-              <w:pStyle w:val="Compact"/>
-              <w:rPr>
-                <w:rFonts w:hint="eastAsia"/>
+            <w:tcW w:w="2160" w:type="dxa"/>
+          </w:tcPr>
+          <w:p>
+            <w:pPr>
+              <w:pStyle w:val="Compact"/>
+              <w:rPr>
                 <w:lang w:eastAsia="zh-CN"/>
               </w:rPr>
             </w:pPr>
@@ -1182,13 +1181,12 @@
         </w:tc>
         <w:tc>
           <w:tcPr>
-            <w:tcW w:w="2214" w:type="dxa"/>
-          </w:tcPr>
-          <w:p>
-            <w:pPr>
-              <w:pStyle w:val="Compact"/>
-              <w:rPr>
-                <w:rFonts w:hint="eastAsia"/>
+            <w:tcW w:w="2160" w:type="dxa"/>
+          </w:tcPr>
+          <w:p>
+            <w:pPr>
+              <w:pStyle w:val="Compact"/>
+              <w:rPr>
                 <w:lang w:eastAsia="zh-CN"/>
               </w:rPr>
             </w:pPr>
@@ -1202,13 +1200,12 @@
         </w:tc>
         <w:tc>
           <w:tcPr>
-            <w:tcW w:w="2214" w:type="dxa"/>
-          </w:tcPr>
-          <w:p>
-            <w:pPr>
-              <w:pStyle w:val="Compact"/>
-              <w:rPr>
-                <w:rFonts w:hint="eastAsia"/>
+            <w:tcW w:w="2160" w:type="dxa"/>
+          </w:tcPr>
+          <w:p>
+            <w:pPr>
+              <w:pStyle w:val="Compact"/>
+              <w:rPr>
                 <w:lang w:eastAsia="zh-CN"/>
               </w:rPr>
             </w:pPr>
@@ -1223,13 +1220,12 @@
         </w:tc>
         <w:tc>
           <w:tcPr>
-            <w:tcW w:w="2214" w:type="dxa"/>
-          </w:tcPr>
-          <w:p>
-            <w:pPr>
-              <w:pStyle w:val="Compact"/>
-              <w:rPr>
-                <w:rFonts w:hint="eastAsia"/>
+            <w:tcW w:w="2160" w:type="dxa"/>
+          </w:tcPr>
+          <w:p>
+            <w:pPr>
+              <w:pStyle w:val="Compact"/>
+              <w:rPr>
                 <w:lang w:eastAsia="zh-CN"/>
               </w:rPr>
             </w:pPr>
@@ -1239,6 +1235,120 @@
                 <w:lang w:eastAsia="zh-CN"/>
               </w:rPr>
               <w:t>整合文档</w:t>
+            </w:r>
+          </w:p>
+        </w:tc>
+      </w:tr>
+      <w:tr>
+        <w:tc>
+          <w:tcPr>
+            <w:tcW w:w="2160" w:type="dxa"/>
+          </w:tcPr>
+          <w:p>
+            <w:pPr>
+              <w:pStyle w:val="Compact"/>
+              <w:rPr>
+                <w:rFonts w:hint="eastAsia"/>
+                <w:lang w:eastAsia="zh-CN"/>
+              </w:rPr>
+            </w:pPr>
+            <w:r>
+              <w:rPr>
+                <w:rFonts w:hint="eastAsia"/>
+                <w:lang w:eastAsia="zh-CN"/>
+              </w:rPr>
+              <w:t>V1.3</w:t>
+            </w:r>
+          </w:p>
+        </w:tc>
+        <w:tc>
+          <w:tcPr>
+            <w:tcW w:w="2160" w:type="dxa"/>
+          </w:tcPr>
+          <w:p>
+            <w:pPr>
+              <w:pStyle w:val="Compact"/>
+              <w:rPr>
+                <w:rFonts w:hint="eastAsia"/>
+                <w:lang w:eastAsia="zh-CN"/>
+              </w:rPr>
+            </w:pPr>
+            <w:r>
+              <w:rPr>
+                <w:rFonts w:hint="eastAsia"/>
+                <w:lang w:eastAsia="zh-CN"/>
+              </w:rPr>
+              <w:t>2026/4/29</w:t>
+            </w:r>
+          </w:p>
+        </w:tc>
+        <w:tc>
+          <w:tcPr>
+            <w:tcW w:w="2160" w:type="dxa"/>
+          </w:tcPr>
+          <w:p>
+            <w:pPr>
+              <w:pStyle w:val="Compact"/>
+              <w:rPr>
+                <w:rFonts w:hint="eastAsia"/>
+                <w:lang w:eastAsia="zh-CN"/>
+              </w:rPr>
+            </w:pPr>
+            <w:proofErr w:type="gramStart"/>
+            <w:r>
+              <w:rPr>
+                <w:rFonts w:hint="eastAsia"/>
+                <w:lang w:eastAsia="zh-CN"/>
+              </w:rPr>
+              <w:t>李宣莹</w:t>
+            </w:r>
+            <w:proofErr w:type="gramEnd"/>
+          </w:p>
+        </w:tc>
+        <w:tc>
+          <w:tcPr>
+            <w:tcW w:w="2160" w:type="dxa"/>
+          </w:tcPr>
+          <w:p>
+            <w:pPr>
+              <w:pStyle w:val="Compact"/>
+              <w:rPr>
+                <w:rFonts w:hint="eastAsia"/>
+                <w:lang w:eastAsia="zh-CN"/>
+              </w:rPr>
+            </w:pPr>
+            <w:r>
+              <w:rPr>
+                <w:lang w:eastAsia="zh-CN"/>
+              </w:rPr>
+              <w:t>补充</w:t>
+            </w:r>
+            <w:r>
+              <w:rPr>
+                <w:rFonts w:hint="eastAsia"/>
+                <w:lang w:eastAsia="zh-CN"/>
+              </w:rPr>
+              <w:t>UI</w:t>
+            </w:r>
+            <w:r>
+              <w:rPr>
+                <w:rFonts w:hint="eastAsia"/>
+                <w:lang w:eastAsia="zh-CN"/>
+              </w:rPr>
+              <w:t>设计</w:t>
+            </w:r>
+            <w:r>
+              <w:rPr>
+                <w:rFonts w:hint="eastAsia"/>
+                <w:lang w:eastAsia="zh-CN"/>
+              </w:rPr>
+              <w:t>图</w:t>
+            </w:r>
+            <w:r>
+              <w:rPr>
+                <w:lang w:eastAsia="zh-CN"/>
+              </w:rPr>
+              <w:t>，优化部分框架图和流程图</w:t>
             </w:r>
           </w:p>
         </w:tc>
@@ -1535,12 +1645,13 @@
         </w:rPr>
       </w:pPr>
       <w:bookmarkStart w:id="6" w:name="概述"/>
-      <w:bookmarkEnd w:id="0"/>
+      <w:bookmarkEnd w:id="1"/>
       <w:bookmarkEnd w:id="5"/>
       <w:r>
         <w:rPr>
           <w:lang w:eastAsia="zh-CN"/>
         </w:rPr>
+        <w:lastRenderedPageBreak/>
         <w:t xml:space="preserve">1. </w:t>
       </w:r>
       <w:r>
@@ -2169,7 +2280,11 @@
         <w:t>Qwen3 Technical Report</w:t>
       </w:r>
       <w:r>
-        <w:t>. arXiv:2505.09388 [</w:t>
+        <w:t xml:space="preserve">. arXiv:2505.09388 </w:t>
+      </w:r>
+      <w:r>
+        <w:lastRenderedPageBreak/>
+        <w:t>[</w:t>
       </w:r>
       <w:hyperlink r:id="rId14" w:tgtFrame="_blank" w:history="1">
         <w:r>
@@ -2485,1487 +2600,59 @@
     </w:p>
     <w:p>
       <w:pPr>
-        <w:pStyle w:val="SourceCode"/>
-        <w:rPr>
-          <w:lang w:eastAsia="zh-CN"/>
-        </w:rPr>
-      </w:pPr>
-      <w:r>
-        <w:rPr>
-          <w:rStyle w:val="VerbatimChar"/>
-          <w:lang w:eastAsia="zh-CN"/>
-        </w:rPr>
-        <w:t>┌─────────────────────────────────────────────────────────────┐</w:t>
-      </w:r>
-      <w:r>
-        <w:rPr>
-          <w:lang w:eastAsia="zh-CN"/>
-        </w:rPr>
-        <w:br/>
-      </w:r>
-      <w:r>
-        <w:rPr>
-          <w:rStyle w:val="VerbatimChar"/>
-          <w:lang w:eastAsia="zh-CN"/>
-        </w:rPr>
-        <w:t xml:space="preserve">│                        </w:t>
-      </w:r>
-      <w:r>
-        <w:rPr>
-          <w:rStyle w:val="VerbatimChar"/>
-          <w:rFonts w:hint="eastAsia"/>
-          <w:lang w:eastAsia="zh-CN"/>
-        </w:rPr>
-        <w:t>前端层</w:t>
-      </w:r>
-      <w:r>
-        <w:rPr>
-          <w:rStyle w:val="VerbatimChar"/>
-          <w:lang w:eastAsia="zh-CN"/>
-        </w:rPr>
-        <w:t xml:space="preserve"> (Vue3)                         │</w:t>
-      </w:r>
-      <w:r>
-        <w:rPr>
-          <w:lang w:eastAsia="zh-CN"/>
-        </w:rPr>
-        <w:br/>
-      </w:r>
-      <w:r>
-        <w:rPr>
-          <w:rStyle w:val="VerbatimChar"/>
-          <w:lang w:eastAsia="zh-CN"/>
-        </w:rPr>
-        <w:t>│</w:t>
-      </w:r>
-      <w:proofErr w:type="gramStart"/>
-      <w:r>
-        <w:rPr>
-          <w:rStyle w:val="VerbatimChar"/>
-          <w:lang w:eastAsia="zh-CN"/>
-        </w:rPr>
-        <w:t xml:space="preserve">  ┌─────────────┐  ┌─────────────┐</w:t>
-      </w:r>
-      <w:proofErr w:type="gramEnd"/>
-      <w:r>
-        <w:rPr>
-          <w:rStyle w:val="VerbatimChar"/>
-          <w:lang w:eastAsia="zh-CN"/>
-        </w:rPr>
-        <w:t xml:space="preserve">  ┌─────────────────────┐ │</w:t>
-      </w:r>
-      <w:r>
-        <w:rPr>
-          <w:lang w:eastAsia="zh-CN"/>
-        </w:rPr>
-        <w:br/>
-      </w:r>
-      <w:r>
-        <w:rPr>
-          <w:rStyle w:val="VerbatimChar"/>
-          <w:lang w:eastAsia="zh-CN"/>
-        </w:rPr>
-        <w:t xml:space="preserve">│  │  </w:t>
-      </w:r>
-      <w:r>
-        <w:rPr>
-          <w:rStyle w:val="VerbatimChar"/>
-          <w:rFonts w:hint="eastAsia"/>
-          <w:lang w:eastAsia="zh-CN"/>
-        </w:rPr>
-        <w:t>教师工作台</w:t>
-      </w:r>
-      <w:proofErr w:type="gramStart"/>
-      <w:r>
-        <w:rPr>
-          <w:rStyle w:val="VerbatimChar"/>
-          <w:lang w:eastAsia="zh-CN"/>
-        </w:rPr>
-        <w:t xml:space="preserve">  │  │</w:t>
-      </w:r>
-      <w:proofErr w:type="gramEnd"/>
-      <w:r>
-        <w:rPr>
-          <w:rStyle w:val="VerbatimChar"/>
-          <w:lang w:eastAsia="zh-CN"/>
-        </w:rPr>
-        <w:t xml:space="preserve">  </w:t>
-      </w:r>
-      <w:r>
-        <w:rPr>
-          <w:rStyle w:val="VerbatimChar"/>
-          <w:rFonts w:hint="eastAsia"/>
-          <w:lang w:eastAsia="zh-CN"/>
-        </w:rPr>
-        <w:t>学生学习页</w:t>
-      </w:r>
-      <w:proofErr w:type="gramStart"/>
-      <w:r>
-        <w:rPr>
-          <w:rStyle w:val="VerbatimChar"/>
-          <w:lang w:eastAsia="zh-CN"/>
-        </w:rPr>
-        <w:t xml:space="preserve">  │  │</w:t>
-      </w:r>
-      <w:proofErr w:type="gramEnd"/>
-      <w:r>
-        <w:rPr>
-          <w:rStyle w:val="VerbatimChar"/>
-          <w:lang w:eastAsia="zh-CN"/>
-        </w:rPr>
-        <w:t xml:space="preserve">      </w:t>
-      </w:r>
-      <w:r>
-        <w:rPr>
-          <w:rStyle w:val="VerbatimChar"/>
-          <w:rFonts w:hint="eastAsia"/>
-          <w:lang w:eastAsia="zh-CN"/>
-        </w:rPr>
-        <w:t>管理后台</w:t>
-      </w:r>
-      <w:r>
-        <w:rPr>
-          <w:rStyle w:val="VerbatimChar"/>
-          <w:lang w:eastAsia="zh-CN"/>
-        </w:rPr>
-        <w:t xml:space="preserve">        │ │</w:t>
-      </w:r>
-      <w:r>
-        <w:rPr>
-          <w:lang w:eastAsia="zh-CN"/>
-        </w:rPr>
-        <w:br/>
-      </w:r>
-      <w:r>
-        <w:rPr>
-          <w:rStyle w:val="VerbatimChar"/>
-          <w:lang w:eastAsia="zh-CN"/>
-        </w:rPr>
-        <w:t xml:space="preserve">│  │  </w:t>
-      </w:r>
-      <w:r>
-        <w:rPr>
-          <w:rStyle w:val="VerbatimChar"/>
-          <w:rFonts w:hint="eastAsia"/>
-          <w:lang w:eastAsia="zh-CN"/>
-        </w:rPr>
-        <w:t>(</w:t>
-      </w:r>
-      <w:r>
-        <w:rPr>
-          <w:rStyle w:val="VerbatimChar"/>
-          <w:rFonts w:hint="eastAsia"/>
-          <w:lang w:eastAsia="zh-CN"/>
-        </w:rPr>
-        <w:t>备课</w:t>
-      </w:r>
-      <w:r>
-        <w:rPr>
-          <w:rStyle w:val="VerbatimChar"/>
-          <w:rFonts w:hint="eastAsia"/>
-          <w:lang w:eastAsia="zh-CN"/>
-        </w:rPr>
-        <w:t>/</w:t>
-      </w:r>
-      <w:r>
-        <w:rPr>
-          <w:rStyle w:val="VerbatimChar"/>
-          <w:rFonts w:hint="eastAsia"/>
-          <w:lang w:eastAsia="zh-CN"/>
-        </w:rPr>
-        <w:t>考核</w:t>
-      </w:r>
-      <w:r>
-        <w:rPr>
-          <w:rStyle w:val="VerbatimChar"/>
-          <w:rFonts w:hint="eastAsia"/>
-          <w:lang w:eastAsia="zh-CN"/>
-        </w:rPr>
-        <w:t>/</w:t>
-      </w:r>
-      <w:r>
-        <w:rPr>
-          <w:rStyle w:val="VerbatimChar"/>
-          <w:lang w:eastAsia="zh-CN"/>
-        </w:rPr>
-        <w:t xml:space="preserve"> │  │ </w:t>
-      </w:r>
-      <w:r>
-        <w:rPr>
-          <w:rStyle w:val="VerbatimChar"/>
-          <w:rFonts w:hint="eastAsia"/>
-          <w:lang w:eastAsia="zh-CN"/>
-        </w:rPr>
-        <w:t>(</w:t>
-      </w:r>
-      <w:r>
-        <w:rPr>
-          <w:rStyle w:val="VerbatimChar"/>
-          <w:rFonts w:hint="eastAsia"/>
-          <w:lang w:eastAsia="zh-CN"/>
-        </w:rPr>
-        <w:t>问答</w:t>
-      </w:r>
-      <w:r>
-        <w:rPr>
-          <w:rStyle w:val="VerbatimChar"/>
-          <w:rFonts w:hint="eastAsia"/>
-          <w:lang w:eastAsia="zh-CN"/>
-        </w:rPr>
-        <w:t>/</w:t>
-      </w:r>
-      <w:r>
-        <w:rPr>
-          <w:rStyle w:val="VerbatimChar"/>
-          <w:rFonts w:hint="eastAsia"/>
-          <w:lang w:eastAsia="zh-CN"/>
-        </w:rPr>
-        <w:t>练习</w:t>
-      </w:r>
-      <w:r>
-        <w:rPr>
-          <w:rStyle w:val="VerbatimChar"/>
-          <w:rFonts w:hint="eastAsia"/>
-          <w:lang w:eastAsia="zh-CN"/>
-        </w:rPr>
-        <w:t>/</w:t>
-      </w:r>
-      <w:r>
-        <w:rPr>
-          <w:rStyle w:val="VerbatimChar"/>
-          <w:lang w:eastAsia="zh-CN"/>
-        </w:rPr>
-        <w:t xml:space="preserve"> │  │ </w:t>
-      </w:r>
-      <w:r>
-        <w:rPr>
-          <w:rStyle w:val="VerbatimChar"/>
-          <w:rFonts w:hint="eastAsia"/>
-          <w:lang w:eastAsia="zh-CN"/>
-        </w:rPr>
-        <w:t>(</w:t>
-      </w:r>
-      <w:r>
-        <w:rPr>
-          <w:rStyle w:val="VerbatimChar"/>
-          <w:rFonts w:hint="eastAsia"/>
-          <w:lang w:eastAsia="zh-CN"/>
-        </w:rPr>
-        <w:t>用户</w:t>
-      </w:r>
-      <w:r>
-        <w:rPr>
-          <w:rStyle w:val="VerbatimChar"/>
-          <w:rFonts w:hint="eastAsia"/>
-          <w:lang w:eastAsia="zh-CN"/>
-        </w:rPr>
-        <w:t>/</w:t>
-      </w:r>
-      <w:r>
-        <w:rPr>
-          <w:rStyle w:val="VerbatimChar"/>
-          <w:rFonts w:hint="eastAsia"/>
-          <w:lang w:eastAsia="zh-CN"/>
-        </w:rPr>
-        <w:t>资源</w:t>
-      </w:r>
-      <w:r>
-        <w:rPr>
-          <w:rStyle w:val="VerbatimChar"/>
-          <w:rFonts w:hint="eastAsia"/>
-          <w:lang w:eastAsia="zh-CN"/>
-        </w:rPr>
-        <w:t>/</w:t>
-      </w:r>
-      <w:r>
-        <w:rPr>
-          <w:rStyle w:val="VerbatimChar"/>
-          <w:rFonts w:hint="eastAsia"/>
-          <w:lang w:eastAsia="zh-CN"/>
-        </w:rPr>
-        <w:t>数据大屏</w:t>
-      </w:r>
-      <w:r>
-        <w:rPr>
-          <w:rStyle w:val="VerbatimChar"/>
-          <w:rFonts w:hint="eastAsia"/>
-          <w:lang w:eastAsia="zh-CN"/>
-        </w:rPr>
-        <w:t>)</w:t>
-      </w:r>
-      <w:r>
-        <w:rPr>
-          <w:rStyle w:val="VerbatimChar"/>
-          <w:lang w:eastAsia="zh-CN"/>
-        </w:rPr>
-        <w:t xml:space="preserve"> │ │</w:t>
-      </w:r>
-      <w:r>
-        <w:rPr>
-          <w:lang w:eastAsia="zh-CN"/>
-        </w:rPr>
-        <w:br/>
-      </w:r>
-      <w:r>
-        <w:rPr>
-          <w:rStyle w:val="VerbatimChar"/>
-          <w:lang w:eastAsia="zh-CN"/>
-        </w:rPr>
-        <w:t xml:space="preserve">│  │   </w:t>
-      </w:r>
-      <w:r>
-        <w:rPr>
-          <w:rStyle w:val="VerbatimChar"/>
-          <w:rFonts w:hint="eastAsia"/>
-          <w:lang w:eastAsia="zh-CN"/>
-        </w:rPr>
-        <w:t>批改</w:t>
-      </w:r>
-      <w:r>
-        <w:rPr>
-          <w:rStyle w:val="VerbatimChar"/>
-          <w:rFonts w:hint="eastAsia"/>
-          <w:lang w:eastAsia="zh-CN"/>
-        </w:rPr>
-        <w:t>/</w:t>
-      </w:r>
-      <w:r>
-        <w:rPr>
-          <w:rStyle w:val="VerbatimChar"/>
-          <w:rFonts w:hint="eastAsia"/>
-          <w:lang w:eastAsia="zh-CN"/>
-        </w:rPr>
-        <w:t>分析</w:t>
-      </w:r>
-      <w:r>
-        <w:rPr>
-          <w:rStyle w:val="VerbatimChar"/>
-          <w:rFonts w:hint="eastAsia"/>
-          <w:lang w:eastAsia="zh-CN"/>
-        </w:rPr>
-        <w:t>)</w:t>
-      </w:r>
-      <w:r>
-        <w:rPr>
-          <w:rStyle w:val="VerbatimChar"/>
-          <w:lang w:eastAsia="zh-CN"/>
-        </w:rPr>
-        <w:t xml:space="preserve"> │  │   </w:t>
-      </w:r>
-      <w:r>
-        <w:rPr>
-          <w:rStyle w:val="VerbatimChar"/>
-          <w:rFonts w:hint="eastAsia"/>
-          <w:lang w:eastAsia="zh-CN"/>
-        </w:rPr>
-        <w:t>纠错</w:t>
-      </w:r>
-      <w:r>
-        <w:rPr>
-          <w:rStyle w:val="VerbatimChar"/>
-          <w:rFonts w:hint="eastAsia"/>
-          <w:lang w:eastAsia="zh-CN"/>
-        </w:rPr>
-        <w:t>)</w:t>
-      </w:r>
-      <w:r>
-        <w:rPr>
-          <w:rStyle w:val="VerbatimChar"/>
-          <w:lang w:eastAsia="zh-CN"/>
-        </w:rPr>
-        <w:t xml:space="preserve">     │  │                     │ │</w:t>
-      </w:r>
-      <w:r>
-        <w:rPr>
-          <w:lang w:eastAsia="zh-CN"/>
-        </w:rPr>
-        <w:br/>
-      </w:r>
-      <w:r>
-        <w:rPr>
-          <w:rStyle w:val="VerbatimChar"/>
-          <w:lang w:eastAsia="zh-CN"/>
-        </w:rPr>
-        <w:t>│</w:t>
-      </w:r>
-      <w:proofErr w:type="gramStart"/>
-      <w:r>
-        <w:rPr>
-          <w:rStyle w:val="VerbatimChar"/>
-          <w:lang w:eastAsia="zh-CN"/>
-        </w:rPr>
-        <w:t xml:space="preserve">  └─────────────┘  └─────────────┘</w:t>
-      </w:r>
-      <w:proofErr w:type="gramEnd"/>
-      <w:r>
-        <w:rPr>
-          <w:rStyle w:val="VerbatimChar"/>
-          <w:lang w:eastAsia="zh-CN"/>
-        </w:rPr>
-        <w:t xml:space="preserve">  └─────────────────────┘ │</w:t>
-      </w:r>
-      <w:r>
-        <w:rPr>
-          <w:lang w:eastAsia="zh-CN"/>
-        </w:rPr>
-        <w:br/>
-      </w:r>
-      <w:r>
-        <w:rPr>
-          <w:rStyle w:val="VerbatimChar"/>
-          <w:lang w:eastAsia="zh-CN"/>
-        </w:rPr>
-        <w:t>└────────────────────────┬────────────────────────────────────┘</w:t>
-      </w:r>
-      <w:r>
-        <w:rPr>
-          <w:lang w:eastAsia="zh-CN"/>
-        </w:rPr>
-        <w:br/>
-      </w:r>
-      <w:r>
-        <w:rPr>
-          <w:rStyle w:val="VerbatimChar"/>
-          <w:lang w:eastAsia="zh-CN"/>
-        </w:rPr>
-        <w:t xml:space="preserve">                         │ HTTPS/RESTful API</w:t>
-      </w:r>
-      <w:r>
-        <w:rPr>
-          <w:lang w:eastAsia="zh-CN"/>
-        </w:rPr>
-        <w:br/>
-      </w:r>
-      <w:r>
-        <w:rPr>
-          <w:rStyle w:val="VerbatimChar"/>
-          <w:lang w:eastAsia="zh-CN"/>
-        </w:rPr>
-        <w:t>┌────────────────────────▼────────────────────────────────────┐</w:t>
-      </w:r>
-      <w:r>
-        <w:rPr>
-          <w:lang w:eastAsia="zh-CN"/>
-        </w:rPr>
-        <w:br/>
-      </w:r>
-      <w:r>
-        <w:rPr>
-          <w:rStyle w:val="VerbatimChar"/>
-          <w:lang w:eastAsia="zh-CN"/>
-        </w:rPr>
-        <w:t xml:space="preserve">│                      </w:t>
-      </w:r>
-      <w:r>
-        <w:rPr>
-          <w:rStyle w:val="VerbatimChar"/>
-          <w:rFonts w:hint="eastAsia"/>
-          <w:lang w:eastAsia="zh-CN"/>
-        </w:rPr>
-        <w:t>API</w:t>
-      </w:r>
-      <w:r>
-        <w:rPr>
-          <w:rStyle w:val="VerbatimChar"/>
-          <w:rFonts w:hint="eastAsia"/>
-          <w:lang w:eastAsia="zh-CN"/>
-        </w:rPr>
-        <w:t>网关层</w:t>
-      </w:r>
-      <w:r>
-        <w:rPr>
-          <w:rStyle w:val="VerbatimChar"/>
-          <w:lang w:eastAsia="zh-CN"/>
-        </w:rPr>
-        <w:t xml:space="preserve"> (</w:t>
-      </w:r>
-      <w:proofErr w:type="spellStart"/>
-      <w:r>
-        <w:rPr>
-          <w:rStyle w:val="VerbatimChar"/>
-          <w:lang w:eastAsia="zh-CN"/>
-        </w:rPr>
-        <w:t>FastAPI</w:t>
-      </w:r>
-      <w:proofErr w:type="spellEnd"/>
-      <w:r>
-        <w:rPr>
-          <w:rStyle w:val="VerbatimChar"/>
-          <w:lang w:eastAsia="zh-CN"/>
-        </w:rPr>
-        <w:t>)                      │</w:t>
-      </w:r>
-      <w:r>
-        <w:rPr>
-          <w:lang w:eastAsia="zh-CN"/>
-        </w:rPr>
-        <w:br/>
-      </w:r>
-      <w:r>
-        <w:rPr>
-          <w:rStyle w:val="VerbatimChar"/>
-          <w:lang w:eastAsia="zh-CN"/>
-        </w:rPr>
-        <w:t xml:space="preserve">│              </w:t>
-      </w:r>
-      <w:r>
-        <w:rPr>
-          <w:rStyle w:val="VerbatimChar"/>
-          <w:rFonts w:hint="eastAsia"/>
-          <w:lang w:eastAsia="zh-CN"/>
-        </w:rPr>
-        <w:t>路由分发</w:t>
-      </w:r>
-      <w:r>
-        <w:rPr>
-          <w:rStyle w:val="VerbatimChar"/>
-          <w:lang w:eastAsia="zh-CN"/>
-        </w:rPr>
-        <w:t xml:space="preserve"> / </w:t>
-      </w:r>
-      <w:r>
-        <w:rPr>
-          <w:rStyle w:val="VerbatimChar"/>
-          <w:rFonts w:hint="eastAsia"/>
-          <w:lang w:eastAsia="zh-CN"/>
-        </w:rPr>
-        <w:t>认证鉴权</w:t>
-      </w:r>
-      <w:r>
-        <w:rPr>
-          <w:rStyle w:val="VerbatimChar"/>
-          <w:lang w:eastAsia="zh-CN"/>
-        </w:rPr>
-        <w:t xml:space="preserve"> / </w:t>
-      </w:r>
-      <w:r>
-        <w:rPr>
-          <w:rStyle w:val="VerbatimChar"/>
-          <w:rFonts w:hint="eastAsia"/>
-          <w:lang w:eastAsia="zh-CN"/>
-        </w:rPr>
-        <w:t>限流日志</w:t>
-      </w:r>
-      <w:r>
-        <w:rPr>
-          <w:rStyle w:val="VerbatimChar"/>
-          <w:lang w:eastAsia="zh-CN"/>
-        </w:rPr>
-        <w:t xml:space="preserve">                   │</w:t>
-      </w:r>
-      <w:r>
-        <w:rPr>
-          <w:lang w:eastAsia="zh-CN"/>
-        </w:rPr>
-        <w:br/>
-      </w:r>
-      <w:r>
-        <w:rPr>
-          <w:rStyle w:val="VerbatimChar"/>
-          <w:lang w:eastAsia="zh-CN"/>
-        </w:rPr>
-        <w:t>└────────────────────────┬────────────────────────────────────┘</w:t>
-      </w:r>
-      <w:r>
-        <w:rPr>
-          <w:lang w:eastAsia="zh-CN"/>
-        </w:rPr>
-        <w:br/>
-      </w:r>
-      <w:r>
-        <w:rPr>
-          <w:rStyle w:val="VerbatimChar"/>
-          <w:lang w:eastAsia="zh-CN"/>
-        </w:rPr>
-        <w:t xml:space="preserve">                         │</w:t>
-      </w:r>
-      <w:r>
-        <w:rPr>
-          <w:lang w:eastAsia="zh-CN"/>
-        </w:rPr>
-        <w:br/>
-      </w:r>
-      <w:r>
-        <w:rPr>
-          <w:rStyle w:val="VerbatimChar"/>
-          <w:lang w:eastAsia="zh-CN"/>
-        </w:rPr>
-        <w:t xml:space="preserve">        ┌────────────────┼────────────────┐</w:t>
-      </w:r>
-      <w:r>
-        <w:rPr>
-          <w:lang w:eastAsia="zh-CN"/>
-        </w:rPr>
-        <w:br/>
-      </w:r>
-      <w:r>
-        <w:rPr>
-          <w:rStyle w:val="VerbatimChar"/>
-          <w:lang w:eastAsia="zh-CN"/>
-        </w:rPr>
-        <w:t xml:space="preserve">        </w:t>
-      </w:r>
-      <w:proofErr w:type="gramStart"/>
-      <w:r>
-        <w:rPr>
-          <w:rStyle w:val="VerbatimChar"/>
-          <w:lang w:eastAsia="zh-CN"/>
-        </w:rPr>
-        <w:t xml:space="preserve">│                │                </w:t>
-      </w:r>
-      <w:proofErr w:type="gramEnd"/>
-      <w:r>
-        <w:rPr>
-          <w:rStyle w:val="VerbatimChar"/>
-          <w:lang w:eastAsia="zh-CN"/>
-        </w:rPr>
-        <w:t>│</w:t>
-      </w:r>
-      <w:r>
-        <w:rPr>
-          <w:lang w:eastAsia="zh-CN"/>
-        </w:rPr>
-        <w:br/>
-      </w:r>
-      <w:r>
-        <w:rPr>
-          <w:rStyle w:val="VerbatimChar"/>
-          <w:lang w:eastAsia="zh-CN"/>
-        </w:rPr>
-        <w:t>┌───────▼──────┐ ┌──────▼───────┐ ┌──────▼───────┐</w:t>
-      </w:r>
-      <w:r>
-        <w:rPr>
-          <w:lang w:eastAsia="zh-CN"/>
-        </w:rPr>
-        <w:br/>
-      </w:r>
-      <w:r>
-        <w:rPr>
-          <w:rStyle w:val="VerbatimChar"/>
-          <w:lang w:eastAsia="zh-CN"/>
-        </w:rPr>
-        <w:t xml:space="preserve">│   </w:t>
-      </w:r>
-      <w:r>
-        <w:rPr>
-          <w:rStyle w:val="VerbatimChar"/>
-          <w:rFonts w:hint="eastAsia"/>
-          <w:lang w:eastAsia="zh-CN"/>
-        </w:rPr>
-        <w:t>业务服务层</w:t>
-      </w:r>
-      <w:r>
-        <w:rPr>
-          <w:rStyle w:val="VerbatimChar"/>
-          <w:lang w:eastAsia="zh-CN"/>
-        </w:rPr>
-        <w:t xml:space="preserve">  │ │   </w:t>
-      </w:r>
-      <w:r>
-        <w:rPr>
-          <w:rStyle w:val="VerbatimChar"/>
-          <w:rFonts w:hint="eastAsia"/>
-          <w:lang w:eastAsia="zh-CN"/>
-        </w:rPr>
-        <w:t>RAG</w:t>
-      </w:r>
-      <w:r>
-        <w:rPr>
-          <w:rStyle w:val="VerbatimChar"/>
-          <w:rFonts w:hint="eastAsia"/>
-          <w:lang w:eastAsia="zh-CN"/>
-        </w:rPr>
-        <w:t>核心层</w:t>
-      </w:r>
-      <w:r>
-        <w:rPr>
-          <w:rStyle w:val="VerbatimChar"/>
-          <w:lang w:eastAsia="zh-CN"/>
-        </w:rPr>
-        <w:t xml:space="preserve">   │ │   </w:t>
-      </w:r>
-      <w:r>
-        <w:rPr>
-          <w:rStyle w:val="VerbatimChar"/>
-          <w:rFonts w:hint="eastAsia"/>
-          <w:lang w:eastAsia="zh-CN"/>
-        </w:rPr>
-        <w:t>基础服务层</w:t>
-      </w:r>
-      <w:r>
-        <w:rPr>
-          <w:rStyle w:val="VerbatimChar"/>
-          <w:lang w:eastAsia="zh-CN"/>
-        </w:rPr>
-        <w:t xml:space="preserve">  │</w:t>
-      </w:r>
-      <w:r>
-        <w:rPr>
-          <w:lang w:eastAsia="zh-CN"/>
-        </w:rPr>
-        <w:br/>
-      </w:r>
-      <w:r>
-        <w:rPr>
-          <w:rStyle w:val="VerbatimChar"/>
-          <w:lang w:eastAsia="zh-CN"/>
-        </w:rPr>
-        <w:t>│              │ │              │ │              │</w:t>
-      </w:r>
-      <w:r>
-        <w:rPr>
-          <w:lang w:eastAsia="zh-CN"/>
-        </w:rPr>
-        <w:br/>
-      </w:r>
-      <w:r>
-        <w:rPr>
-          <w:rStyle w:val="VerbatimChar"/>
-          <w:lang w:eastAsia="zh-CN"/>
-        </w:rPr>
-        <w:t xml:space="preserve">│ • </w:t>
-      </w:r>
-      <w:r>
-        <w:rPr>
-          <w:rStyle w:val="VerbatimChar"/>
-          <w:rFonts w:hint="eastAsia"/>
-          <w:lang w:eastAsia="zh-CN"/>
-        </w:rPr>
-        <w:t>用户服务</w:t>
-      </w:r>
-      <w:r>
-        <w:rPr>
-          <w:rStyle w:val="VerbatimChar"/>
-          <w:lang w:eastAsia="zh-CN"/>
-        </w:rPr>
-        <w:t xml:space="preserve">   │ │ • </w:t>
-      </w:r>
-      <w:r>
-        <w:rPr>
-          <w:rStyle w:val="VerbatimChar"/>
-          <w:rFonts w:hint="eastAsia"/>
-          <w:lang w:eastAsia="zh-CN"/>
-        </w:rPr>
-        <w:t>知识库构建</w:t>
-      </w:r>
-      <w:r>
-        <w:rPr>
-          <w:rStyle w:val="VerbatimChar"/>
-          <w:lang w:eastAsia="zh-CN"/>
-        </w:rPr>
-        <w:t xml:space="preserve">  │ │ • </w:t>
-      </w:r>
-      <w:r>
-        <w:rPr>
-          <w:rStyle w:val="VerbatimChar"/>
-          <w:rFonts w:hint="eastAsia"/>
-          <w:lang w:eastAsia="zh-CN"/>
-        </w:rPr>
-        <w:t>数据库服务</w:t>
-      </w:r>
-      <w:r>
-        <w:rPr>
-          <w:rStyle w:val="VerbatimChar"/>
-          <w:lang w:eastAsia="zh-CN"/>
-        </w:rPr>
-        <w:t xml:space="preserve">  │</w:t>
-      </w:r>
-      <w:r>
-        <w:rPr>
-          <w:lang w:eastAsia="zh-CN"/>
-        </w:rPr>
-        <w:br/>
-      </w:r>
-      <w:r>
-        <w:rPr>
-          <w:rStyle w:val="VerbatimChar"/>
-          <w:lang w:eastAsia="zh-CN"/>
-        </w:rPr>
-        <w:t xml:space="preserve">│ • </w:t>
-      </w:r>
-      <w:r>
-        <w:rPr>
-          <w:rStyle w:val="VerbatimChar"/>
-          <w:rFonts w:hint="eastAsia"/>
-          <w:lang w:eastAsia="zh-CN"/>
-        </w:rPr>
-        <w:t>教师服务</w:t>
-      </w:r>
-      <w:r>
-        <w:rPr>
-          <w:rStyle w:val="VerbatimChar"/>
-          <w:lang w:eastAsia="zh-CN"/>
-        </w:rPr>
-        <w:t xml:space="preserve">   │ │ • </w:t>
-      </w:r>
-      <w:r>
-        <w:rPr>
-          <w:rStyle w:val="VerbatimChar"/>
-          <w:rFonts w:hint="eastAsia"/>
-          <w:lang w:eastAsia="zh-CN"/>
-        </w:rPr>
-        <w:t>向量检索</w:t>
-      </w:r>
-      <w:r>
-        <w:rPr>
-          <w:rStyle w:val="VerbatimChar"/>
-          <w:lang w:eastAsia="zh-CN"/>
-        </w:rPr>
-        <w:t xml:space="preserve">    │ │ • </w:t>
-      </w:r>
-      <w:r>
-        <w:rPr>
-          <w:rStyle w:val="VerbatimChar"/>
-          <w:rFonts w:hint="eastAsia"/>
-          <w:lang w:eastAsia="zh-CN"/>
-        </w:rPr>
-        <w:t>文件存储</w:t>
-      </w:r>
-      <w:r>
-        <w:rPr>
-          <w:rStyle w:val="VerbatimChar"/>
-          <w:lang w:eastAsia="zh-CN"/>
-        </w:rPr>
-        <w:t xml:space="preserve">    │</w:t>
-      </w:r>
-      <w:r>
-        <w:rPr>
-          <w:lang w:eastAsia="zh-CN"/>
-        </w:rPr>
-        <w:br/>
-      </w:r>
-      <w:r>
-        <w:rPr>
-          <w:rStyle w:val="VerbatimChar"/>
-          <w:lang w:eastAsia="zh-CN"/>
-        </w:rPr>
-        <w:t xml:space="preserve">│ • </w:t>
-      </w:r>
-      <w:r>
-        <w:rPr>
-          <w:rStyle w:val="VerbatimChar"/>
-          <w:rFonts w:hint="eastAsia"/>
-          <w:lang w:eastAsia="zh-CN"/>
-        </w:rPr>
-        <w:t>学生服务</w:t>
-      </w:r>
-      <w:r>
-        <w:rPr>
-          <w:rStyle w:val="VerbatimChar"/>
-          <w:lang w:eastAsia="zh-CN"/>
-        </w:rPr>
-        <w:t xml:space="preserve">   │ │ • </w:t>
-      </w:r>
-      <w:r>
-        <w:rPr>
-          <w:rStyle w:val="VerbatimChar"/>
-          <w:rFonts w:hint="eastAsia"/>
-          <w:lang w:eastAsia="zh-CN"/>
-        </w:rPr>
-        <w:t>LLM</w:t>
-      </w:r>
-      <w:r>
-        <w:rPr>
-          <w:rStyle w:val="VerbatimChar"/>
-          <w:rFonts w:hint="eastAsia"/>
-          <w:lang w:eastAsia="zh-CN"/>
-        </w:rPr>
-        <w:t>生成</w:t>
-      </w:r>
-      <w:r>
-        <w:rPr>
-          <w:rStyle w:val="VerbatimChar"/>
-          <w:lang w:eastAsia="zh-CN"/>
-        </w:rPr>
-        <w:t xml:space="preserve">     │ │ • </w:t>
-      </w:r>
-      <w:r>
-        <w:rPr>
-          <w:rStyle w:val="VerbatimChar"/>
-          <w:rFonts w:hint="eastAsia"/>
-          <w:lang w:eastAsia="zh-CN"/>
-        </w:rPr>
-        <w:t>日志审计</w:t>
-      </w:r>
-      <w:r>
-        <w:rPr>
-          <w:rStyle w:val="VerbatimChar"/>
-          <w:lang w:eastAsia="zh-CN"/>
-        </w:rPr>
-        <w:t xml:space="preserve">    │</w:t>
-      </w:r>
-      <w:r>
-        <w:rPr>
-          <w:lang w:eastAsia="zh-CN"/>
-        </w:rPr>
-        <w:br/>
-      </w:r>
-      <w:r>
-        <w:rPr>
-          <w:rStyle w:val="VerbatimChar"/>
-          <w:lang w:eastAsia="zh-CN"/>
-        </w:rPr>
-        <w:t xml:space="preserve">│ • </w:t>
-      </w:r>
-      <w:r>
-        <w:rPr>
-          <w:rStyle w:val="VerbatimChar"/>
-          <w:rFonts w:hint="eastAsia"/>
-          <w:lang w:eastAsia="zh-CN"/>
-        </w:rPr>
-        <w:t>管理服务</w:t>
-      </w:r>
-      <w:r>
-        <w:rPr>
-          <w:rStyle w:val="VerbatimChar"/>
-          <w:lang w:eastAsia="zh-CN"/>
-        </w:rPr>
-        <w:t xml:space="preserve">   │ │              │ │              │</w:t>
-      </w:r>
-      <w:r>
-        <w:rPr>
-          <w:lang w:eastAsia="zh-CN"/>
-        </w:rPr>
-        <w:br/>
-      </w:r>
-      <w:r>
-        <w:rPr>
-          <w:rStyle w:val="VerbatimChar"/>
-          <w:lang w:eastAsia="zh-CN"/>
-        </w:rPr>
-        <w:t>└───────┬──────┘ └──────┬───────┘ └──────┬───────┘</w:t>
-      </w:r>
-      <w:r>
-        <w:rPr>
-          <w:lang w:eastAsia="zh-CN"/>
-        </w:rPr>
-        <w:br/>
-      </w:r>
-      <w:r>
-        <w:rPr>
-          <w:rStyle w:val="VerbatimChar"/>
-          <w:lang w:eastAsia="zh-CN"/>
-        </w:rPr>
-        <w:t xml:space="preserve">        </w:t>
-      </w:r>
-      <w:proofErr w:type="gramStart"/>
-      <w:r>
-        <w:rPr>
-          <w:rStyle w:val="VerbatimChar"/>
-          <w:lang w:eastAsia="zh-CN"/>
-        </w:rPr>
-        <w:t xml:space="preserve">│                │                </w:t>
-      </w:r>
-      <w:proofErr w:type="gramEnd"/>
-      <w:r>
-        <w:rPr>
-          <w:rStyle w:val="VerbatimChar"/>
-          <w:lang w:eastAsia="zh-CN"/>
-        </w:rPr>
-        <w:t>│</w:t>
-      </w:r>
-      <w:r>
-        <w:rPr>
-          <w:lang w:eastAsia="zh-CN"/>
-        </w:rPr>
-        <w:br/>
-      </w:r>
-      <w:r>
-        <w:rPr>
-          <w:rStyle w:val="VerbatimChar"/>
-          <w:lang w:eastAsia="zh-CN"/>
-        </w:rPr>
-        <w:t xml:space="preserve">        └────────────────┼────────────────┘</w:t>
-      </w:r>
-      <w:r>
-        <w:rPr>
-          <w:lang w:eastAsia="zh-CN"/>
-        </w:rPr>
-        <w:br/>
-      </w:r>
-      <w:r>
-        <w:rPr>
-          <w:rStyle w:val="VerbatimChar"/>
-          <w:lang w:eastAsia="zh-CN"/>
-        </w:rPr>
-        <w:t xml:space="preserve">                         │</w:t>
-      </w:r>
-      <w:r>
-        <w:rPr>
-          <w:lang w:eastAsia="zh-CN"/>
-        </w:rPr>
-        <w:br/>
-      </w:r>
-      <w:r>
-        <w:rPr>
-          <w:rStyle w:val="VerbatimChar"/>
-          <w:lang w:eastAsia="zh-CN"/>
-        </w:rPr>
-        <w:t>┌────────────────────────▼────────────────────────────────────┐</w:t>
-      </w:r>
-      <w:r>
-        <w:rPr>
-          <w:lang w:eastAsia="zh-CN"/>
-        </w:rPr>
-        <w:br/>
-      </w:r>
-      <w:r>
-        <w:rPr>
-          <w:rStyle w:val="VerbatimChar"/>
-          <w:lang w:eastAsia="zh-CN"/>
-        </w:rPr>
-        <w:t xml:space="preserve">│                      </w:t>
-      </w:r>
-      <w:r>
-        <w:rPr>
-          <w:rStyle w:val="VerbatimChar"/>
-          <w:rFonts w:hint="eastAsia"/>
-          <w:lang w:eastAsia="zh-CN"/>
-        </w:rPr>
-        <w:t>数据存储层</w:t>
-      </w:r>
-      <w:r>
-        <w:rPr>
-          <w:rStyle w:val="VerbatimChar"/>
-          <w:lang w:eastAsia="zh-CN"/>
-        </w:rPr>
-        <w:t xml:space="preserve">                              │</w:t>
-      </w:r>
-      <w:r>
-        <w:rPr>
-          <w:lang w:eastAsia="zh-CN"/>
-        </w:rPr>
-        <w:br/>
-      </w:r>
-      <w:r>
-        <w:rPr>
-          <w:rStyle w:val="VerbatimChar"/>
-          <w:lang w:eastAsia="zh-CN"/>
-        </w:rPr>
-        <w:t>│</w:t>
-      </w:r>
-      <w:proofErr w:type="gramStart"/>
-      <w:r>
-        <w:rPr>
-          <w:rStyle w:val="VerbatimChar"/>
-          <w:lang w:eastAsia="zh-CN"/>
-        </w:rPr>
-        <w:t xml:space="preserve">  ┌─────────────┐  ┌─────────────┐</w:t>
-      </w:r>
-      <w:proofErr w:type="gramEnd"/>
-      <w:r>
-        <w:rPr>
-          <w:rStyle w:val="VerbatimChar"/>
-          <w:lang w:eastAsia="zh-CN"/>
-        </w:rPr>
-        <w:t xml:space="preserve">  ┌─────────────────────┐  │</w:t>
-      </w:r>
-      <w:r>
-        <w:rPr>
-          <w:lang w:eastAsia="zh-CN"/>
-        </w:rPr>
-        <w:br/>
-      </w:r>
-      <w:r>
-        <w:rPr>
-          <w:rStyle w:val="VerbatimChar"/>
-          <w:lang w:eastAsia="zh-CN"/>
-        </w:rPr>
-        <w:t xml:space="preserve">│  │   MySQL     </w:t>
-      </w:r>
-      <w:proofErr w:type="gramStart"/>
-      <w:r>
-        <w:rPr>
-          <w:rStyle w:val="VerbatimChar"/>
-          <w:lang w:eastAsia="zh-CN"/>
-        </w:rPr>
-        <w:t xml:space="preserve">│  │  </w:t>
-      </w:r>
-      <w:proofErr w:type="spellStart"/>
-      <w:proofErr w:type="gramEnd"/>
-      <w:r>
-        <w:rPr>
-          <w:rStyle w:val="VerbatimChar"/>
-          <w:lang w:eastAsia="zh-CN"/>
-        </w:rPr>
-        <w:t>ChromaDB</w:t>
-      </w:r>
-      <w:proofErr w:type="spellEnd"/>
-      <w:r>
-        <w:rPr>
-          <w:rStyle w:val="VerbatimChar"/>
-          <w:lang w:eastAsia="zh-CN"/>
-        </w:rPr>
-        <w:t xml:space="preserve">   │  │    </w:t>
-      </w:r>
-      <w:r>
-        <w:rPr>
-          <w:rStyle w:val="VerbatimChar"/>
-          <w:rFonts w:hint="eastAsia"/>
-          <w:lang w:eastAsia="zh-CN"/>
-        </w:rPr>
-        <w:t>本地文件系统</w:t>
-      </w:r>
-      <w:r>
-        <w:rPr>
-          <w:rStyle w:val="VerbatimChar"/>
-          <w:lang w:eastAsia="zh-CN"/>
-        </w:rPr>
-        <w:t xml:space="preserve">      │  │</w:t>
-      </w:r>
-      <w:r>
-        <w:rPr>
-          <w:lang w:eastAsia="zh-CN"/>
-        </w:rPr>
-        <w:br/>
-      </w:r>
-      <w:r>
-        <w:rPr>
-          <w:rStyle w:val="VerbatimChar"/>
-          <w:lang w:eastAsia="zh-CN"/>
-        </w:rPr>
-        <w:t xml:space="preserve">│  │  </w:t>
-      </w:r>
-      <w:r>
-        <w:rPr>
-          <w:rStyle w:val="VerbatimChar"/>
-          <w:rFonts w:hint="eastAsia"/>
-          <w:lang w:eastAsia="zh-CN"/>
-        </w:rPr>
-        <w:t>(</w:t>
-      </w:r>
-      <w:r>
-        <w:rPr>
-          <w:rStyle w:val="VerbatimChar"/>
-          <w:rFonts w:hint="eastAsia"/>
-          <w:lang w:eastAsia="zh-CN"/>
-        </w:rPr>
-        <w:t>业务数据</w:t>
-      </w:r>
-      <w:r>
-        <w:rPr>
-          <w:rStyle w:val="VerbatimChar"/>
-          <w:rFonts w:hint="eastAsia"/>
-          <w:lang w:eastAsia="zh-CN"/>
-        </w:rPr>
-        <w:t>)</w:t>
-      </w:r>
-      <w:proofErr w:type="gramStart"/>
-      <w:r>
-        <w:rPr>
-          <w:rStyle w:val="VerbatimChar"/>
-          <w:lang w:eastAsia="zh-CN"/>
-        </w:rPr>
-        <w:t xml:space="preserve">  │  │</w:t>
-      </w:r>
-      <w:proofErr w:type="gramEnd"/>
-      <w:r>
-        <w:rPr>
-          <w:rStyle w:val="VerbatimChar"/>
-          <w:lang w:eastAsia="zh-CN"/>
-        </w:rPr>
-        <w:t xml:space="preserve"> </w:t>
-      </w:r>
-      <w:r>
-        <w:rPr>
-          <w:rStyle w:val="VerbatimChar"/>
-          <w:rFonts w:hint="eastAsia"/>
-          <w:lang w:eastAsia="zh-CN"/>
-        </w:rPr>
-        <w:t>(</w:t>
-      </w:r>
-      <w:r>
-        <w:rPr>
-          <w:rStyle w:val="VerbatimChar"/>
-          <w:rFonts w:hint="eastAsia"/>
-          <w:lang w:eastAsia="zh-CN"/>
-        </w:rPr>
-        <w:t>向量数据库</w:t>
-      </w:r>
-      <w:r>
-        <w:rPr>
-          <w:rStyle w:val="VerbatimChar"/>
-          <w:rFonts w:hint="eastAsia"/>
-          <w:lang w:eastAsia="zh-CN"/>
-        </w:rPr>
-        <w:t>)</w:t>
-      </w:r>
-      <w:r>
-        <w:rPr>
-          <w:rStyle w:val="VerbatimChar"/>
-          <w:lang w:eastAsia="zh-CN"/>
-        </w:rPr>
-        <w:t xml:space="preserve"> │  │   </w:t>
-      </w:r>
-      <w:r>
-        <w:rPr>
-          <w:rStyle w:val="VerbatimChar"/>
-          <w:rFonts w:hint="eastAsia"/>
-          <w:lang w:eastAsia="zh-CN"/>
-        </w:rPr>
-        <w:t>(</w:t>
-      </w:r>
-      <w:r>
-        <w:rPr>
-          <w:rStyle w:val="VerbatimChar"/>
-          <w:rFonts w:hint="eastAsia"/>
-          <w:lang w:eastAsia="zh-CN"/>
-        </w:rPr>
-        <w:t>知识库</w:t>
-      </w:r>
-      <w:r>
-        <w:rPr>
-          <w:rStyle w:val="VerbatimChar"/>
-          <w:rFonts w:hint="eastAsia"/>
-          <w:lang w:eastAsia="zh-CN"/>
-        </w:rPr>
-        <w:t>/</w:t>
-      </w:r>
-      <w:r>
-        <w:rPr>
-          <w:rStyle w:val="VerbatimChar"/>
-          <w:rFonts w:hint="eastAsia"/>
-          <w:lang w:eastAsia="zh-CN"/>
-        </w:rPr>
-        <w:t>资源文件</w:t>
-      </w:r>
-      <w:r>
-        <w:rPr>
-          <w:rStyle w:val="VerbatimChar"/>
-          <w:rFonts w:hint="eastAsia"/>
-          <w:lang w:eastAsia="zh-CN"/>
-        </w:rPr>
-        <w:t>)</w:t>
-      </w:r>
-      <w:r>
-        <w:rPr>
-          <w:rStyle w:val="VerbatimChar"/>
-          <w:lang w:eastAsia="zh-CN"/>
-        </w:rPr>
-        <w:t xml:space="preserve">  │  │</w:t>
-      </w:r>
-      <w:r>
-        <w:rPr>
-          <w:lang w:eastAsia="zh-CN"/>
-        </w:rPr>
-        <w:br/>
-      </w:r>
-      <w:r>
-        <w:rPr>
-          <w:rStyle w:val="VerbatimChar"/>
-          <w:lang w:eastAsia="zh-CN"/>
-        </w:rPr>
-        <w:t>│</w:t>
-      </w:r>
-      <w:proofErr w:type="gramStart"/>
-      <w:r>
-        <w:rPr>
-          <w:rStyle w:val="VerbatimChar"/>
-          <w:lang w:eastAsia="zh-CN"/>
-        </w:rPr>
-        <w:t xml:space="preserve">  └─────────────┘  └─────────────┘</w:t>
-      </w:r>
-      <w:proofErr w:type="gramEnd"/>
-      <w:r>
-        <w:rPr>
-          <w:rStyle w:val="VerbatimChar"/>
-          <w:lang w:eastAsia="zh-CN"/>
-        </w:rPr>
-        <w:t xml:space="preserve">  └─────────────────────┘  │</w:t>
-      </w:r>
-      <w:r>
-        <w:rPr>
-          <w:lang w:eastAsia="zh-CN"/>
-        </w:rPr>
-        <w:br/>
-      </w:r>
-      <w:r>
-        <w:rPr>
-          <w:rStyle w:val="VerbatimChar"/>
-          <w:lang w:eastAsia="zh-CN"/>
-        </w:rPr>
-        <w:t>└─────────────────────────────────────────────────────────────┘</w:t>
-      </w:r>
-      <w:r>
-        <w:rPr>
-          <w:lang w:eastAsia="zh-CN"/>
-        </w:rPr>
-        <w:br/>
-      </w:r>
-      <w:r>
-        <w:rPr>
-          <w:rStyle w:val="VerbatimChar"/>
-          <w:lang w:eastAsia="zh-CN"/>
-        </w:rPr>
-        <w:t xml:space="preserve">                         │</w:t>
-      </w:r>
-      <w:r>
-        <w:rPr>
-          <w:lang w:eastAsia="zh-CN"/>
-        </w:rPr>
-        <w:br/>
-      </w:r>
-      <w:r>
-        <w:rPr>
-          <w:rStyle w:val="VerbatimChar"/>
-          <w:lang w:eastAsia="zh-CN"/>
-        </w:rPr>
-        <w:t>┌────────────────────────▼────────────────────────────────────┐</w:t>
-      </w:r>
-      <w:r>
-        <w:rPr>
-          <w:lang w:eastAsia="zh-CN"/>
-        </w:rPr>
-        <w:br/>
-      </w:r>
-      <w:r>
-        <w:rPr>
-          <w:rStyle w:val="VerbatimChar"/>
-          <w:lang w:eastAsia="zh-CN"/>
-        </w:rPr>
-        <w:t xml:space="preserve">│                      </w:t>
-      </w:r>
-      <w:r>
-        <w:rPr>
-          <w:rStyle w:val="VerbatimChar"/>
-          <w:rFonts w:hint="eastAsia"/>
-          <w:lang w:eastAsia="zh-CN"/>
-        </w:rPr>
-        <w:t>模型层</w:t>
-      </w:r>
-      <w:r>
-        <w:rPr>
-          <w:rStyle w:val="VerbatimChar"/>
-          <w:lang w:eastAsia="zh-CN"/>
-        </w:rPr>
-        <w:t xml:space="preserve">                                  │</w:t>
-      </w:r>
-      <w:r>
-        <w:rPr>
-          <w:lang w:eastAsia="zh-CN"/>
-        </w:rPr>
-        <w:br/>
-      </w:r>
-      <w:r>
-        <w:rPr>
-          <w:rStyle w:val="VerbatimChar"/>
-          <w:lang w:eastAsia="zh-CN"/>
-        </w:rPr>
-        <w:t xml:space="preserve">│         Qwen3-0.6B </w:t>
-      </w:r>
-      <w:r>
-        <w:rPr>
-          <w:rStyle w:val="VerbatimChar"/>
-          <w:rFonts w:hint="eastAsia"/>
-          <w:lang w:eastAsia="zh-CN"/>
-        </w:rPr>
-        <w:t>(</w:t>
-      </w:r>
-      <w:proofErr w:type="gramStart"/>
-      <w:r>
-        <w:rPr>
-          <w:rStyle w:val="VerbatimChar"/>
-          <w:rFonts w:hint="eastAsia"/>
-          <w:lang w:eastAsia="zh-CN"/>
-        </w:rPr>
-        <w:t>本地</w:t>
-      </w:r>
-      <w:r>
-        <w:rPr>
-          <w:rStyle w:val="VerbatimChar"/>
-          <w:rFonts w:hint="eastAsia"/>
-          <w:lang w:eastAsia="zh-CN"/>
-        </w:rPr>
-        <w:t>)</w:t>
-      </w:r>
-      <w:proofErr w:type="gramEnd"/>
-      <w:r>
-        <w:rPr>
-          <w:rStyle w:val="VerbatimChar"/>
-          <w:lang w:eastAsia="zh-CN"/>
-        </w:rPr>
-        <w:t xml:space="preserve"> / Qwen API </w:t>
-      </w:r>
-      <w:r>
-        <w:rPr>
-          <w:rStyle w:val="VerbatimChar"/>
-          <w:rFonts w:hint="eastAsia"/>
-          <w:lang w:eastAsia="zh-CN"/>
-        </w:rPr>
-        <w:t>(</w:t>
-      </w:r>
-      <w:r>
-        <w:rPr>
-          <w:rStyle w:val="VerbatimChar"/>
-          <w:rFonts w:hint="eastAsia"/>
-          <w:lang w:eastAsia="zh-CN"/>
-        </w:rPr>
-        <w:t>云端</w:t>
-      </w:r>
-      <w:r>
-        <w:rPr>
-          <w:rStyle w:val="VerbatimChar"/>
-          <w:rFonts w:hint="eastAsia"/>
-          <w:lang w:eastAsia="zh-CN"/>
-        </w:rPr>
-        <w:t>)</w:t>
-      </w:r>
-      <w:r>
-        <w:rPr>
-          <w:rStyle w:val="VerbatimChar"/>
-          <w:lang w:eastAsia="zh-CN"/>
-        </w:rPr>
-        <w:t xml:space="preserve">                  │</w:t>
-      </w:r>
-      <w:r>
-        <w:rPr>
-          <w:lang w:eastAsia="zh-CN"/>
-        </w:rPr>
-        <w:br/>
-      </w:r>
-      <w:r>
-        <w:rPr>
-          <w:rStyle w:val="VerbatimChar"/>
-          <w:lang w:eastAsia="zh-CN"/>
-        </w:rPr>
-        <w:t xml:space="preserve">│              + </w:t>
-      </w:r>
-      <w:r>
-        <w:rPr>
-          <w:rStyle w:val="VerbatimChar"/>
-          <w:rFonts w:hint="eastAsia"/>
-          <w:lang w:eastAsia="zh-CN"/>
-        </w:rPr>
-        <w:t>Embedding</w:t>
-      </w:r>
-      <w:r>
-        <w:rPr>
-          <w:rStyle w:val="VerbatimChar"/>
-          <w:rFonts w:hint="eastAsia"/>
-          <w:lang w:eastAsia="zh-CN"/>
-        </w:rPr>
-        <w:t>模型</w:t>
-      </w:r>
-      <w:r>
-        <w:rPr>
-          <w:rStyle w:val="VerbatimChar"/>
-          <w:lang w:eastAsia="zh-CN"/>
-        </w:rPr>
-        <w:t xml:space="preserve"> (BGE/text2vec)                  │</w:t>
-      </w:r>
-      <w:r>
-        <w:rPr>
-          <w:lang w:eastAsia="zh-CN"/>
-        </w:rPr>
-        <w:br/>
-      </w:r>
-      <w:r>
-        <w:rPr>
-          <w:rStyle w:val="VerbatimChar"/>
-          <w:lang w:eastAsia="zh-CN"/>
-        </w:rPr>
-        <w:t>└─────────────────────────────────────────────────────────────┘</w:t>
+        <w:pStyle w:val="a0"/>
+        <w:rPr>
+          <w:rFonts w:hint="eastAsia"/>
+          <w:lang w:eastAsia="zh-CN"/>
+        </w:rPr>
+      </w:pPr>
+      <w:r>
+        <w:rPr>
+          <w:rFonts w:hint="eastAsia"/>
+          <w:noProof/>
+          <w:lang w:eastAsia="zh-CN"/>
+        </w:rPr>
+        <w:drawing>
+          <wp:inline distT="0" distB="0" distL="0" distR="0" wp14:anchorId="5D3C7A13" wp14:editId="01CEB045">
+            <wp:extent cx="5486400" cy="1747520"/>
+            <wp:effectExtent l="0" t="0" r="0" b="5080"/>
+            <wp:docPr id="1595129243" name="图片 3"/>
+            <wp:cNvGraphicFramePr>
+              <a:graphicFrameLocks xmlns:a="http://schemas.openxmlformats.org/drawingml/2006/main" noChangeAspect="1"/>
+            </wp:cNvGraphicFramePr>
+            <a:graphic xmlns:a="http://schemas.openxmlformats.org/drawingml/2006/main">
+              <a:graphicData uri="http://schemas.openxmlformats.org/drawingml/2006/picture">
+                <pic:pic xmlns:pic="http://schemas.openxmlformats.org/drawingml/2006/picture">
+                  <pic:nvPicPr>
+                    <pic:cNvPr id="1595129243" name="图片 1595129243"/>
+                    <pic:cNvPicPr/>
+                  </pic:nvPicPr>
+                  <pic:blipFill>
+                    <a:blip r:embed="rId22" cstate="print">
+                      <a:extLst>
+                        <a:ext uri="{28A0092B-C50C-407E-A947-70E740481C1C}">
+                          <a14:useLocalDpi xmlns:a14="http://schemas.microsoft.com/office/drawing/2010/main" val="0"/>
+                        </a:ext>
+                      </a:extLst>
+                    </a:blip>
+                    <a:stretch>
+                      <a:fillRect/>
+                    </a:stretch>
+                  </pic:blipFill>
+                  <pic:spPr>
+                    <a:xfrm>
+                      <a:off x="0" y="0"/>
+                      <a:ext cx="5486400" cy="1747520"/>
+                    </a:xfrm>
+                    <a:prstGeom prst="rect">
+                      <a:avLst/>
+                    </a:prstGeom>
+                  </pic:spPr>
+                </pic:pic>
+              </a:graphicData>
+            </a:graphic>
+          </wp:inline>
+        </w:drawing>
       </w:r>
     </w:p>
     <w:p>
@@ -4416,6 +3103,7 @@
                 <w:b/>
                 <w:bCs/>
               </w:rPr>
+              <w:lastRenderedPageBreak/>
               <w:t>CSC2-04</w:t>
             </w:r>
           </w:p>
@@ -5159,258 +3847,57 @@
     </w:p>
     <w:p>
       <w:pPr>
-        <w:pStyle w:val="SourceCode"/>
-      </w:pPr>
-      <w:r>
-        <w:rPr>
-          <w:rStyle w:val="VerbatimChar"/>
-          <w:rFonts w:hint="eastAsia"/>
-        </w:rPr>
-        <w:t>[</w:t>
-      </w:r>
-      <w:proofErr w:type="spellStart"/>
-      <w:r>
-        <w:rPr>
-          <w:rStyle w:val="VerbatimChar"/>
-          <w:rFonts w:hint="eastAsia"/>
-        </w:rPr>
-        <w:t>用户浏览器</w:t>
-      </w:r>
-      <w:proofErr w:type="spellEnd"/>
-      <w:r>
-        <w:rPr>
-          <w:rStyle w:val="VerbatimChar"/>
-          <w:rFonts w:hint="eastAsia"/>
-        </w:rPr>
-        <w:t>]</w:t>
-      </w:r>
-      <w:r>
-        <w:rPr>
-          <w:rStyle w:val="VerbatimChar"/>
-        </w:rPr>
-        <w:t xml:space="preserve"> → </w:t>
-      </w:r>
-      <w:r>
-        <w:rPr>
-          <w:rStyle w:val="VerbatimChar"/>
-          <w:rFonts w:hint="eastAsia"/>
-        </w:rPr>
-        <w:t>[</w:t>
-      </w:r>
-      <w:proofErr w:type="spellStart"/>
-      <w:r>
-        <w:rPr>
-          <w:rStyle w:val="VerbatimChar"/>
-          <w:rFonts w:hint="eastAsia"/>
-        </w:rPr>
-        <w:t>Nginx</w:t>
-      </w:r>
-      <w:r>
-        <w:rPr>
-          <w:rStyle w:val="VerbatimChar"/>
-          <w:rFonts w:hint="eastAsia"/>
-        </w:rPr>
-        <w:t>负载均衡</w:t>
-      </w:r>
-      <w:proofErr w:type="spellEnd"/>
-      <w:r>
-        <w:rPr>
-          <w:rStyle w:val="VerbatimChar"/>
-          <w:rFonts w:hint="eastAsia"/>
-        </w:rPr>
-        <w:t>]</w:t>
-      </w:r>
-      <w:r>
-        <w:rPr>
-          <w:rStyle w:val="VerbatimChar"/>
-        </w:rPr>
-        <w:t xml:space="preserve"> → </w:t>
-      </w:r>
-      <w:r>
-        <w:rPr>
-          <w:rStyle w:val="VerbatimChar"/>
-          <w:rFonts w:hint="eastAsia"/>
-        </w:rPr>
-        <w:t>[</w:t>
-      </w:r>
-      <w:proofErr w:type="spellStart"/>
-      <w:r>
-        <w:rPr>
-          <w:rStyle w:val="VerbatimChar"/>
-          <w:rFonts w:hint="eastAsia"/>
-        </w:rPr>
-        <w:t>FastAPI</w:t>
-      </w:r>
-      <w:r>
-        <w:rPr>
-          <w:rStyle w:val="VerbatimChar"/>
-          <w:rFonts w:hint="eastAsia"/>
-        </w:rPr>
-        <w:t>应用集群</w:t>
-      </w:r>
-      <w:proofErr w:type="spellEnd"/>
-      <w:r>
-        <w:rPr>
-          <w:rStyle w:val="VerbatimChar"/>
-          <w:rFonts w:hint="eastAsia"/>
-        </w:rPr>
-        <w:t>]</w:t>
-      </w:r>
-      <w:r>
-        <w:rPr>
-          <w:rStyle w:val="VerbatimChar"/>
-        </w:rPr>
-        <w:t xml:space="preserve"> → </w:t>
-      </w:r>
-      <w:r>
-        <w:rPr>
-          <w:rStyle w:val="VerbatimChar"/>
-          <w:rFonts w:hint="eastAsia"/>
-        </w:rPr>
-        <w:t>[</w:t>
-      </w:r>
-      <w:proofErr w:type="spellStart"/>
-      <w:r>
-        <w:rPr>
-          <w:rStyle w:val="VerbatimChar"/>
-          <w:rFonts w:hint="eastAsia"/>
-        </w:rPr>
-        <w:t>MySQL</w:t>
-      </w:r>
-      <w:r>
-        <w:rPr>
-          <w:rStyle w:val="VerbatimChar"/>
-          <w:rFonts w:hint="eastAsia"/>
-        </w:rPr>
-        <w:t>主从</w:t>
-      </w:r>
-      <w:proofErr w:type="spellEnd"/>
-      <w:r>
-        <w:rPr>
-          <w:rStyle w:val="VerbatimChar"/>
-          <w:rFonts w:hint="eastAsia"/>
-        </w:rPr>
-        <w:t>]</w:t>
-      </w:r>
-      <w:r>
-        <w:br/>
-      </w:r>
-      <w:r>
-        <w:rPr>
-          <w:rStyle w:val="VerbatimChar"/>
-        </w:rPr>
-        <w:t xml:space="preserve">                                    ↓</w:t>
-      </w:r>
-      <w:r>
-        <w:br/>
-      </w:r>
-      <w:r>
-        <w:rPr>
-          <w:rStyle w:val="VerbatimChar"/>
-        </w:rPr>
-        <w:t xml:space="preserve">                           </w:t>
-      </w:r>
-      <w:proofErr w:type="gramStart"/>
-      <w:r>
-        <w:rPr>
-          <w:rStyle w:val="VerbatimChar"/>
-        </w:rPr>
-        <w:t xml:space="preserve">   </w:t>
-      </w:r>
-      <w:r>
-        <w:rPr>
-          <w:rStyle w:val="VerbatimChar"/>
-          <w:rFonts w:hint="eastAsia"/>
-        </w:rPr>
-        <w:t>[</w:t>
-      </w:r>
-      <w:proofErr w:type="spellStart"/>
-      <w:proofErr w:type="gramEnd"/>
-      <w:r>
-        <w:rPr>
-          <w:rStyle w:val="VerbatimChar"/>
-          <w:rFonts w:hint="eastAsia"/>
-        </w:rPr>
-        <w:t>ChromaDB</w:t>
-      </w:r>
-      <w:r>
-        <w:rPr>
-          <w:rStyle w:val="VerbatimChar"/>
-          <w:rFonts w:hint="eastAsia"/>
-        </w:rPr>
-        <w:t>嵌入式</w:t>
-      </w:r>
-      <w:proofErr w:type="spellEnd"/>
-      <w:r>
-        <w:rPr>
-          <w:rStyle w:val="VerbatimChar"/>
-          <w:rFonts w:hint="eastAsia"/>
-        </w:rPr>
-        <w:t>]</w:t>
-      </w:r>
-      <w:r>
-        <w:br/>
-      </w:r>
-      <w:r>
-        <w:rPr>
-          <w:rStyle w:val="VerbatimChar"/>
-        </w:rPr>
-        <w:t xml:space="preserve">                                    ↓</w:t>
-      </w:r>
-      <w:r>
-        <w:br/>
-      </w:r>
-      <w:r>
-        <w:rPr>
-          <w:rStyle w:val="VerbatimChar"/>
-        </w:rPr>
-        <w:t xml:space="preserve">                           </w:t>
-      </w:r>
-      <w:proofErr w:type="gramStart"/>
-      <w:r>
-        <w:rPr>
-          <w:rStyle w:val="VerbatimChar"/>
-        </w:rPr>
-        <w:t xml:space="preserve">   [</w:t>
-      </w:r>
-      <w:proofErr w:type="gramEnd"/>
-      <w:r>
-        <w:rPr>
-          <w:rStyle w:val="VerbatimChar"/>
-        </w:rPr>
-        <w:t xml:space="preserve">Qwen </w:t>
-      </w:r>
-      <w:proofErr w:type="spellStart"/>
-      <w:r>
-        <w:rPr>
-          <w:rStyle w:val="VerbatimChar"/>
-          <w:rFonts w:hint="eastAsia"/>
-        </w:rPr>
-        <w:t>API</w:t>
-      </w:r>
-      <w:r>
-        <w:rPr>
-          <w:rStyle w:val="VerbatimChar"/>
-          <w:rFonts w:hint="eastAsia"/>
-        </w:rPr>
-        <w:t>服务</w:t>
-      </w:r>
-      <w:proofErr w:type="spellEnd"/>
-      <w:r>
-        <w:rPr>
-          <w:rStyle w:val="VerbatimChar"/>
-          <w:rFonts w:hint="eastAsia"/>
-        </w:rPr>
-        <w:t>]</w:t>
-      </w:r>
-    </w:p>
-    <w:p>
-      <w:pPr>
         <w:pStyle w:val="3"/>
       </w:pPr>
       <w:bookmarkStart w:id="16" w:name="本地部署模式"/>
       <w:bookmarkEnd w:id="15"/>
       <w:r>
+        <w:rPr>
+          <w:noProof/>
+        </w:rPr>
+        <w:drawing>
+          <wp:inline distT="0" distB="0" distL="0" distR="0" wp14:anchorId="70F04B78" wp14:editId="12344660">
+            <wp:extent cx="5486400" cy="1457325"/>
+            <wp:effectExtent l="0" t="0" r="0" b="9525"/>
+            <wp:docPr id="680293463" name="图片 7"/>
+            <wp:cNvGraphicFramePr>
+              <a:graphicFrameLocks xmlns:a="http://schemas.openxmlformats.org/drawingml/2006/main" noChangeAspect="1"/>
+            </wp:cNvGraphicFramePr>
+            <a:graphic xmlns:a="http://schemas.openxmlformats.org/drawingml/2006/main">
+              <a:graphicData uri="http://schemas.openxmlformats.org/drawingml/2006/picture">
+                <pic:pic xmlns:pic="http://schemas.openxmlformats.org/drawingml/2006/picture">
+                  <pic:nvPicPr>
+                    <pic:cNvPr id="680293463" name="图片 680293463"/>
+                    <pic:cNvPicPr/>
+                  </pic:nvPicPr>
+                  <pic:blipFill>
+                    <a:blip r:embed="rId23" cstate="print">
+                      <a:extLst>
+                        <a:ext uri="{28A0092B-C50C-407E-A947-70E740481C1C}">
+                          <a14:useLocalDpi xmlns:a14="http://schemas.microsoft.com/office/drawing/2010/main" val="0"/>
+                        </a:ext>
+                      </a:extLst>
+                    </a:blip>
+                    <a:stretch>
+                      <a:fillRect/>
+                    </a:stretch>
+                  </pic:blipFill>
+                  <pic:spPr>
+                    <a:xfrm>
+                      <a:off x="0" y="0"/>
+                      <a:ext cx="5486400" cy="1457325"/>
+                    </a:xfrm>
+                    <a:prstGeom prst="rect">
+                      <a:avLst/>
+                    </a:prstGeom>
+                  </pic:spPr>
+                </pic:pic>
+              </a:graphicData>
+            </a:graphic>
+          </wp:inline>
+        </w:drawing>
+      </w:r>
+      <w:r>
         <w:t xml:space="preserve">2.3.2 </w:t>
       </w:r>
       <w:proofErr w:type="spellStart"/>
@@ -5421,230 +3908,6 @@
         <w:t>本地部署模式</w:t>
       </w:r>
       <w:proofErr w:type="spellEnd"/>
-    </w:p>
-    <w:p>
-      <w:pPr>
-        <w:pStyle w:val="SourceCode"/>
-      </w:pPr>
-      <w:r>
-        <w:rPr>
-          <w:rStyle w:val="VerbatimChar"/>
-          <w:rFonts w:hint="eastAsia"/>
-        </w:rPr>
-        <w:t>[</w:t>
-      </w:r>
-      <w:proofErr w:type="spellStart"/>
-      <w:r>
-        <w:rPr>
-          <w:rStyle w:val="VerbatimChar"/>
-          <w:rFonts w:hint="eastAsia"/>
-        </w:rPr>
-        <w:t>用户浏览器</w:t>
-      </w:r>
-      <w:proofErr w:type="spellEnd"/>
-      <w:r>
-        <w:rPr>
-          <w:rStyle w:val="VerbatimChar"/>
-          <w:rFonts w:hint="eastAsia"/>
-        </w:rPr>
-        <w:t>]</w:t>
-      </w:r>
-      <w:r>
-        <w:rPr>
-          <w:rStyle w:val="VerbatimChar"/>
-        </w:rPr>
-        <w:t xml:space="preserve"> → </w:t>
-      </w:r>
-      <w:r>
-        <w:rPr>
-          <w:rStyle w:val="VerbatimChar"/>
-          <w:rFonts w:hint="eastAsia"/>
-        </w:rPr>
-        <w:t>[</w:t>
-      </w:r>
-      <w:proofErr w:type="spellStart"/>
-      <w:r>
-        <w:rPr>
-          <w:rStyle w:val="VerbatimChar"/>
-          <w:rFonts w:hint="eastAsia"/>
-        </w:rPr>
-        <w:t>本地</w:t>
-      </w:r>
-      <w:r>
-        <w:rPr>
-          <w:rStyle w:val="VerbatimChar"/>
-          <w:rFonts w:hint="eastAsia"/>
-        </w:rPr>
-        <w:t>FastAPI</w:t>
-      </w:r>
-      <w:r>
-        <w:rPr>
-          <w:rStyle w:val="VerbatimChar"/>
-          <w:rFonts w:hint="eastAsia"/>
-        </w:rPr>
-        <w:t>服务</w:t>
-      </w:r>
-      <w:proofErr w:type="spellEnd"/>
-      <w:r>
-        <w:rPr>
-          <w:rStyle w:val="VerbatimChar"/>
-          <w:rFonts w:hint="eastAsia"/>
-        </w:rPr>
-        <w:t>]</w:t>
-      </w:r>
-      <w:r>
-        <w:rPr>
-          <w:rStyle w:val="VerbatimChar"/>
-        </w:rPr>
-        <w:t xml:space="preserve"> → </w:t>
-      </w:r>
-      <w:r>
-        <w:rPr>
-          <w:rStyle w:val="VerbatimChar"/>
-          <w:rFonts w:hint="eastAsia"/>
-        </w:rPr>
-        <w:t>[</w:t>
-      </w:r>
-      <w:proofErr w:type="spellStart"/>
-      <w:r>
-        <w:rPr>
-          <w:rStyle w:val="VerbatimChar"/>
-          <w:rFonts w:hint="eastAsia"/>
-        </w:rPr>
-        <w:t>本地</w:t>
-      </w:r>
-      <w:r>
-        <w:rPr>
-          <w:rStyle w:val="VerbatimChar"/>
-          <w:rFonts w:hint="eastAsia"/>
-        </w:rPr>
-        <w:t>MySQL</w:t>
-      </w:r>
-      <w:proofErr w:type="spellEnd"/>
-      <w:r>
-        <w:rPr>
-          <w:rStyle w:val="VerbatimChar"/>
-          <w:rFonts w:hint="eastAsia"/>
-        </w:rPr>
-        <w:t>]</w:t>
-      </w:r>
-      <w:r>
-        <w:br/>
-      </w:r>
-      <w:r>
-        <w:rPr>
-          <w:rStyle w:val="VerbatimChar"/>
-        </w:rPr>
-        <w:t xml:space="preserve">                    ↓</w:t>
-      </w:r>
-      <w:r>
-        <w:br/>
-      </w:r>
-      <w:r>
-        <w:rPr>
-          <w:rStyle w:val="VerbatimChar"/>
-        </w:rPr>
-        <w:t xml:space="preserve">           </w:t>
-      </w:r>
-      <w:proofErr w:type="gramStart"/>
-      <w:r>
-        <w:rPr>
-          <w:rStyle w:val="VerbatimChar"/>
-        </w:rPr>
-        <w:t xml:space="preserve">   </w:t>
-      </w:r>
-      <w:r>
-        <w:rPr>
-          <w:rStyle w:val="VerbatimChar"/>
-          <w:rFonts w:hint="eastAsia"/>
-        </w:rPr>
-        <w:t>[</w:t>
-      </w:r>
-      <w:proofErr w:type="spellStart"/>
-      <w:proofErr w:type="gramEnd"/>
-      <w:r>
-        <w:rPr>
-          <w:rStyle w:val="VerbatimChar"/>
-          <w:rFonts w:hint="eastAsia"/>
-        </w:rPr>
-        <w:t>本地</w:t>
-      </w:r>
-      <w:r>
-        <w:rPr>
-          <w:rStyle w:val="VerbatimChar"/>
-          <w:rFonts w:hint="eastAsia"/>
-        </w:rPr>
-        <w:t>ChromaDB</w:t>
-      </w:r>
-      <w:proofErr w:type="spellEnd"/>
-      <w:r>
-        <w:rPr>
-          <w:rStyle w:val="VerbatimChar"/>
-          <w:rFonts w:hint="eastAsia"/>
-        </w:rPr>
-        <w:t>]</w:t>
-      </w:r>
-      <w:r>
-        <w:br/>
-      </w:r>
-      <w:r>
-        <w:rPr>
-          <w:rStyle w:val="VerbatimChar"/>
-        </w:rPr>
-        <w:t xml:space="preserve">                    ↓</w:t>
-      </w:r>
-      <w:r>
-        <w:br/>
-      </w:r>
-      <w:r>
-        <w:rPr>
-          <w:rStyle w:val="VerbatimChar"/>
-        </w:rPr>
-        <w:t xml:space="preserve">           </w:t>
-      </w:r>
-      <w:proofErr w:type="gramStart"/>
-      <w:r>
-        <w:rPr>
-          <w:rStyle w:val="VerbatimChar"/>
-        </w:rPr>
-        <w:t xml:space="preserve">   </w:t>
-      </w:r>
-      <w:r>
-        <w:rPr>
-          <w:rStyle w:val="VerbatimChar"/>
-          <w:rFonts w:hint="eastAsia"/>
-        </w:rPr>
-        <w:t>[</w:t>
-      </w:r>
-      <w:proofErr w:type="gramEnd"/>
-      <w:r>
-        <w:rPr>
-          <w:rStyle w:val="VerbatimChar"/>
-          <w:rFonts w:hint="eastAsia"/>
-        </w:rPr>
-        <w:t>本地</w:t>
-      </w:r>
-      <w:r>
-        <w:rPr>
-          <w:rStyle w:val="VerbatimChar"/>
-          <w:rFonts w:hint="eastAsia"/>
-        </w:rPr>
-        <w:t>Qwen3-0.6B</w:t>
-      </w:r>
-      <w:r>
-        <w:rPr>
-          <w:rStyle w:val="VerbatimChar"/>
-          <w:rFonts w:hint="eastAsia"/>
-        </w:rPr>
-        <w:t>量化模型</w:t>
-      </w:r>
-      <w:r>
-        <w:rPr>
-          <w:rStyle w:val="VerbatimChar"/>
-          <w:rFonts w:hint="eastAsia"/>
-        </w:rPr>
-        <w:t>]</w:t>
-      </w:r>
     </w:p>
     <w:p>
       <w:pPr>
@@ -5654,6 +3917,52 @@
       <w:bookmarkEnd w:id="14"/>
       <w:bookmarkEnd w:id="16"/>
       <w:r>
+        <w:rPr>
+          <w:noProof/>
+        </w:rPr>
+        <w:drawing>
+          <wp:inline distT="0" distB="0" distL="0" distR="0" wp14:anchorId="00F5A275" wp14:editId="272514BB">
+            <wp:extent cx="5486400" cy="1327150"/>
+            <wp:effectExtent l="0" t="0" r="0" b="6350"/>
+            <wp:docPr id="1158613789" name="图片 8"/>
+            <wp:cNvGraphicFramePr>
+              <a:graphicFrameLocks xmlns:a="http://schemas.openxmlformats.org/drawingml/2006/main" noChangeAspect="1"/>
+            </wp:cNvGraphicFramePr>
+            <a:graphic xmlns:a="http://schemas.openxmlformats.org/drawingml/2006/main">
+              <a:graphicData uri="http://schemas.openxmlformats.org/drawingml/2006/picture">
+                <pic:pic xmlns:pic="http://schemas.openxmlformats.org/drawingml/2006/picture">
+                  <pic:nvPicPr>
+                    <pic:cNvPr id="1158613789" name="图片 1158613789"/>
+                    <pic:cNvPicPr/>
+                  </pic:nvPicPr>
+                  <pic:blipFill>
+                    <a:blip r:embed="rId24" cstate="print">
+                      <a:extLst>
+                        <a:ext uri="{28A0092B-C50C-407E-A947-70E740481C1C}">
+                          <a14:useLocalDpi xmlns:a14="http://schemas.microsoft.com/office/drawing/2010/main" val="0"/>
+                        </a:ext>
+                      </a:extLst>
+                    </a:blip>
+                    <a:stretch>
+                      <a:fillRect/>
+                    </a:stretch>
+                  </pic:blipFill>
+                  <pic:spPr>
+                    <a:xfrm>
+                      <a:off x="0" y="0"/>
+                      <a:ext cx="5486400" cy="1327150"/>
+                    </a:xfrm>
+                    <a:prstGeom prst="rect">
+                      <a:avLst/>
+                    </a:prstGeom>
+                  </pic:spPr>
+                </pic:pic>
+              </a:graphicData>
+            </a:graphic>
+          </wp:inline>
+        </w:drawing>
+      </w:r>
+      <w:r>
         <w:t xml:space="preserve">2.4 </w:t>
       </w:r>
       <w:proofErr w:type="spellStart"/>
@@ -5735,6 +4044,7 @@
           <w:rFonts w:hint="eastAsia"/>
           <w:lang w:eastAsia="zh-CN"/>
         </w:rPr>
+        <w:lastRenderedPageBreak/>
         <w:t>三类存储组件的职责如下：</w:t>
       </w:r>
     </w:p>
@@ -6638,6 +4948,7 @@
               <w:rPr>
                 <w:rFonts w:hint="eastAsia"/>
               </w:rPr>
+              <w:lastRenderedPageBreak/>
               <w:t>序号</w:t>
             </w:r>
             <w:proofErr w:type="spellEnd"/>
@@ -7702,6 +6013,7 @@
               <w:rPr>
                 <w:rStyle w:val="VerbatimChar"/>
               </w:rPr>
+              <w:lastRenderedPageBreak/>
               <w:t>username</w:t>
             </w:r>
           </w:p>
@@ -9208,6 +7520,7 @@
         <w:rPr>
           <w:rFonts w:hint="eastAsia"/>
         </w:rPr>
+        <w:lastRenderedPageBreak/>
         <w:t>设计说明</w:t>
       </w:r>
       <w:proofErr w:type="spellEnd"/>
@@ -10871,6 +9184,7 @@
               <w:rPr>
                 <w:rStyle w:val="VerbatimChar"/>
               </w:rPr>
+              <w:lastRenderedPageBreak/>
               <w:t>title</w:t>
             </w:r>
           </w:p>
@@ -12413,6 +10727,7 @@
         <w:rPr>
           <w:rStyle w:val="NormalTok"/>
         </w:rPr>
+        <w:lastRenderedPageBreak/>
         <w:t xml:space="preserve">    </w:t>
       </w:r>
       <w:r>
@@ -13523,6 +11838,7 @@
         <w:rPr>
           <w:lang w:eastAsia="zh-CN"/>
         </w:rPr>
+        <w:lastRenderedPageBreak/>
         <w:t xml:space="preserve">2.4.3 CSC2-07 </w:t>
       </w:r>
       <w:proofErr w:type="spellStart"/>
@@ -14619,6 +12935,7 @@
               <w:rPr>
                 <w:rStyle w:val="VerbatimChar"/>
               </w:rPr>
+              <w:lastRenderedPageBreak/>
               <w:t>embedding_fulltext_search</w:t>
             </w:r>
             <w:proofErr w:type="spellEnd"/>
@@ -15293,6 +13610,7 @@
         <w:rPr>
           <w:lang w:eastAsia="zh-CN"/>
         </w:rPr>
+        <w:lastRenderedPageBreak/>
         <w:t xml:space="preserve">2.4.4.2 </w:t>
       </w:r>
       <w:r>
@@ -16247,6 +14565,7 @@
         <w:rPr>
           <w:rFonts w:hint="eastAsia"/>
         </w:rPr>
+        <w:lastRenderedPageBreak/>
         <w:t>资源映射的一致性</w:t>
       </w:r>
       <w:proofErr w:type="spellEnd"/>
@@ -17078,6 +15397,7 @@
               <w:rPr>
                 <w:rStyle w:val="VerbatimChar"/>
               </w:rPr>
+              <w:lastRenderedPageBreak/>
               <w:t>PasswordHasher</w:t>
             </w:r>
             <w:proofErr w:type="spellEnd"/>
@@ -18651,6 +16971,7 @@
         <w:rPr>
           <w:lang w:eastAsia="zh-CN"/>
         </w:rPr>
+        <w:lastRenderedPageBreak/>
         <w:t xml:space="preserve">3.3 CSC-03: </w:t>
       </w:r>
       <w:r>
@@ -18720,627 +17041,72 @@
     </w:p>
     <w:p>
       <w:pPr>
-        <w:pStyle w:val="SourceCode"/>
-        <w:rPr>
-          <w:lang w:eastAsia="zh-CN"/>
-        </w:rPr>
-      </w:pPr>
-      <w:proofErr w:type="gramStart"/>
-      <w:r>
-        <w:rPr>
-          <w:rStyle w:val="VerbatimChar"/>
-          <w:lang w:eastAsia="zh-CN"/>
-        </w:rPr>
-        <w:t xml:space="preserve">┌─────────────┐     ┌─────────────┐     </w:t>
-      </w:r>
-      <w:proofErr w:type="gramEnd"/>
-      <w:r>
-        <w:rPr>
-          <w:rStyle w:val="VerbatimChar"/>
-          <w:lang w:eastAsia="zh-CN"/>
-        </w:rPr>
-        <w:t>┌─────────────┐</w:t>
-      </w:r>
-      <w:r>
-        <w:rPr>
-          <w:lang w:eastAsia="zh-CN"/>
-        </w:rPr>
-        <w:br/>
-      </w:r>
-      <w:r>
-        <w:rPr>
-          <w:rStyle w:val="VerbatimChar"/>
-          <w:lang w:eastAsia="zh-CN"/>
-        </w:rPr>
-        <w:t xml:space="preserve">│  </w:t>
-      </w:r>
-      <w:r>
-        <w:rPr>
-          <w:rStyle w:val="VerbatimChar"/>
-          <w:rFonts w:hint="eastAsia"/>
-          <w:lang w:eastAsia="zh-CN"/>
-        </w:rPr>
-        <w:t>学生提问</w:t>
-      </w:r>
-      <w:r>
-        <w:rPr>
-          <w:rStyle w:val="VerbatimChar"/>
-          <w:lang w:eastAsia="zh-CN"/>
-        </w:rPr>
-        <w:t xml:space="preserve">    │────→│  </w:t>
-      </w:r>
-      <w:r>
-        <w:rPr>
-          <w:rStyle w:val="VerbatimChar"/>
-          <w:rFonts w:hint="eastAsia"/>
-          <w:lang w:eastAsia="zh-CN"/>
-        </w:rPr>
-        <w:t>查询理解</w:t>
-      </w:r>
-      <w:r>
-        <w:rPr>
-          <w:rStyle w:val="VerbatimChar"/>
-          <w:lang w:eastAsia="zh-CN"/>
-        </w:rPr>
-        <w:t xml:space="preserve">    │────→│  </w:t>
-      </w:r>
-      <w:r>
-        <w:rPr>
-          <w:rStyle w:val="VerbatimChar"/>
-          <w:rFonts w:hint="eastAsia"/>
-          <w:lang w:eastAsia="zh-CN"/>
-        </w:rPr>
-        <w:t>向量检索</w:t>
-      </w:r>
-      <w:r>
-        <w:rPr>
-          <w:rStyle w:val="VerbatimChar"/>
-          <w:lang w:eastAsia="zh-CN"/>
-        </w:rPr>
-        <w:t xml:space="preserve">    │</w:t>
-      </w:r>
-      <w:r>
-        <w:rPr>
-          <w:lang w:eastAsia="zh-CN"/>
-        </w:rPr>
-        <w:br/>
-      </w:r>
-      <w:r>
-        <w:rPr>
-          <w:rStyle w:val="VerbatimChar"/>
-          <w:lang w:eastAsia="zh-CN"/>
-        </w:rPr>
-        <w:t xml:space="preserve">│  </w:t>
-      </w:r>
-      <w:r>
-        <w:rPr>
-          <w:rStyle w:val="VerbatimChar"/>
-          <w:rFonts w:hint="eastAsia"/>
-          <w:lang w:eastAsia="zh-CN"/>
-        </w:rPr>
-        <w:t>(</w:t>
-      </w:r>
-      <w:r>
-        <w:rPr>
-          <w:rStyle w:val="VerbatimChar"/>
-          <w:rFonts w:hint="eastAsia"/>
-          <w:lang w:eastAsia="zh-CN"/>
-        </w:rPr>
-        <w:t>自然语言</w:t>
-      </w:r>
-      <w:r>
-        <w:rPr>
-          <w:rStyle w:val="VerbatimChar"/>
-          <w:rFonts w:hint="eastAsia"/>
-          <w:lang w:eastAsia="zh-CN"/>
-        </w:rPr>
-        <w:t>)</w:t>
-      </w:r>
-      <w:r>
-        <w:rPr>
-          <w:rStyle w:val="VerbatimChar"/>
-          <w:lang w:eastAsia="zh-CN"/>
-        </w:rPr>
-        <w:t xml:space="preserve">  │     │ </w:t>
-      </w:r>
-      <w:r>
-        <w:rPr>
-          <w:rStyle w:val="VerbatimChar"/>
-          <w:rFonts w:hint="eastAsia"/>
-          <w:lang w:eastAsia="zh-CN"/>
-        </w:rPr>
-        <w:t>(</w:t>
-      </w:r>
-      <w:r>
-        <w:rPr>
-          <w:rStyle w:val="VerbatimChar"/>
-          <w:rFonts w:hint="eastAsia"/>
-          <w:lang w:eastAsia="zh-CN"/>
-        </w:rPr>
-        <w:t>意图识别</w:t>
-      </w:r>
-      <w:r>
-        <w:rPr>
-          <w:rStyle w:val="VerbatimChar"/>
-          <w:rFonts w:hint="eastAsia"/>
-          <w:lang w:eastAsia="zh-CN"/>
-        </w:rPr>
-        <w:t>)</w:t>
-      </w:r>
-      <w:r>
-        <w:rPr>
-          <w:rStyle w:val="VerbatimChar"/>
-          <w:lang w:eastAsia="zh-CN"/>
-        </w:rPr>
-        <w:t xml:space="preserve">   │     │ </w:t>
-      </w:r>
-      <w:r>
-        <w:rPr>
-          <w:rStyle w:val="VerbatimChar"/>
-          <w:rFonts w:hint="eastAsia"/>
-          <w:lang w:eastAsia="zh-CN"/>
-        </w:rPr>
-        <w:t>(Top-K</w:t>
-      </w:r>
-      <w:r>
-        <w:rPr>
-          <w:rStyle w:val="VerbatimChar"/>
-          <w:rFonts w:hint="eastAsia"/>
-          <w:lang w:eastAsia="zh-CN"/>
-        </w:rPr>
-        <w:t>相似</w:t>
-      </w:r>
-      <w:r>
-        <w:rPr>
-          <w:rStyle w:val="VerbatimChar"/>
-          <w:rFonts w:hint="eastAsia"/>
-          <w:lang w:eastAsia="zh-CN"/>
-        </w:rPr>
-        <w:t>)</w:t>
-      </w:r>
-      <w:r>
-        <w:rPr>
-          <w:rStyle w:val="VerbatimChar"/>
-          <w:lang w:eastAsia="zh-CN"/>
-        </w:rPr>
-        <w:t xml:space="preserve"> │</w:t>
-      </w:r>
-      <w:r>
-        <w:rPr>
-          <w:lang w:eastAsia="zh-CN"/>
-        </w:rPr>
-        <w:br/>
-      </w:r>
-      <w:r>
-        <w:rPr>
-          <w:rStyle w:val="VerbatimChar"/>
-          <w:lang w:eastAsia="zh-CN"/>
-        </w:rPr>
-        <w:t>└─────────────┘     └─────────────┘     └──────┬──────┘</w:t>
-      </w:r>
-      <w:r>
-        <w:rPr>
-          <w:lang w:eastAsia="zh-CN"/>
-        </w:rPr>
-        <w:br/>
-      </w:r>
-      <w:r>
-        <w:rPr>
-          <w:rStyle w:val="VerbatimChar"/>
-          <w:lang w:eastAsia="zh-CN"/>
-        </w:rPr>
-        <w:t xml:space="preserve">                                                │</w:t>
-      </w:r>
-      <w:r>
-        <w:rPr>
-          <w:lang w:eastAsia="zh-CN"/>
-        </w:rPr>
-        <w:br/>
-      </w:r>
-      <w:r>
-        <w:rPr>
-          <w:rStyle w:val="VerbatimChar"/>
-          <w:lang w:eastAsia="zh-CN"/>
-        </w:rPr>
-        <w:t xml:space="preserve">                       ┌────────────────────────┘</w:t>
-      </w:r>
-      <w:r>
-        <w:rPr>
-          <w:lang w:eastAsia="zh-CN"/>
-        </w:rPr>
-        <w:br/>
-      </w:r>
-      <w:r>
-        <w:rPr>
-          <w:rStyle w:val="VerbatimChar"/>
-          <w:lang w:eastAsia="zh-CN"/>
-        </w:rPr>
-        <w:t xml:space="preserve">                       ↓</w:t>
-      </w:r>
-      <w:r>
-        <w:rPr>
-          <w:lang w:eastAsia="zh-CN"/>
-        </w:rPr>
-        <w:br/>
-      </w:r>
-      <w:r>
-        <w:rPr>
-          <w:rStyle w:val="VerbatimChar"/>
-          <w:lang w:eastAsia="zh-CN"/>
-        </w:rPr>
-        <w:t xml:space="preserve">              ┌─────────────┐</w:t>
-      </w:r>
-      <w:r>
-        <w:rPr>
-          <w:lang w:eastAsia="zh-CN"/>
-        </w:rPr>
-        <w:br/>
-      </w:r>
-      <w:r>
-        <w:rPr>
-          <w:rStyle w:val="VerbatimChar"/>
-          <w:lang w:eastAsia="zh-CN"/>
-        </w:rPr>
-        <w:t xml:space="preserve">              │  </w:t>
-      </w:r>
-      <w:r>
-        <w:rPr>
-          <w:rStyle w:val="VerbatimChar"/>
-          <w:rFonts w:hint="eastAsia"/>
-          <w:lang w:eastAsia="zh-CN"/>
-        </w:rPr>
-        <w:t>上下文拼接</w:t>
-      </w:r>
-      <w:r>
-        <w:rPr>
-          <w:rStyle w:val="VerbatimChar"/>
-          <w:lang w:eastAsia="zh-CN"/>
-        </w:rPr>
-        <w:t xml:space="preserve">  │</w:t>
-      </w:r>
-      <w:r>
-        <w:rPr>
-          <w:lang w:eastAsia="zh-CN"/>
-        </w:rPr>
-        <w:br/>
-      </w:r>
-      <w:r>
-        <w:rPr>
-          <w:rStyle w:val="VerbatimChar"/>
-          <w:lang w:eastAsia="zh-CN"/>
-        </w:rPr>
-        <w:t xml:space="preserve">              </w:t>
-      </w:r>
-      <w:r>
-        <w:rPr>
-          <w:rStyle w:val="VerbatimChar"/>
-          <w:rFonts w:hint="eastAsia"/>
-          <w:lang w:eastAsia="zh-CN"/>
-        </w:rPr>
-        <w:t>│</w:t>
-      </w:r>
-      <w:r>
-        <w:rPr>
-          <w:rStyle w:val="VerbatimChar"/>
-          <w:rFonts w:hint="eastAsia"/>
-          <w:lang w:eastAsia="zh-CN"/>
-        </w:rPr>
-        <w:t>(</w:t>
-      </w:r>
-      <w:r>
-        <w:rPr>
-          <w:rStyle w:val="VerbatimChar"/>
-          <w:rFonts w:hint="eastAsia"/>
-          <w:lang w:eastAsia="zh-CN"/>
-        </w:rPr>
-        <w:t>系统指令</w:t>
-      </w:r>
-      <w:r>
-        <w:rPr>
-          <w:rStyle w:val="VerbatimChar"/>
-          <w:rFonts w:hint="eastAsia"/>
-          <w:lang w:eastAsia="zh-CN"/>
-        </w:rPr>
-        <w:t>+</w:t>
-      </w:r>
-      <w:r>
-        <w:rPr>
-          <w:rStyle w:val="VerbatimChar"/>
-          <w:rFonts w:hint="eastAsia"/>
-          <w:lang w:eastAsia="zh-CN"/>
-        </w:rPr>
-        <w:t>检索</w:t>
-      </w:r>
-      <w:r>
-        <w:rPr>
-          <w:rStyle w:val="VerbatimChar"/>
-          <w:lang w:eastAsia="zh-CN"/>
-        </w:rPr>
-        <w:t xml:space="preserve"> │</w:t>
-      </w:r>
-      <w:r>
-        <w:rPr>
-          <w:lang w:eastAsia="zh-CN"/>
-        </w:rPr>
-        <w:br/>
-      </w:r>
-      <w:r>
-        <w:rPr>
-          <w:rStyle w:val="VerbatimChar"/>
-          <w:lang w:eastAsia="zh-CN"/>
-        </w:rPr>
-        <w:t xml:space="preserve">              │ </w:t>
-      </w:r>
-      <w:r>
-        <w:rPr>
-          <w:rStyle w:val="VerbatimChar"/>
-          <w:rFonts w:hint="eastAsia"/>
-          <w:lang w:eastAsia="zh-CN"/>
-        </w:rPr>
-        <w:t>结果</w:t>
-      </w:r>
-      <w:r>
-        <w:rPr>
-          <w:rStyle w:val="VerbatimChar"/>
-          <w:rFonts w:hint="eastAsia"/>
-          <w:lang w:eastAsia="zh-CN"/>
-        </w:rPr>
-        <w:t>+</w:t>
-      </w:r>
-      <w:r>
-        <w:rPr>
-          <w:rStyle w:val="VerbatimChar"/>
-          <w:rFonts w:hint="eastAsia"/>
-          <w:lang w:eastAsia="zh-CN"/>
-        </w:rPr>
-        <w:t>用户问题</w:t>
-      </w:r>
-      <w:r>
-        <w:rPr>
-          <w:rStyle w:val="VerbatimChar"/>
-          <w:rFonts w:hint="eastAsia"/>
-          <w:lang w:eastAsia="zh-CN"/>
-        </w:rPr>
-        <w:t>)</w:t>
-      </w:r>
-      <w:r>
-        <w:rPr>
-          <w:rStyle w:val="VerbatimChar"/>
-          <w:rFonts w:hint="eastAsia"/>
-          <w:lang w:eastAsia="zh-CN"/>
-        </w:rPr>
-        <w:t>│</w:t>
-      </w:r>
-      <w:r>
-        <w:rPr>
-          <w:lang w:eastAsia="zh-CN"/>
-        </w:rPr>
-        <w:br/>
-      </w:r>
-      <w:r>
-        <w:rPr>
-          <w:rStyle w:val="VerbatimChar"/>
-          <w:lang w:eastAsia="zh-CN"/>
-        </w:rPr>
-        <w:t xml:space="preserve">              └──────┬──────┘</w:t>
-      </w:r>
-      <w:r>
-        <w:rPr>
-          <w:lang w:eastAsia="zh-CN"/>
-        </w:rPr>
-        <w:br/>
-      </w:r>
-      <w:r>
-        <w:rPr>
-          <w:rStyle w:val="VerbatimChar"/>
-          <w:lang w:eastAsia="zh-CN"/>
-        </w:rPr>
-        <w:t xml:space="preserve">                     ↓</w:t>
-      </w:r>
-      <w:r>
-        <w:rPr>
-          <w:lang w:eastAsia="zh-CN"/>
-        </w:rPr>
-        <w:br/>
-      </w:r>
-      <w:r>
-        <w:rPr>
-          <w:rStyle w:val="VerbatimChar"/>
-          <w:lang w:eastAsia="zh-CN"/>
-        </w:rPr>
-        <w:t xml:space="preserve">              ┌─────────────┐     ┌─────────────┐</w:t>
-      </w:r>
-      <w:r>
-        <w:rPr>
-          <w:lang w:eastAsia="zh-CN"/>
-        </w:rPr>
-        <w:br/>
-      </w:r>
-      <w:r>
-        <w:rPr>
-          <w:rStyle w:val="VerbatimChar"/>
-          <w:lang w:eastAsia="zh-CN"/>
-        </w:rPr>
-        <w:t xml:space="preserve">              │  </w:t>
-      </w:r>
-      <w:r>
-        <w:rPr>
-          <w:rStyle w:val="VerbatimChar"/>
-          <w:rFonts w:hint="eastAsia"/>
-          <w:lang w:eastAsia="zh-CN"/>
-        </w:rPr>
-        <w:t>LLM</w:t>
-      </w:r>
-      <w:r>
-        <w:rPr>
-          <w:rStyle w:val="VerbatimChar"/>
-          <w:rFonts w:hint="eastAsia"/>
-          <w:lang w:eastAsia="zh-CN"/>
-        </w:rPr>
-        <w:t>生成回答</w:t>
-      </w:r>
-      <w:r>
-        <w:rPr>
-          <w:rStyle w:val="VerbatimChar"/>
-          <w:lang w:eastAsia="zh-CN"/>
-        </w:rPr>
-        <w:t xml:space="preserve"> │────→│  </w:t>
-      </w:r>
-      <w:r>
-        <w:rPr>
-          <w:rStyle w:val="VerbatimChar"/>
-          <w:rFonts w:hint="eastAsia"/>
-          <w:lang w:eastAsia="zh-CN"/>
-        </w:rPr>
-        <w:t>答案后处理</w:t>
-      </w:r>
-      <w:r>
-        <w:rPr>
-          <w:rStyle w:val="VerbatimChar"/>
-          <w:lang w:eastAsia="zh-CN"/>
-        </w:rPr>
-        <w:t xml:space="preserve">  │────→ </w:t>
-      </w:r>
-      <w:r>
-        <w:rPr>
-          <w:rStyle w:val="VerbatimChar"/>
-          <w:rFonts w:hint="eastAsia"/>
-          <w:lang w:eastAsia="zh-CN"/>
-        </w:rPr>
-        <w:t>输出</w:t>
-      </w:r>
-      <w:r>
-        <w:rPr>
-          <w:lang w:eastAsia="zh-CN"/>
-        </w:rPr>
-        <w:br/>
-      </w:r>
-      <w:r>
-        <w:rPr>
-          <w:rStyle w:val="VerbatimChar"/>
-          <w:lang w:eastAsia="zh-CN"/>
-        </w:rPr>
-        <w:t xml:space="preserve">              │  </w:t>
-      </w:r>
-      <w:r>
-        <w:rPr>
-          <w:rStyle w:val="VerbatimChar"/>
-          <w:rFonts w:hint="eastAsia"/>
-          <w:lang w:eastAsia="zh-CN"/>
-        </w:rPr>
-        <w:t>(</w:t>
-      </w:r>
-      <w:r>
-        <w:rPr>
-          <w:rStyle w:val="VerbatimChar"/>
-          <w:rFonts w:hint="eastAsia"/>
-          <w:lang w:eastAsia="zh-CN"/>
-        </w:rPr>
-        <w:t>流式</w:t>
-      </w:r>
-      <w:r>
-        <w:rPr>
-          <w:rStyle w:val="VerbatimChar"/>
-          <w:rFonts w:hint="eastAsia"/>
-          <w:lang w:eastAsia="zh-CN"/>
-        </w:rPr>
-        <w:t>/</w:t>
-      </w:r>
-      <w:r>
-        <w:rPr>
-          <w:rStyle w:val="VerbatimChar"/>
-          <w:rFonts w:hint="eastAsia"/>
-          <w:lang w:eastAsia="zh-CN"/>
-        </w:rPr>
-        <w:t>批量</w:t>
-      </w:r>
-      <w:r>
-        <w:rPr>
-          <w:rStyle w:val="VerbatimChar"/>
-          <w:rFonts w:hint="eastAsia"/>
-          <w:lang w:eastAsia="zh-CN"/>
-        </w:rPr>
-        <w:t>)</w:t>
-      </w:r>
-      <w:r>
-        <w:rPr>
-          <w:rStyle w:val="VerbatimChar"/>
-          <w:lang w:eastAsia="zh-CN"/>
-        </w:rPr>
-        <w:t xml:space="preserve"> │     │ </w:t>
-      </w:r>
-      <w:r>
-        <w:rPr>
-          <w:rStyle w:val="VerbatimChar"/>
-          <w:rFonts w:hint="eastAsia"/>
-          <w:lang w:eastAsia="zh-CN"/>
-        </w:rPr>
-        <w:t>(</w:t>
-      </w:r>
-      <w:r>
-        <w:rPr>
-          <w:rStyle w:val="VerbatimChar"/>
-          <w:rFonts w:hint="eastAsia"/>
-          <w:lang w:eastAsia="zh-CN"/>
-        </w:rPr>
-        <w:t>格式化</w:t>
-      </w:r>
-      <w:r>
-        <w:rPr>
-          <w:rStyle w:val="VerbatimChar"/>
-          <w:rFonts w:hint="eastAsia"/>
-          <w:lang w:eastAsia="zh-CN"/>
-        </w:rPr>
-        <w:t>/</w:t>
-      </w:r>
-      <w:r>
-        <w:rPr>
-          <w:rStyle w:val="VerbatimChar"/>
-          <w:rFonts w:hint="eastAsia"/>
-          <w:lang w:eastAsia="zh-CN"/>
-        </w:rPr>
-        <w:t>引用</w:t>
-      </w:r>
-      <w:r>
-        <w:rPr>
-          <w:rStyle w:val="VerbatimChar"/>
-          <w:rFonts w:hint="eastAsia"/>
-          <w:lang w:eastAsia="zh-CN"/>
-        </w:rPr>
-        <w:t>)</w:t>
-      </w:r>
-      <w:r>
-        <w:rPr>
-          <w:rStyle w:val="VerbatimChar"/>
-          <w:rFonts w:hint="eastAsia"/>
-          <w:lang w:eastAsia="zh-CN"/>
-        </w:rPr>
-        <w:t>│</w:t>
-      </w:r>
-      <w:r>
-        <w:rPr>
-          <w:lang w:eastAsia="zh-CN"/>
-        </w:rPr>
-        <w:br/>
-      </w:r>
-      <w:r>
-        <w:rPr>
-          <w:rStyle w:val="VerbatimChar"/>
-          <w:lang w:eastAsia="zh-CN"/>
-        </w:rPr>
-        <w:t xml:space="preserve">              └─────────────┘     └─────────────┘</w:t>
-      </w:r>
-    </w:p>
-    <w:p>
-      <w:pPr>
-        <w:pStyle w:val="2"/>
-        <w:rPr>
-          <w:lang w:eastAsia="zh-CN"/>
-        </w:rPr>
-      </w:pPr>
+        <w:pStyle w:val="a0"/>
+        <w:rPr>
+          <w:rFonts w:hint="eastAsia"/>
+          <w:lang w:eastAsia="zh-CN"/>
+        </w:rPr>
+      </w:pPr>
+      <w:r>
+        <w:rPr>
+          <w:rFonts w:hint="eastAsia"/>
+          <w:noProof/>
+          <w:lang w:eastAsia="zh-CN"/>
+        </w:rPr>
+        <w:drawing>
+          <wp:inline distT="0" distB="0" distL="0" distR="0" wp14:anchorId="76BC22C9" wp14:editId="7CDD3D4B">
+            <wp:extent cx="5486400" cy="506095"/>
+            <wp:effectExtent l="0" t="0" r="0" b="8255"/>
+            <wp:docPr id="83415989" name="图片 4"/>
+            <wp:cNvGraphicFramePr>
+              <a:graphicFrameLocks xmlns:a="http://schemas.openxmlformats.org/drawingml/2006/main" noChangeAspect="1"/>
+            </wp:cNvGraphicFramePr>
+            <a:graphic xmlns:a="http://schemas.openxmlformats.org/drawingml/2006/main">
+              <a:graphicData uri="http://schemas.openxmlformats.org/drawingml/2006/picture">
+                <pic:pic xmlns:pic="http://schemas.openxmlformats.org/drawingml/2006/picture">
+                  <pic:nvPicPr>
+                    <pic:cNvPr id="83415989" name="图片 83415989"/>
+                    <pic:cNvPicPr/>
+                  </pic:nvPicPr>
+                  <pic:blipFill>
+                    <a:blip r:embed="rId25" cstate="print">
+                      <a:extLst>
+                        <a:ext uri="{28A0092B-C50C-407E-A947-70E740481C1C}">
+                          <a14:useLocalDpi xmlns:a14="http://schemas.microsoft.com/office/drawing/2010/main" val="0"/>
+                        </a:ext>
+                      </a:extLst>
+                    </a:blip>
+                    <a:stretch>
+                      <a:fillRect/>
+                    </a:stretch>
+                  </pic:blipFill>
+                  <pic:spPr>
+                    <a:xfrm>
+                      <a:off x="0" y="0"/>
+                      <a:ext cx="5486400" cy="506095"/>
+                    </a:xfrm>
+                    <a:prstGeom prst="rect">
+                      <a:avLst/>
+                    </a:prstGeom>
+                  </pic:spPr>
+                </pic:pic>
+              </a:graphicData>
+            </a:graphic>
+          </wp:inline>
+        </w:drawing>
+      </w:r>
       <w:bookmarkStart w:id="56" w:name="csc-04-管理服务模块对应srs-f-1216"/>
       <w:bookmarkEnd w:id="54"/>
       <w:bookmarkEnd w:id="55"/>
+    </w:p>
+    <w:p>
+      <w:pPr>
+        <w:pStyle w:val="2"/>
+        <w:spacing w:before="240"/>
+        <w:rPr>
+          <w:lang w:eastAsia="zh-CN"/>
+        </w:rPr>
+      </w:pPr>
       <w:r>
         <w:rPr>
           <w:lang w:eastAsia="zh-CN"/>
@@ -19393,250 +17159,59 @@
     </w:p>
     <w:p>
       <w:pPr>
-        <w:pStyle w:val="SourceCode"/>
-        <w:rPr>
-          <w:lang w:eastAsia="zh-CN"/>
-        </w:rPr>
-      </w:pPr>
-      <w:r>
-        <w:rPr>
-          <w:rStyle w:val="VerbatimChar"/>
-          <w:rFonts w:hint="eastAsia"/>
-          <w:lang w:eastAsia="zh-CN"/>
-        </w:rPr>
-        <w:t>[MySQL</w:t>
-      </w:r>
-      <w:r>
-        <w:rPr>
-          <w:rStyle w:val="VerbatimChar"/>
-          <w:rFonts w:hint="eastAsia"/>
-          <w:lang w:eastAsia="zh-CN"/>
-        </w:rPr>
-        <w:t>业务数据</w:t>
-      </w:r>
-      <w:r>
-        <w:rPr>
-          <w:rStyle w:val="VerbatimChar"/>
-          <w:rFonts w:hint="eastAsia"/>
-          <w:lang w:eastAsia="zh-CN"/>
-        </w:rPr>
-        <w:t>]</w:t>
-      </w:r>
-      <w:r>
-        <w:rPr>
-          <w:rStyle w:val="VerbatimChar"/>
-          <w:lang w:eastAsia="zh-CN"/>
-        </w:rPr>
-        <w:t xml:space="preserve"> ──┐</w:t>
-      </w:r>
-      <w:r>
-        <w:rPr>
-          <w:lang w:eastAsia="zh-CN"/>
-        </w:rPr>
-        <w:br/>
-      </w:r>
-      <w:r>
-        <w:rPr>
-          <w:rStyle w:val="VerbatimChar"/>
-          <w:lang w:eastAsia="zh-CN"/>
-        </w:rPr>
-        <w:t xml:space="preserve">                 ├──→ </w:t>
-      </w:r>
-      <w:r>
-        <w:rPr>
-          <w:rStyle w:val="VerbatimChar"/>
-          <w:rFonts w:hint="eastAsia"/>
-          <w:lang w:eastAsia="zh-CN"/>
-        </w:rPr>
-        <w:t>[</w:t>
-      </w:r>
-      <w:r>
-        <w:rPr>
-          <w:rStyle w:val="VerbatimChar"/>
-          <w:rFonts w:hint="eastAsia"/>
-          <w:lang w:eastAsia="zh-CN"/>
-        </w:rPr>
-        <w:t>数据聚合服务</w:t>
-      </w:r>
-      <w:r>
-        <w:rPr>
-          <w:rStyle w:val="VerbatimChar"/>
-          <w:rFonts w:hint="eastAsia"/>
-          <w:lang w:eastAsia="zh-CN"/>
-        </w:rPr>
-        <w:t>]</w:t>
-      </w:r>
-      <w:r>
-        <w:rPr>
-          <w:rStyle w:val="VerbatimChar"/>
-          <w:lang w:eastAsia="zh-CN"/>
-        </w:rPr>
-        <w:t xml:space="preserve"> ──→ </w:t>
-      </w:r>
-      <w:r>
-        <w:rPr>
-          <w:rStyle w:val="VerbatimChar"/>
-          <w:rFonts w:hint="eastAsia"/>
-          <w:lang w:eastAsia="zh-CN"/>
-        </w:rPr>
-        <w:t>[</w:t>
-      </w:r>
-      <w:r>
-        <w:rPr>
-          <w:rStyle w:val="VerbatimChar"/>
-          <w:rFonts w:hint="eastAsia"/>
-          <w:lang w:eastAsia="zh-CN"/>
-        </w:rPr>
-        <w:t>实时计算</w:t>
-      </w:r>
-      <w:r>
-        <w:rPr>
-          <w:rStyle w:val="VerbatimChar"/>
-          <w:rFonts w:hint="eastAsia"/>
-          <w:lang w:eastAsia="zh-CN"/>
-        </w:rPr>
-        <w:t>]</w:t>
-      </w:r>
-      <w:r>
-        <w:rPr>
-          <w:rStyle w:val="VerbatimChar"/>
-          <w:lang w:eastAsia="zh-CN"/>
-        </w:rPr>
-        <w:t xml:space="preserve"> ──→ </w:t>
-      </w:r>
-      <w:r>
-        <w:rPr>
-          <w:rStyle w:val="VerbatimChar"/>
-          <w:rFonts w:hint="eastAsia"/>
-          <w:lang w:eastAsia="zh-CN"/>
-        </w:rPr>
-        <w:t>[</w:t>
-      </w:r>
-      <w:r>
-        <w:rPr>
-          <w:rStyle w:val="VerbatimChar"/>
-          <w:rFonts w:hint="eastAsia"/>
-          <w:lang w:eastAsia="zh-CN"/>
-        </w:rPr>
-        <w:t>可视化</w:t>
-      </w:r>
-      <w:r>
-        <w:rPr>
-          <w:rStyle w:val="VerbatimChar"/>
-          <w:rFonts w:hint="eastAsia"/>
-          <w:lang w:eastAsia="zh-CN"/>
-        </w:rPr>
-        <w:t>API]</w:t>
-      </w:r>
-      <w:r>
-        <w:rPr>
-          <w:lang w:eastAsia="zh-CN"/>
-        </w:rPr>
-        <w:br/>
-      </w:r>
-      <w:r>
-        <w:rPr>
-          <w:rStyle w:val="VerbatimChar"/>
-          <w:rFonts w:hint="eastAsia"/>
-          <w:lang w:eastAsia="zh-CN"/>
-        </w:rPr>
-        <w:t>[</w:t>
-      </w:r>
-      <w:proofErr w:type="spellStart"/>
-      <w:r>
-        <w:rPr>
-          <w:rStyle w:val="VerbatimChar"/>
-          <w:rFonts w:hint="eastAsia"/>
-          <w:lang w:eastAsia="zh-CN"/>
-        </w:rPr>
-        <w:t>ChromaDB</w:t>
-      </w:r>
-      <w:proofErr w:type="spellEnd"/>
-      <w:r>
-        <w:rPr>
-          <w:rStyle w:val="VerbatimChar"/>
-          <w:rFonts w:hint="eastAsia"/>
-          <w:lang w:eastAsia="zh-CN"/>
-        </w:rPr>
-        <w:t>使用数据</w:t>
-      </w:r>
-      <w:r>
-        <w:rPr>
-          <w:rStyle w:val="VerbatimChar"/>
-          <w:rFonts w:hint="eastAsia"/>
-          <w:lang w:eastAsia="zh-CN"/>
-        </w:rPr>
-        <w:t>]</w:t>
-      </w:r>
-      <w:r>
-        <w:rPr>
-          <w:rStyle w:val="VerbatimChar"/>
-          <w:rFonts w:hint="eastAsia"/>
-          <w:lang w:eastAsia="zh-CN"/>
-        </w:rPr>
-        <w:t>─┘</w:t>
-      </w:r>
-      <w:r>
-        <w:rPr>
-          <w:rStyle w:val="VerbatimChar"/>
-          <w:lang w:eastAsia="zh-CN"/>
-        </w:rPr>
-        <w:t xml:space="preserve">                           ↓</w:t>
-      </w:r>
-      <w:r>
-        <w:rPr>
-          <w:lang w:eastAsia="zh-CN"/>
-        </w:rPr>
-        <w:br/>
-      </w:r>
-      <w:r>
-        <w:rPr>
-          <w:rStyle w:val="VerbatimChar"/>
-          <w:lang w:eastAsia="zh-CN"/>
-        </w:rPr>
-        <w:t xml:space="preserve">                                        </w:t>
-      </w:r>
-      <w:r>
-        <w:rPr>
-          <w:rStyle w:val="VerbatimChar"/>
-          <w:rFonts w:hint="eastAsia"/>
-          <w:lang w:eastAsia="zh-CN"/>
-        </w:rPr>
-        <w:t>[</w:t>
-      </w:r>
-      <w:r>
-        <w:rPr>
-          <w:rStyle w:val="VerbatimChar"/>
-          <w:rFonts w:hint="eastAsia"/>
-          <w:lang w:eastAsia="zh-CN"/>
-        </w:rPr>
-        <w:t>前端</w:t>
-      </w:r>
-      <w:proofErr w:type="spellStart"/>
-      <w:r>
-        <w:rPr>
-          <w:rStyle w:val="VerbatimChar"/>
-          <w:rFonts w:hint="eastAsia"/>
-          <w:lang w:eastAsia="zh-CN"/>
-        </w:rPr>
-        <w:t>ECharts</w:t>
-      </w:r>
-      <w:proofErr w:type="spellEnd"/>
-      <w:r>
-        <w:rPr>
-          <w:rStyle w:val="VerbatimChar"/>
-          <w:rFonts w:hint="eastAsia"/>
-          <w:lang w:eastAsia="zh-CN"/>
-        </w:rPr>
-        <w:t>展示</w:t>
-      </w:r>
-      <w:r>
-        <w:rPr>
-          <w:rStyle w:val="VerbatimChar"/>
-          <w:rFonts w:hint="eastAsia"/>
-          <w:lang w:eastAsia="zh-CN"/>
-        </w:rPr>
-        <w:t>]</w:t>
+        <w:pStyle w:val="a0"/>
+        <w:rPr>
+          <w:rFonts w:hint="eastAsia"/>
+          <w:lang w:eastAsia="zh-CN"/>
+        </w:rPr>
+      </w:pPr>
+      <w:r>
+        <w:rPr>
+          <w:rFonts w:hint="eastAsia"/>
+          <w:noProof/>
+          <w:lang w:eastAsia="zh-CN"/>
+        </w:rPr>
+        <w:drawing>
+          <wp:inline distT="0" distB="0" distL="0" distR="0" wp14:anchorId="0C38F6D8" wp14:editId="131223F9">
+            <wp:extent cx="5486400" cy="1405255"/>
+            <wp:effectExtent l="0" t="0" r="0" b="4445"/>
+            <wp:docPr id="464141488" name="图片 5"/>
+            <wp:cNvGraphicFramePr>
+              <a:graphicFrameLocks xmlns:a="http://schemas.openxmlformats.org/drawingml/2006/main" noChangeAspect="1"/>
+            </wp:cNvGraphicFramePr>
+            <a:graphic xmlns:a="http://schemas.openxmlformats.org/drawingml/2006/main">
+              <a:graphicData uri="http://schemas.openxmlformats.org/drawingml/2006/picture">
+                <pic:pic xmlns:pic="http://schemas.openxmlformats.org/drawingml/2006/picture">
+                  <pic:nvPicPr>
+                    <pic:cNvPr id="464141488" name="图片 464141488"/>
+                    <pic:cNvPicPr/>
+                  </pic:nvPicPr>
+                  <pic:blipFill>
+                    <a:blip r:embed="rId26" cstate="print">
+                      <a:extLst>
+                        <a:ext uri="{28A0092B-C50C-407E-A947-70E740481C1C}">
+                          <a14:useLocalDpi xmlns:a14="http://schemas.microsoft.com/office/drawing/2010/main" val="0"/>
+                        </a:ext>
+                      </a:extLst>
+                    </a:blip>
+                    <a:stretch>
+                      <a:fillRect/>
+                    </a:stretch>
+                  </pic:blipFill>
+                  <pic:spPr>
+                    <a:xfrm>
+                      <a:off x="0" y="0"/>
+                      <a:ext cx="5486400" cy="1405255"/>
+                    </a:xfrm>
+                    <a:prstGeom prst="rect">
+                      <a:avLst/>
+                    </a:prstGeom>
+                  </pic:spPr>
+                </pic:pic>
+              </a:graphicData>
+            </a:graphic>
+          </wp:inline>
+        </w:drawing>
       </w:r>
     </w:p>
     <w:p>
@@ -20509,6 +18084,7 @@
           <w:rFonts w:hint="eastAsia"/>
           <w:lang w:eastAsia="zh-CN"/>
         </w:rPr>
+        <w:lastRenderedPageBreak/>
         <w:t>[</w:t>
       </w:r>
       <w:r>
@@ -20731,7 +18307,7 @@
           <w:noProof/>
         </w:rPr>
         <w:pict w14:anchorId="423D1454">
-          <v:rect id="_x0000_i1031" alt="" style="width:415.3pt;height:.05pt;mso-width-percent:0;mso-height-percent:0;mso-width-percent:0;mso-height-percent:0" o:hralign="center" o:hrstd="t" o:hr="t"/>
+          <v:rect id="_x0000_i1080" alt="" style="width:415.3pt;height:.05pt;mso-width-percent:0;mso-height-percent:0;mso-width-percent:0;mso-height-percent:0" o:hralign="center" o:hrstd="t" o:hr="t"/>
         </w:pict>
       </w:r>
     </w:p>
@@ -21301,10 +18877,631 @@
     </w:tbl>
     <w:p>
       <w:pPr>
-        <w:pStyle w:val="2"/>
+        <w:pStyle w:val="3"/>
+        <w:rPr>
+          <w:rFonts w:hint="eastAsia"/>
+          <w:lang w:eastAsia="zh-CN"/>
+        </w:rPr>
       </w:pPr>
       <w:bookmarkStart w:id="63" w:name="内部接口"/>
       <w:bookmarkEnd w:id="62"/>
+      <w:r>
+        <w:t>4.</w:t>
+      </w:r>
+      <w:r>
+        <w:rPr>
+          <w:rFonts w:hint="eastAsia"/>
+          <w:lang w:eastAsia="zh-CN"/>
+        </w:rPr>
+        <w:t>1</w:t>
+      </w:r>
+      <w:r>
+        <w:t xml:space="preserve">.1 </w:t>
+      </w:r>
+      <w:r>
+        <w:t>登录页（</w:t>
+      </w:r>
+      <w:r>
+        <w:t>UI-001</w:t>
+      </w:r>
+      <w:r>
+        <w:t>）</w:t>
+      </w:r>
+    </w:p>
+    <w:p>
+      <w:pPr>
+        <w:pStyle w:val="a0"/>
+        <w:rPr>
+          <w:lang w:eastAsia="zh-CN"/>
+        </w:rPr>
+      </w:pPr>
+      <w:r>
+        <w:rPr>
+          <w:rFonts w:hint="eastAsia"/>
+          <w:noProof/>
+          <w:lang w:eastAsia="zh-CN"/>
+        </w:rPr>
+        <w:drawing>
+          <wp:inline distT="0" distB="0" distL="0" distR="0" wp14:anchorId="1B687BAB" wp14:editId="5AC3D1C9">
+            <wp:extent cx="5486400" cy="3030220"/>
+            <wp:effectExtent l="0" t="0" r="0" b="0"/>
+            <wp:docPr id="647796032" name="图片 9"/>
+            <wp:cNvGraphicFramePr>
+              <a:graphicFrameLocks xmlns:a="http://schemas.openxmlformats.org/drawingml/2006/main" noChangeAspect="1"/>
+            </wp:cNvGraphicFramePr>
+            <a:graphic xmlns:a="http://schemas.openxmlformats.org/drawingml/2006/main">
+              <a:graphicData uri="http://schemas.openxmlformats.org/drawingml/2006/picture">
+                <pic:pic xmlns:pic="http://schemas.openxmlformats.org/drawingml/2006/picture">
+                  <pic:nvPicPr>
+                    <pic:cNvPr id="647796032" name="图片 647796032"/>
+                    <pic:cNvPicPr/>
+                  </pic:nvPicPr>
+                  <pic:blipFill>
+                    <a:blip r:embed="rId27" cstate="print">
+                      <a:extLst>
+                        <a:ext uri="{28A0092B-C50C-407E-A947-70E740481C1C}">
+                          <a14:useLocalDpi xmlns:a14="http://schemas.microsoft.com/office/drawing/2010/main" val="0"/>
+                        </a:ext>
+                      </a:extLst>
+                    </a:blip>
+                    <a:stretch>
+                      <a:fillRect/>
+                    </a:stretch>
+                  </pic:blipFill>
+                  <pic:spPr>
+                    <a:xfrm>
+                      <a:off x="0" y="0"/>
+                      <a:ext cx="5486400" cy="3030220"/>
+                    </a:xfrm>
+                    <a:prstGeom prst="rect">
+                      <a:avLst/>
+                    </a:prstGeom>
+                  </pic:spPr>
+                </pic:pic>
+              </a:graphicData>
+            </a:graphic>
+          </wp:inline>
+        </w:drawing>
+      </w:r>
+    </w:p>
+    <w:p>
+      <w:pPr>
+        <w:pStyle w:val="a0"/>
+        <w:rPr>
+          <w:rFonts w:hint="eastAsia"/>
+          <w:lang w:eastAsia="zh-CN"/>
+        </w:rPr>
+      </w:pPr>
+    </w:p>
+    <w:p>
+      <w:pPr>
+        <w:pStyle w:val="3"/>
+        <w:rPr>
+          <w:lang w:eastAsia="zh-CN"/>
+        </w:rPr>
+      </w:pPr>
+      <w:r>
+        <w:rPr>
+          <w:lang w:eastAsia="zh-CN"/>
+        </w:rPr>
+        <w:lastRenderedPageBreak/>
+        <w:t>4.</w:t>
+      </w:r>
+      <w:r>
+        <w:rPr>
+          <w:rFonts w:hint="eastAsia"/>
+          <w:lang w:eastAsia="zh-CN"/>
+        </w:rPr>
+        <w:t>1</w:t>
+      </w:r>
+      <w:r>
+        <w:rPr>
+          <w:lang w:eastAsia="zh-CN"/>
+        </w:rPr>
+        <w:t>.</w:t>
+      </w:r>
+      <w:r>
+        <w:rPr>
+          <w:rFonts w:hint="eastAsia"/>
+          <w:lang w:eastAsia="zh-CN"/>
+        </w:rPr>
+        <w:t>2</w:t>
+      </w:r>
+      <w:r>
+        <w:rPr>
+          <w:lang w:eastAsia="zh-CN"/>
+        </w:rPr>
+        <w:t xml:space="preserve"> </w:t>
+      </w:r>
+      <w:r>
+        <w:rPr>
+          <w:lang w:eastAsia="zh-CN"/>
+        </w:rPr>
+        <w:t>教师工作台（</w:t>
+      </w:r>
+      <w:r>
+        <w:rPr>
+          <w:lang w:eastAsia="zh-CN"/>
+        </w:rPr>
+        <w:t>UI-002</w:t>
+      </w:r>
+      <w:r>
+        <w:rPr>
+          <w:lang w:eastAsia="zh-CN"/>
+        </w:rPr>
+        <w:t>）</w:t>
+      </w:r>
+      <w:r>
+        <w:rPr>
+          <w:rFonts w:hint="eastAsia"/>
+          <w:noProof/>
+          <w:lang w:eastAsia="zh-CN"/>
+        </w:rPr>
+        <w:drawing>
+          <wp:inline distT="0" distB="0" distL="0" distR="0" wp14:anchorId="3B53FA07" wp14:editId="2AF6D7DC">
+            <wp:extent cx="5486400" cy="2898140"/>
+            <wp:effectExtent l="0" t="0" r="0" b="0"/>
+            <wp:docPr id="554964394" name="图片 16"/>
+            <wp:cNvGraphicFramePr>
+              <a:graphicFrameLocks xmlns:a="http://schemas.openxmlformats.org/drawingml/2006/main" noChangeAspect="1"/>
+            </wp:cNvGraphicFramePr>
+            <a:graphic xmlns:a="http://schemas.openxmlformats.org/drawingml/2006/main">
+              <a:graphicData uri="http://schemas.openxmlformats.org/drawingml/2006/picture">
+                <pic:pic xmlns:pic="http://schemas.openxmlformats.org/drawingml/2006/picture">
+                  <pic:nvPicPr>
+                    <pic:cNvPr id="554964394" name="图片 554964394"/>
+                    <pic:cNvPicPr/>
+                  </pic:nvPicPr>
+                  <pic:blipFill>
+                    <a:blip r:embed="rId28" cstate="print">
+                      <a:extLst>
+                        <a:ext uri="{28A0092B-C50C-407E-A947-70E740481C1C}">
+                          <a14:useLocalDpi xmlns:a14="http://schemas.microsoft.com/office/drawing/2010/main" val="0"/>
+                        </a:ext>
+                      </a:extLst>
+                    </a:blip>
+                    <a:stretch>
+                      <a:fillRect/>
+                    </a:stretch>
+                  </pic:blipFill>
+                  <pic:spPr>
+                    <a:xfrm>
+                      <a:off x="0" y="0"/>
+                      <a:ext cx="5486400" cy="2898140"/>
+                    </a:xfrm>
+                    <a:prstGeom prst="rect">
+                      <a:avLst/>
+                    </a:prstGeom>
+                  </pic:spPr>
+                </pic:pic>
+              </a:graphicData>
+            </a:graphic>
+          </wp:inline>
+        </w:drawing>
+      </w:r>
+      <w:r>
+        <w:rPr>
+          <w:rFonts w:hint="eastAsia"/>
+          <w:noProof/>
+          <w:lang w:eastAsia="zh-CN"/>
+        </w:rPr>
+        <w:drawing>
+          <wp:inline distT="0" distB="0" distL="0" distR="0" wp14:anchorId="12B2892F" wp14:editId="2280317A">
+            <wp:extent cx="5486400" cy="3079115"/>
+            <wp:effectExtent l="0" t="0" r="0" b="6985"/>
+            <wp:docPr id="1829006758" name="图片 17"/>
+            <wp:cNvGraphicFramePr>
+              <a:graphicFrameLocks xmlns:a="http://schemas.openxmlformats.org/drawingml/2006/main" noChangeAspect="1"/>
+            </wp:cNvGraphicFramePr>
+            <a:graphic xmlns:a="http://schemas.openxmlformats.org/drawingml/2006/main">
+              <a:graphicData uri="http://schemas.openxmlformats.org/drawingml/2006/picture">
+                <pic:pic xmlns:pic="http://schemas.openxmlformats.org/drawingml/2006/picture">
+                  <pic:nvPicPr>
+                    <pic:cNvPr id="1829006758" name="图片 1829006758"/>
+                    <pic:cNvPicPr/>
+                  </pic:nvPicPr>
+                  <pic:blipFill>
+                    <a:blip r:embed="rId29" cstate="print">
+                      <a:extLst>
+                        <a:ext uri="{28A0092B-C50C-407E-A947-70E740481C1C}">
+                          <a14:useLocalDpi xmlns:a14="http://schemas.microsoft.com/office/drawing/2010/main" val="0"/>
+                        </a:ext>
+                      </a:extLst>
+                    </a:blip>
+                    <a:stretch>
+                      <a:fillRect/>
+                    </a:stretch>
+                  </pic:blipFill>
+                  <pic:spPr>
+                    <a:xfrm>
+                      <a:off x="0" y="0"/>
+                      <a:ext cx="5486400" cy="3079115"/>
+                    </a:xfrm>
+                    <a:prstGeom prst="rect">
+                      <a:avLst/>
+                    </a:prstGeom>
+                  </pic:spPr>
+                </pic:pic>
+              </a:graphicData>
+            </a:graphic>
+          </wp:inline>
+        </w:drawing>
+      </w:r>
+      <w:r>
+        <w:rPr>
+          <w:lang w:eastAsia="zh-CN"/>
+        </w:rPr>
+        <w:t>4.</w:t>
+      </w:r>
+      <w:r>
+        <w:rPr>
+          <w:rFonts w:hint="eastAsia"/>
+          <w:lang w:eastAsia="zh-CN"/>
+        </w:rPr>
+        <w:t>1</w:t>
+      </w:r>
+      <w:r>
+        <w:rPr>
+          <w:lang w:eastAsia="zh-CN"/>
+        </w:rPr>
+        <w:t>.</w:t>
+      </w:r>
+      <w:r>
+        <w:rPr>
+          <w:rFonts w:hint="eastAsia"/>
+          <w:lang w:eastAsia="zh-CN"/>
+        </w:rPr>
+        <w:t>2</w:t>
+      </w:r>
+      <w:r>
+        <w:rPr>
+          <w:lang w:eastAsia="zh-CN"/>
+        </w:rPr>
+        <w:t xml:space="preserve"> </w:t>
+      </w:r>
+      <w:r>
+        <w:rPr>
+          <w:lang w:eastAsia="zh-CN"/>
+        </w:rPr>
+        <w:t>学生学习页（</w:t>
+      </w:r>
+      <w:r>
+        <w:rPr>
+          <w:lang w:eastAsia="zh-CN"/>
+        </w:rPr>
+        <w:t>UI-003</w:t>
+      </w:r>
+      <w:r>
+        <w:rPr>
+          <w:lang w:eastAsia="zh-CN"/>
+        </w:rPr>
+        <w:t>）</w:t>
+      </w:r>
+    </w:p>
+    <w:p>
+      <w:pPr>
+        <w:pStyle w:val="3"/>
+        <w:rPr>
+          <w:lang w:eastAsia="zh-CN"/>
+        </w:rPr>
+      </w:pPr>
+      <w:r>
+        <w:rPr>
+          <w:rFonts w:hint="eastAsia"/>
+          <w:noProof/>
+          <w:lang w:eastAsia="zh-CN"/>
+        </w:rPr>
+        <w:lastRenderedPageBreak/>
+        <w:drawing>
+          <wp:inline distT="0" distB="0" distL="0" distR="0" wp14:anchorId="7A1EED8D" wp14:editId="52BE4B43">
+            <wp:extent cx="5486400" cy="3044190"/>
+            <wp:effectExtent l="0" t="0" r="0" b="3810"/>
+            <wp:docPr id="2031395324" name="图片 19"/>
+            <wp:cNvGraphicFramePr>
+              <a:graphicFrameLocks xmlns:a="http://schemas.openxmlformats.org/drawingml/2006/main" noChangeAspect="1"/>
+            </wp:cNvGraphicFramePr>
+            <a:graphic xmlns:a="http://schemas.openxmlformats.org/drawingml/2006/main">
+              <a:graphicData uri="http://schemas.openxmlformats.org/drawingml/2006/picture">
+                <pic:pic xmlns:pic="http://schemas.openxmlformats.org/drawingml/2006/picture">
+                  <pic:nvPicPr>
+                    <pic:cNvPr id="2031395324" name="图片 2031395324"/>
+                    <pic:cNvPicPr/>
+                  </pic:nvPicPr>
+                  <pic:blipFill>
+                    <a:blip r:embed="rId30" cstate="print">
+                      <a:extLst>
+                        <a:ext uri="{28A0092B-C50C-407E-A947-70E740481C1C}">
+                          <a14:useLocalDpi xmlns:a14="http://schemas.microsoft.com/office/drawing/2010/main" val="0"/>
+                        </a:ext>
+                      </a:extLst>
+                    </a:blip>
+                    <a:stretch>
+                      <a:fillRect/>
+                    </a:stretch>
+                  </pic:blipFill>
+                  <pic:spPr>
+                    <a:xfrm>
+                      <a:off x="0" y="0"/>
+                      <a:ext cx="5486400" cy="3044190"/>
+                    </a:xfrm>
+                    <a:prstGeom prst="rect">
+                      <a:avLst/>
+                    </a:prstGeom>
+                  </pic:spPr>
+                </pic:pic>
+              </a:graphicData>
+            </a:graphic>
+          </wp:inline>
+        </w:drawing>
+      </w:r>
+      <w:r>
+        <w:rPr>
+          <w:rFonts w:hint="eastAsia"/>
+          <w:noProof/>
+          <w:lang w:eastAsia="zh-CN"/>
+        </w:rPr>
+        <w:drawing>
+          <wp:inline distT="0" distB="0" distL="0" distR="0" wp14:anchorId="0873DD6B" wp14:editId="3C38310B">
+            <wp:extent cx="5486400" cy="2968625"/>
+            <wp:effectExtent l="0" t="0" r="0" b="3175"/>
+            <wp:docPr id="1811363085" name="图片 20"/>
+            <wp:cNvGraphicFramePr>
+              <a:graphicFrameLocks xmlns:a="http://schemas.openxmlformats.org/drawingml/2006/main" noChangeAspect="1"/>
+            </wp:cNvGraphicFramePr>
+            <a:graphic xmlns:a="http://schemas.openxmlformats.org/drawingml/2006/main">
+              <a:graphicData uri="http://schemas.openxmlformats.org/drawingml/2006/picture">
+                <pic:pic xmlns:pic="http://schemas.openxmlformats.org/drawingml/2006/picture">
+                  <pic:nvPicPr>
+                    <pic:cNvPr id="1811363085" name="图片 1811363085"/>
+                    <pic:cNvPicPr/>
+                  </pic:nvPicPr>
+                  <pic:blipFill>
+                    <a:blip r:embed="rId31" cstate="print">
+                      <a:extLst>
+                        <a:ext uri="{28A0092B-C50C-407E-A947-70E740481C1C}">
+                          <a14:useLocalDpi xmlns:a14="http://schemas.microsoft.com/office/drawing/2010/main" val="0"/>
+                        </a:ext>
+                      </a:extLst>
+                    </a:blip>
+                    <a:stretch>
+                      <a:fillRect/>
+                    </a:stretch>
+                  </pic:blipFill>
+                  <pic:spPr>
+                    <a:xfrm>
+                      <a:off x="0" y="0"/>
+                      <a:ext cx="5486400" cy="2968625"/>
+                    </a:xfrm>
+                    <a:prstGeom prst="rect">
+                      <a:avLst/>
+                    </a:prstGeom>
+                  </pic:spPr>
+                </pic:pic>
+              </a:graphicData>
+            </a:graphic>
+          </wp:inline>
+        </w:drawing>
+      </w:r>
+      <w:r>
+        <w:rPr>
+          <w:rFonts w:hint="eastAsia"/>
+          <w:noProof/>
+          <w:lang w:eastAsia="zh-CN"/>
+        </w:rPr>
+        <w:lastRenderedPageBreak/>
+        <w:drawing>
+          <wp:inline distT="0" distB="0" distL="0" distR="0" wp14:anchorId="36F64A20" wp14:editId="3FE12AEA">
+            <wp:extent cx="5486400" cy="3011805"/>
+            <wp:effectExtent l="0" t="0" r="2540" b="8255"/>
+            <wp:docPr id="765249241" name="图片 21"/>
+            <wp:cNvGraphicFramePr>
+              <a:graphicFrameLocks xmlns:a="http://schemas.openxmlformats.org/drawingml/2006/main" noChangeAspect="1"/>
+            </wp:cNvGraphicFramePr>
+            <a:graphic xmlns:a="http://schemas.openxmlformats.org/drawingml/2006/main">
+              <a:graphicData uri="http://schemas.openxmlformats.org/drawingml/2006/picture">
+                <pic:pic xmlns:pic="http://schemas.openxmlformats.org/drawingml/2006/picture">
+                  <pic:nvPicPr>
+                    <pic:cNvPr id="765249241" name="图片 21"/>
+                    <pic:cNvPicPr/>
+                  </pic:nvPicPr>
+                  <pic:blipFill>
+                    <a:blip r:embed="rId32" cstate="print">
+                      <a:extLst>
+                        <a:ext uri="{28A0092B-C50C-407E-A947-70E740481C1C}">
+                          <a14:useLocalDpi xmlns:a14="http://schemas.microsoft.com/office/drawing/2010/main" val="0"/>
+                        </a:ext>
+                      </a:extLst>
+                    </a:blip>
+                    <a:stretch>
+                      <a:fillRect/>
+                    </a:stretch>
+                  </pic:blipFill>
+                  <pic:spPr>
+                    <a:xfrm>
+                      <a:off x="0" y="0"/>
+                      <a:ext cx="5486400" cy="3011805"/>
+                    </a:xfrm>
+                    <a:prstGeom prst="rect">
+                      <a:avLst/>
+                    </a:prstGeom>
+                  </pic:spPr>
+                </pic:pic>
+              </a:graphicData>
+            </a:graphic>
+          </wp:inline>
+        </w:drawing>
+      </w:r>
+      <w:r>
+        <w:t xml:space="preserve">4.2.1 </w:t>
+      </w:r>
+      <w:r>
+        <w:t>管理后台（</w:t>
+      </w:r>
+      <w:r>
+        <w:t>UI-004</w:t>
+      </w:r>
+      <w:r>
+        <w:t>）</w:t>
+      </w:r>
+      <w:r>
+        <w:rPr>
+          <w:rFonts w:hint="eastAsia"/>
+          <w:noProof/>
+          <w:lang w:eastAsia="zh-CN"/>
+        </w:rPr>
+        <w:drawing>
+          <wp:inline distT="0" distB="0" distL="0" distR="0" wp14:anchorId="37EAD893" wp14:editId="3F3BCDAE">
+            <wp:extent cx="5486400" cy="2946400"/>
+            <wp:effectExtent l="0" t="0" r="0" b="6350"/>
+            <wp:docPr id="1855991565" name="图片 22"/>
+            <wp:cNvGraphicFramePr>
+              <a:graphicFrameLocks xmlns:a="http://schemas.openxmlformats.org/drawingml/2006/main" noChangeAspect="1"/>
+            </wp:cNvGraphicFramePr>
+            <a:graphic xmlns:a="http://schemas.openxmlformats.org/drawingml/2006/main">
+              <a:graphicData uri="http://schemas.openxmlformats.org/drawingml/2006/picture">
+                <pic:pic xmlns:pic="http://schemas.openxmlformats.org/drawingml/2006/picture">
+                  <pic:nvPicPr>
+                    <pic:cNvPr id="1855991565" name="图片 1855991565"/>
+                    <pic:cNvPicPr/>
+                  </pic:nvPicPr>
+                  <pic:blipFill>
+                    <a:blip r:embed="rId33" cstate="print">
+                      <a:extLst>
+                        <a:ext uri="{28A0092B-C50C-407E-A947-70E740481C1C}">
+                          <a14:useLocalDpi xmlns:a14="http://schemas.microsoft.com/office/drawing/2010/main" val="0"/>
+                        </a:ext>
+                      </a:extLst>
+                    </a:blip>
+                    <a:stretch>
+                      <a:fillRect/>
+                    </a:stretch>
+                  </pic:blipFill>
+                  <pic:spPr>
+                    <a:xfrm>
+                      <a:off x="0" y="0"/>
+                      <a:ext cx="5486400" cy="2946400"/>
+                    </a:xfrm>
+                    <a:prstGeom prst="rect">
+                      <a:avLst/>
+                    </a:prstGeom>
+                  </pic:spPr>
+                </pic:pic>
+              </a:graphicData>
+            </a:graphic>
+          </wp:inline>
+        </w:drawing>
+      </w:r>
+    </w:p>
+    <w:p>
+      <w:pPr>
+        <w:pStyle w:val="a0"/>
+        <w:rPr>
+          <w:rFonts w:hint="eastAsia"/>
+          <w:lang w:eastAsia="zh-CN"/>
+        </w:rPr>
+      </w:pPr>
+      <w:r>
+        <w:rPr>
+          <w:rFonts w:hint="eastAsia"/>
+          <w:noProof/>
+          <w:lang w:eastAsia="zh-CN"/>
+        </w:rPr>
+        <w:lastRenderedPageBreak/>
+        <w:drawing>
+          <wp:inline distT="0" distB="0" distL="0" distR="0" wp14:anchorId="76D8E19F" wp14:editId="71924447">
+            <wp:extent cx="5486400" cy="2907665"/>
+            <wp:effectExtent l="0" t="0" r="0" b="6985"/>
+            <wp:docPr id="1350557717" name="图片 23"/>
+            <wp:cNvGraphicFramePr>
+              <a:graphicFrameLocks xmlns:a="http://schemas.openxmlformats.org/drawingml/2006/main" noChangeAspect="1"/>
+            </wp:cNvGraphicFramePr>
+            <a:graphic xmlns:a="http://schemas.openxmlformats.org/drawingml/2006/main">
+              <a:graphicData uri="http://schemas.openxmlformats.org/drawingml/2006/picture">
+                <pic:pic xmlns:pic="http://schemas.openxmlformats.org/drawingml/2006/picture">
+                  <pic:nvPicPr>
+                    <pic:cNvPr id="1350557717" name="图片 1350557717"/>
+                    <pic:cNvPicPr/>
+                  </pic:nvPicPr>
+                  <pic:blipFill>
+                    <a:blip r:embed="rId34" cstate="print">
+                      <a:extLst>
+                        <a:ext uri="{28A0092B-C50C-407E-A947-70E740481C1C}">
+                          <a14:useLocalDpi xmlns:a14="http://schemas.microsoft.com/office/drawing/2010/main" val="0"/>
+                        </a:ext>
+                      </a:extLst>
+                    </a:blip>
+                    <a:stretch>
+                      <a:fillRect/>
+                    </a:stretch>
+                  </pic:blipFill>
+                  <pic:spPr>
+                    <a:xfrm>
+                      <a:off x="0" y="0"/>
+                      <a:ext cx="5486400" cy="2907665"/>
+                    </a:xfrm>
+                    <a:prstGeom prst="rect">
+                      <a:avLst/>
+                    </a:prstGeom>
+                  </pic:spPr>
+                </pic:pic>
+              </a:graphicData>
+            </a:graphic>
+          </wp:inline>
+        </w:drawing>
+      </w:r>
+      <w:r>
+        <w:rPr>
+          <w:rFonts w:hint="eastAsia"/>
+          <w:noProof/>
+          <w:lang w:eastAsia="zh-CN"/>
+        </w:rPr>
+        <w:drawing>
+          <wp:inline distT="0" distB="0" distL="0" distR="0" wp14:anchorId="195F8885" wp14:editId="48E76ECB">
+            <wp:extent cx="5486400" cy="2898775"/>
+            <wp:effectExtent l="0" t="0" r="0" b="0"/>
+            <wp:docPr id="929378871" name="图片 24"/>
+            <wp:cNvGraphicFramePr>
+              <a:graphicFrameLocks xmlns:a="http://schemas.openxmlformats.org/drawingml/2006/main" noChangeAspect="1"/>
+            </wp:cNvGraphicFramePr>
+            <a:graphic xmlns:a="http://schemas.openxmlformats.org/drawingml/2006/main">
+              <a:graphicData uri="http://schemas.openxmlformats.org/drawingml/2006/picture">
+                <pic:pic xmlns:pic="http://schemas.openxmlformats.org/drawingml/2006/picture">
+                  <pic:nvPicPr>
+                    <pic:cNvPr id="929378871" name="图片 929378871"/>
+                    <pic:cNvPicPr/>
+                  </pic:nvPicPr>
+                  <pic:blipFill>
+                    <a:blip r:embed="rId35" cstate="print">
+                      <a:extLst>
+                        <a:ext uri="{28A0092B-C50C-407E-A947-70E740481C1C}">
+                          <a14:useLocalDpi xmlns:a14="http://schemas.microsoft.com/office/drawing/2010/main" val="0"/>
+                        </a:ext>
+                      </a:extLst>
+                    </a:blip>
+                    <a:stretch>
+                      <a:fillRect/>
+                    </a:stretch>
+                  </pic:blipFill>
+                  <pic:spPr>
+                    <a:xfrm>
+                      <a:off x="0" y="0"/>
+                      <a:ext cx="5486400" cy="2898775"/>
+                    </a:xfrm>
+                    <a:prstGeom prst="rect">
+                      <a:avLst/>
+                    </a:prstGeom>
+                  </pic:spPr>
+                </pic:pic>
+              </a:graphicData>
+            </a:graphic>
+          </wp:inline>
+        </w:drawing>
+      </w:r>
+    </w:p>
+    <w:p>
+      <w:pPr>
+        <w:pStyle w:val="2"/>
+      </w:pPr>
       <w:r>
         <w:t xml:space="preserve">4.2 </w:t>
       </w:r>
@@ -21660,15 +19857,15 @@
       <w:pPr>
         <w:pStyle w:val="a0"/>
         <w:rPr>
-          <w:rFonts w:hint="eastAsia"/>
-          <w:lang w:eastAsia="zh-CN"/>
-        </w:rPr>
-      </w:pPr>
-      <w:r>
-        <w:rPr>
-          <w:rFonts w:hint="eastAsia"/>
-          <w:lang w:eastAsia="zh-CN"/>
-        </w:rPr>
+          <w:lang w:eastAsia="zh-CN"/>
+        </w:rPr>
+      </w:pPr>
+      <w:r>
+        <w:rPr>
+          <w:rFonts w:hint="eastAsia"/>
+          <w:lang w:eastAsia="zh-CN"/>
+        </w:rPr>
+        <w:lastRenderedPageBreak/>
         <w:t>相关伪代码：</w:t>
       </w:r>
     </w:p>
@@ -22382,7 +20579,6 @@
       <w:pPr>
         <w:pStyle w:val="a0"/>
         <w:rPr>
-          <w:rFonts w:hint="eastAsia"/>
           <w:lang w:eastAsia="zh-CN"/>
         </w:rPr>
       </w:pPr>
@@ -23140,6 +21336,7 @@
               <w:rPr>
                 <w:rStyle w:val="VerbatimChar"/>
               </w:rPr>
+              <w:lastRenderedPageBreak/>
               <w:t>/</w:t>
             </w:r>
             <w:proofErr w:type="spellStart"/>
@@ -24839,7 +23036,7 @@
         <w:ind w:left="939" w:firstLineChars="0" w:hanging="419"/>
         <w:jc w:val="left"/>
         <w:rPr>
-          <w:rFonts w:ascii="宋体" w:hAnsi="宋体" w:cs="宋体" w:hint="eastAsia"/>
+          <w:rFonts w:ascii="SimSun" w:hAnsi="SimSun" w:cs="SimSun" w:hint="eastAsia"/>
           <w:sz w:val="24"/>
         </w:rPr>
       </w:pPr>
@@ -24916,7 +23113,7 @@
       </w:r>
       <w:r>
         <w:rPr>
-          <w:rFonts w:ascii="宋体" w:hAnsi="宋体" w:cs="宋体" w:hint="eastAsia"/>
+          <w:rFonts w:ascii="SimSun" w:hAnsi="SimSun" w:cs="SimSun" w:hint="eastAsia"/>
           <w:sz w:val="24"/>
         </w:rPr>
         <w:t>密码安全处理。</w:t>
@@ -24926,7 +23123,6 @@
       <w:pPr>
         <w:pStyle w:val="a0"/>
         <w:rPr>
-          <w:rFonts w:hint="eastAsia"/>
           <w:lang w:eastAsia="zh-CN"/>
         </w:rPr>
       </w:pPr>
@@ -25445,7 +23641,7 @@
           <w:noProof/>
         </w:rPr>
         <w:pict w14:anchorId="3DE7CD4B">
-          <v:rect id="_x0000_i1032" alt="" style="width:415.3pt;height:.05pt;mso-width-percent:0;mso-height-percent:0;mso-width-percent:0;mso-height-percent:0" o:hralign="center" o:hrstd="t" o:hr="t"/>
+          <v:rect id="_x0000_i1127" alt="" style="width:415.3pt;height:.05pt;mso-width-percent:0;mso-height-percent:0;mso-width-percent:0;mso-height-percent:0" o:hralign="center" o:hrstd="t" o:hr="t"/>
         </w:pict>
       </w:r>
     </w:p>
@@ -25856,6 +24052,7 @@
               <w:pStyle w:val="Compact"/>
             </w:pPr>
             <w:r>
+              <w:lastRenderedPageBreak/>
               <w:t>PERF-03</w:t>
             </w:r>
           </w:p>
@@ -26549,7 +24746,7 @@
           <w:noProof/>
         </w:rPr>
         <w:pict w14:anchorId="36F80923">
-          <v:rect id="_x0000_i1033" alt="" style="width:415.3pt;height:.05pt;mso-width-percent:0;mso-height-percent:0;mso-width-percent:0;mso-height-percent:0" o:hralign="center" o:hrstd="t" o:hr="t"/>
+          <v:rect id="_x0000_i1128" alt="" style="width:415.3pt;height:.05pt;mso-width-percent:0;mso-height-percent:0;mso-width-percent:0;mso-height-percent:0" o:hralign="center" o:hrstd="t" o:hr="t"/>
         </w:pict>
       </w:r>
     </w:p>
@@ -27371,8 +25568,9 @@
         <w:rPr>
           <w:noProof/>
         </w:rPr>
+        <w:lastRenderedPageBreak/>
         <w:pict w14:anchorId="1FF93E98">
-          <v:rect id="_x0000_i1034" alt="" style="width:415.3pt;height:.05pt;mso-width-percent:0;mso-height-percent:0;mso-width-percent:0;mso-height-percent:0" o:hralign="center" o:hrstd="t" o:hr="t"/>
+          <v:rect id="_x0000_i1129" alt="" style="width:415.3pt;height:.05pt;mso-width-percent:0;mso-height-percent:0;mso-width-percent:0;mso-height-percent:0" o:hralign="center" o:hrstd="t" o:hr="t"/>
         </w:pict>
       </w:r>
     </w:p>
@@ -28166,6 +26364,7 @@
         <w:rPr>
           <w:lang w:eastAsia="zh-CN"/>
         </w:rPr>
+        <w:lastRenderedPageBreak/>
         <w:t>core/</w:t>
       </w:r>
       <w:r>
@@ -28310,7 +26509,6 @@
         </w:numPr>
         <w:ind w:firstLineChars="0"/>
       </w:pPr>
-      <w:proofErr w:type="spellStart"/>
       <w:r>
         <w:rPr>
           <w:b/>
@@ -28321,64 +26519,43 @@
       <w:r>
         <w:t>实现</w:t>
       </w:r>
+      <w:r>
+        <w:t> SRS-M-03</w:t>
+      </w:r>
+      <w:r>
+        <w:t>，所有环境相关变量（数据库</w:t>
+      </w:r>
+      <w:r>
+        <w:t xml:space="preserve"> URL</w:t>
+      </w:r>
+      <w:r>
+        <w:t>、模型路径、</w:t>
+      </w:r>
+      <w:r>
+        <w:t xml:space="preserve">Embedding </w:t>
+      </w:r>
+      <w:r>
+        <w:t>维度）统一收敛至</w:t>
+      </w:r>
+      <w:r>
+        <w:t> config.py</w:t>
+      </w:r>
+      <w:r>
+        <w:t>，并通过</w:t>
+      </w:r>
+      <w:r>
+        <w:t> </w:t>
+      </w:r>
+      <w:proofErr w:type="spellStart"/>
+      <w:r>
+        <w:t>pydantic</w:t>
+      </w:r>
       <w:proofErr w:type="spellEnd"/>
       <w:r>
-        <w:t> SRS-M-03</w:t>
-      </w:r>
-      <w:r>
-        <w:t>，所有环境相关变量（数据库</w:t>
-      </w:r>
-      <w:r>
-        <w:t xml:space="preserve"> </w:t>
-      </w:r>
-      <w:proofErr w:type="spellStart"/>
-      <w:r>
-        <w:t>URL</w:t>
-      </w:r>
-      <w:r>
-        <w:t>、模型路径、</w:t>
-      </w:r>
-      <w:r>
-        <w:t>Embedding</w:t>
-      </w:r>
-      <w:proofErr w:type="spellEnd"/>
-      <w:r>
-        <w:t xml:space="preserve"> </w:t>
-      </w:r>
-      <w:proofErr w:type="spellStart"/>
-      <w:r>
-        <w:t>维度）统一收敛至</w:t>
-      </w:r>
-      <w:proofErr w:type="spellEnd"/>
-      <w:r>
-        <w:t> </w:t>
-      </w:r>
-      <w:proofErr w:type="spellStart"/>
-      <w:r>
-        <w:t>config.py</w:t>
-      </w:r>
-      <w:r>
-        <w:t>，并通过</w:t>
-      </w:r>
-      <w:proofErr w:type="spellEnd"/>
-      <w:r>
-        <w:t> </w:t>
-      </w:r>
-      <w:proofErr w:type="spellStart"/>
-      <w:r>
-        <w:t>pydantic</w:t>
-      </w:r>
-      <w:proofErr w:type="spellEnd"/>
-      <w:r>
         <w:t>-settings </w:t>
       </w:r>
-      <w:proofErr w:type="spellStart"/>
-      <w:r>
-        <w:t>加载环境变量，严禁在代码中硬编码配置</w:t>
-      </w:r>
-      <w:proofErr w:type="spellEnd"/>
-      <w:r>
-        <w:t>。</w:t>
+      <w:r>
+        <w:t>加载环境变量，严禁在代码中硬编码配置。</w:t>
       </w:r>
     </w:p>
     <w:p>
@@ -28459,7 +26636,6 @@
         </w:numPr>
         <w:ind w:firstLineChars="0"/>
       </w:pPr>
-      <w:proofErr w:type="spellStart"/>
       <w:r>
         <w:rPr>
           <w:b/>
@@ -28470,15 +26646,15 @@
       <w:r>
         <w:t>使用</w:t>
       </w:r>
+      <w:r>
+        <w:t> </w:t>
+      </w:r>
+      <w:proofErr w:type="spellStart"/>
+      <w:r>
+        <w:t>RotatingFileHandler</w:t>
+      </w:r>
       <w:proofErr w:type="spellEnd"/>
       <w:r>
-        <w:t> </w:t>
-      </w:r>
-      <w:proofErr w:type="spellStart"/>
-      <w:r>
-        <w:t>RotatingFileHandler</w:t>
-      </w:r>
-      <w:r>
         <w:t>，</w:t>
       </w:r>
       <w:proofErr w:type="gramStart"/>
@@ -28489,7 +26665,6 @@
       <w:r>
         <w:t>限制</w:t>
       </w:r>
-      <w:proofErr w:type="spellEnd"/>
       <w:r>
         <w:t xml:space="preserve"> 10MB</w:t>
       </w:r>
@@ -28499,18 +26674,13 @@
       <w:r>
         <w:t xml:space="preserve"> 5 </w:t>
       </w:r>
-      <w:proofErr w:type="spellStart"/>
       <w:proofErr w:type="gramStart"/>
       <w:r>
         <w:t>个</w:t>
       </w:r>
       <w:proofErr w:type="gramEnd"/>
       <w:r>
-        <w:t>历史文件，防止日志撑爆磁盘</w:t>
-      </w:r>
-      <w:proofErr w:type="spellEnd"/>
-      <w:r>
-        <w:t>。</w:t>
+        <w:t>历史文件，防止日志撑爆磁盘。</w:t>
       </w:r>
     </w:p>
     <w:p>
@@ -28522,7 +26692,6 @@
         </w:numPr>
         <w:ind w:firstLineChars="0"/>
       </w:pPr>
-      <w:proofErr w:type="spellStart"/>
       <w:r>
         <w:rPr>
           <w:b/>
@@ -28533,13 +26702,8 @@
       <w:r>
         <w:t>记录关键操作上下文（如</w:t>
       </w:r>
-      <w:proofErr w:type="spellEnd"/>
-      <w:r>
-        <w:t xml:space="preserve"> User </w:t>
-      </w:r>
-      <w:proofErr w:type="spellStart"/>
-      <w:r>
-        <w:t>ID</w:t>
+      <w:r>
+        <w:t xml:space="preserve"> User ID</w:t>
       </w:r>
       <w:r>
         <w:t>、</w:t>
@@ -28551,20 +26715,11 @@
         <w:t>、</w:t>
       </w:r>
       <w:r>
-        <w:t>Request</w:t>
-      </w:r>
-      <w:proofErr w:type="spellEnd"/>
-      <w:r>
-        <w:t xml:space="preserve"> ID</w:t>
-      </w:r>
-      <w:r>
-        <w:t>），</w:t>
-      </w:r>
-      <w:proofErr w:type="spellStart"/>
-      <w:r>
-        <w:t>便于后续</w:t>
-      </w:r>
-      <w:proofErr w:type="spellEnd"/>
+        <w:t>Request ID</w:t>
+      </w:r>
+      <w:r>
+        <w:t>），便于后续</w:t>
+      </w:r>
       <w:r>
         <w:t xml:space="preserve"> ELK </w:t>
       </w:r>
@@ -28574,13 +26729,8 @@
       <w:r>
         <w:t xml:space="preserve"> Splunk </w:t>
       </w:r>
-      <w:proofErr w:type="spellStart"/>
-      <w:r>
-        <w:t>分析</w:t>
-      </w:r>
-      <w:proofErr w:type="spellEnd"/>
-      <w:r>
-        <w:t>。</w:t>
+      <w:r>
+        <w:t>分析。</w:t>
       </w:r>
     </w:p>
     <w:p>
@@ -29003,44 +27153,78 @@
       </w:r>
     </w:p>
     <w:p>
-      <w:proofErr w:type="spellStart"/>
+      <w:pPr>
+        <w:rPr>
+          <w:lang w:eastAsia="zh-CN"/>
+        </w:rPr>
+      </w:pPr>
       <w:r>
         <w:rPr>
           <w:b/>
           <w:bCs/>
+          <w:lang w:eastAsia="zh-CN"/>
         </w:rPr>
         <w:t>密码哈希存储：</w:t>
       </w:r>
       <w:r>
+        <w:rPr>
+          <w:lang w:eastAsia="zh-CN"/>
+        </w:rPr>
         <w:t>使用</w:t>
       </w:r>
+      <w:r>
+        <w:rPr>
+          <w:lang w:eastAsia="zh-CN"/>
+        </w:rPr>
+        <w:t> </w:t>
+      </w:r>
+      <w:proofErr w:type="spellStart"/>
+      <w:r>
+        <w:rPr>
+          <w:lang w:eastAsia="zh-CN"/>
+        </w:rPr>
+        <w:t>passlib</w:t>
+      </w:r>
       <w:proofErr w:type="spellEnd"/>
       <w:r>
+        <w:rPr>
+          <w:lang w:eastAsia="zh-CN"/>
+        </w:rPr>
+        <w:t>[</w:t>
+      </w:r>
+      <w:proofErr w:type="spellStart"/>
+      <w:r>
+        <w:rPr>
+          <w:lang w:eastAsia="zh-CN"/>
+        </w:rPr>
+        <w:t>bcrypt</w:t>
+      </w:r>
+      <w:proofErr w:type="spellEnd"/>
+      <w:r>
+        <w:rPr>
+          <w:lang w:eastAsia="zh-CN"/>
+        </w:rPr>
+        <w:t>]</w:t>
+      </w:r>
+      <w:proofErr w:type="gramStart"/>
+      <w:r>
+        <w:rPr>
+          <w:lang w:eastAsia="zh-CN"/>
+        </w:rPr>
         <w:t> </w:t>
       </w:r>
-      <w:proofErr w:type="spellStart"/>
-      <w:r>
-        <w:t>passlib</w:t>
-      </w:r>
-      <w:proofErr w:type="spellEnd"/>
-      <w:r>
-        <w:t>[</w:t>
-      </w:r>
-      <w:proofErr w:type="spellStart"/>
-      <w:r>
-        <w:t>bcrypt</w:t>
-      </w:r>
-      <w:proofErr w:type="spellEnd"/>
-      <w:r>
-        <w:t>] </w:t>
-      </w:r>
-      <w:proofErr w:type="spellStart"/>
-      <w:r>
-        <w:t>库对用户密码进行哈希加盐处理，数据库仅存储哈希值</w:t>
-      </w:r>
-      <w:proofErr w:type="spellEnd"/>
-      <w:r>
-        <w:t>。</w:t>
+      <w:r>
+        <w:rPr>
+          <w:lang w:eastAsia="zh-CN"/>
+        </w:rPr>
+        <w:t>库对用户</w:t>
+      </w:r>
+      <w:proofErr w:type="gramEnd"/>
+      <w:r>
+        <w:rPr>
+          <w:lang w:eastAsia="zh-CN"/>
+        </w:rPr>
+        <w:t>密码进行哈希加盐处理，数据库仅存储哈希值。</w:t>
       </w:r>
     </w:p>
     <w:p>
@@ -29275,6 +27459,7 @@
               <w:rPr>
                 <w:rFonts w:hint="eastAsia"/>
               </w:rPr>
+              <w:lastRenderedPageBreak/>
               <w:t>输入校验</w:t>
             </w:r>
             <w:proofErr w:type="spellEnd"/>
@@ -29383,14 +27568,12 @@
         </w:rPr>
         <w:t xml:space="preserve">.4 </w:t>
       </w:r>
-      <w:proofErr w:type="spellStart"/>
       <w:r>
         <w:rPr>
           <w:lang w:eastAsia="zh-CN"/>
         </w:rPr>
         <w:t>可扩展性设计</w:t>
       </w:r>
-      <w:proofErr w:type="spellEnd"/>
     </w:p>
     <w:p>
       <w:pPr>
@@ -29478,39 +27661,30 @@
       <w:r>
         <w:t xml:space="preserve"> BGE </w:t>
       </w:r>
+      <w:r>
+        <w:t>模型，仅需新增</w:t>
+      </w:r>
+      <w:r>
+        <w:t> </w:t>
+      </w:r>
       <w:proofErr w:type="spellStart"/>
       <w:r>
-        <w:t>模型，仅需新增</w:t>
+        <w:t>BGEEmbedding</w:t>
       </w:r>
       <w:proofErr w:type="spellEnd"/>
       <w:r>
         <w:t> </w:t>
       </w:r>
-      <w:proofErr w:type="spellStart"/>
-      <w:r>
-        <w:t>BGEEmbedding</w:t>
-      </w:r>
-      <w:proofErr w:type="spellEnd"/>
-      <w:r>
-        <w:t> </w:t>
-      </w:r>
-      <w:proofErr w:type="spellStart"/>
       <w:proofErr w:type="gramStart"/>
       <w:r>
         <w:t>实现类并修改</w:t>
       </w:r>
-      <w:proofErr w:type="spellEnd"/>
       <w:proofErr w:type="gramEnd"/>
       <w:r>
         <w:t> config.py </w:t>
       </w:r>
-      <w:proofErr w:type="spellStart"/>
-      <w:r>
-        <w:t>中的导入字符串即可</w:t>
-      </w:r>
-      <w:proofErr w:type="spellEnd"/>
-      <w:r>
-        <w:t>。</w:t>
+      <w:r>
+        <w:t>中的导入字符串即可。</w:t>
       </w:r>
     </w:p>
     <w:p>
@@ -29558,40 +27732,28 @@
       <w:r>
         <w:t xml:space="preserve"> </w:t>
       </w:r>
+      <w:r>
+        <w:t>迁移至</w:t>
+      </w:r>
+      <w:r>
+        <w:t xml:space="preserve"> Milvus</w:t>
+      </w:r>
+      <w:r>
+        <w:t>，仅需修改</w:t>
+      </w:r>
+      <w:r>
+        <w:t> </w:t>
+      </w:r>
       <w:proofErr w:type="spellStart"/>
       <w:r>
-        <w:t>迁移至</w:t>
+        <w:t>VectorStoreManager</w:t>
       </w:r>
       <w:proofErr w:type="spellEnd"/>
       <w:r>
-        <w:t xml:space="preserve"> </w:t>
-      </w:r>
-      <w:proofErr w:type="spellStart"/>
-      <w:r>
-        <w:t>Milvus</w:t>
-      </w:r>
-      <w:r>
-        <w:t>，仅需修改</w:t>
-      </w:r>
-      <w:proofErr w:type="spellEnd"/>
-      <w:r>
         <w:t> </w:t>
       </w:r>
-      <w:proofErr w:type="spellStart"/>
-      <w:r>
-        <w:t>VectorStoreManager</w:t>
-      </w:r>
-      <w:proofErr w:type="spellEnd"/>
-      <w:r>
-        <w:t> </w:t>
-      </w:r>
-      <w:proofErr w:type="spellStart"/>
-      <w:r>
-        <w:t>内部实现，上层业务调用方无感知</w:t>
-      </w:r>
-      <w:proofErr w:type="spellEnd"/>
-      <w:r>
-        <w:t>。</w:t>
+      <w:r>
+        <w:t>内部实现，上层业务调用方无感知。</w:t>
       </w:r>
     </w:p>
     <w:p>
@@ -29610,7 +27772,6 @@
         </w:rPr>
         <w:t xml:space="preserve">API </w:t>
       </w:r>
-      <w:proofErr w:type="spellStart"/>
       <w:r>
         <w:rPr>
           <w:b/>
@@ -29621,7 +27782,6 @@
       <w:r>
         <w:t>实现</w:t>
       </w:r>
-      <w:proofErr w:type="spellEnd"/>
       <w:r>
         <w:t> SRS-E-04</w:t>
       </w:r>
@@ -29882,6 +28042,7 @@
         </w:rPr>
         <w:t>Dockerfile</w:t>
       </w:r>
+      <w:proofErr w:type="spellEnd"/>
       <w:r>
         <w:rPr>
           <w:b/>
@@ -29892,7 +28053,6 @@
       <w:r>
         <w:t>基于</w:t>
       </w:r>
-      <w:proofErr w:type="spellEnd"/>
       <w:r>
         <w:t> python:3.10-slim</w:t>
       </w:r>
@@ -29957,32 +28117,25 @@
         </w:numPr>
         <w:ind w:firstLineChars="0"/>
       </w:pPr>
+      <w:r>
+        <w:t>数据库兼容性：</w:t>
+      </w:r>
       <w:proofErr w:type="spellStart"/>
       <w:r>
-        <w:t>数据库兼容性：</w:t>
-      </w:r>
-      <w:r>
         <w:t>SQLAlchemy</w:t>
       </w:r>
       <w:proofErr w:type="spellEnd"/>
       <w:r>
         <w:t xml:space="preserve"> ORM </w:t>
       </w:r>
-      <w:proofErr w:type="spellStart"/>
       <w:r>
         <w:t>层屏蔽了底层</w:t>
       </w:r>
-      <w:proofErr w:type="spellEnd"/>
       <w:r>
         <w:t xml:space="preserve"> SQL </w:t>
       </w:r>
-      <w:proofErr w:type="spellStart"/>
-      <w:r>
-        <w:t>方言差异</w:t>
-      </w:r>
-      <w:proofErr w:type="spellEnd"/>
-      <w:r>
-        <w:t>。设计表结构时仅使用标准</w:t>
+      <w:r>
+        <w:t>方言差异。设计表结构时仅使用标准</w:t>
       </w:r>
       <w:r>
         <w:t xml:space="preserve"> SQL </w:t>
@@ -30075,7 +28228,7 @@
           <w:noProof/>
         </w:rPr>
         <w:pict w14:anchorId="1BD4F05F">
-          <v:rect id="_x0000_i1035" alt="" style="width:415.3pt;height:.05pt;mso-width-percent:0;mso-height-percent:0;mso-width-percent:0;mso-height-percent:0" o:hralign="center" o:hrstd="t" o:hr="t"/>
+          <v:rect id="_x0000_i1130" alt="" style="width:415.3pt;height:.05pt;mso-width-percent:0;mso-height-percent:0;mso-width-percent:0;mso-height-percent:0" o:hralign="center" o:hrstd="t" o:hr="t"/>
         </w:pict>
       </w:r>
     </w:p>
@@ -30094,6 +28247,7 @@
           <w:rFonts w:hint="eastAsia"/>
           <w:lang w:eastAsia="zh-CN"/>
         </w:rPr>
+        <w:lastRenderedPageBreak/>
         <w:t>附录</w:t>
       </w:r>
       <w:r>
@@ -31691,7 +29845,7 @@
           <w:noProof/>
         </w:rPr>
         <w:pict w14:anchorId="150F24FA">
-          <v:rect id="_x0000_i1036" alt="" style="width:415.3pt;height:.05pt;mso-width-percent:0;mso-height-percent:0;mso-width-percent:0;mso-height-percent:0" o:hralign="center" o:hrstd="t" o:hr="t"/>
+          <v:rect id="_x0000_i1131" alt="" style="width:415.3pt;height:.05pt;mso-width-percent:0;mso-height-percent:0;mso-width-percent:0;mso-height-percent:0" o:hralign="center" o:hrstd="t" o:hr="t"/>
         </w:pict>
       </w:r>
     </w:p>
@@ -31707,6 +29861,7 @@
         <w:rPr>
           <w:rFonts w:hint="eastAsia"/>
         </w:rPr>
+        <w:lastRenderedPageBreak/>
         <w:t>附录</w:t>
       </w:r>
       <w:r>
@@ -33700,7 +31855,6 @@
     <w:next w:val="a0"/>
     <w:link w:val="30"/>
     <w:uiPriority w:val="9"/>
-    <w:semiHidden/>
     <w:unhideWhenUsed/>
     <w:qFormat/>
     <w:rsid w:val="00A10FD9"/>
@@ -33852,7 +32006,6 @@
   <w:style w:type="character" w:default="1" w:styleId="a1">
     <w:name w:val="Default Paragraph Font"/>
     <w:uiPriority w:val="1"/>
-    <w:semiHidden/>
     <w:unhideWhenUsed/>
   </w:style>
   <w:style w:type="table" w:default="1" w:styleId="a2">
@@ -34056,7 +32209,6 @@
     <w:basedOn w:val="a1"/>
     <w:link w:val="3"/>
     <w:uiPriority w:val="9"/>
-    <w:semiHidden/>
     <w:rsid w:val="00A10FD9"/>
     <w:rPr>
       <w:rFonts w:eastAsiaTheme="majorEastAsia" w:cstheme="majorBidi"/>
@@ -34666,7 +32818,7 @@
       <w:jc w:val="both"/>
     </w:pPr>
     <w:rPr>
-      <w:rFonts w:ascii="Times New Roman" w:eastAsia="宋体" w:hAnsi="Times New Roman" w:cs="Times New Roman"/>
+      <w:rFonts w:ascii="Times New Roman" w:eastAsia="SimSun" w:hAnsi="Times New Roman" w:cs="Times New Roman"/>
       <w:sz w:val="20"/>
       <w:szCs w:val="20"/>
       <w:lang w:eastAsia="zh-CN"/>
@@ -34695,7 +32847,7 @@
       <w:jc w:val="both"/>
     </w:pPr>
     <w:rPr>
-      <w:rFonts w:ascii="Calibri" w:eastAsia="宋体" w:hAnsi="Calibri" w:cs="Times New Roman"/>
+      <w:rFonts w:ascii="Calibri" w:eastAsia="SimSun" w:hAnsi="Calibri" w:cs="Times New Roman"/>
       <w:kern w:val="2"/>
       <w:sz w:val="21"/>
       <w:szCs w:val="22"/>

--- a/项目文档/软件系统设计文档.docx
+++ b/项目文档/软件系统设计文档.docx
@@ -14216,10 +14216,7 @@
               <w:pStyle w:val="Compact"/>
             </w:pPr>
             <w:r>
-              <w:t>SDD</w:t>
-            </w:r>
-            <w:r>
-              <w:t>-F-05</w:t>
+              <w:t>SDD-F-05</w:t>
             </w:r>
           </w:p>
         </w:tc>
@@ -14269,10 +14266,7 @@
               <w:pStyle w:val="Compact"/>
             </w:pPr>
             <w:r>
-              <w:t>SDD</w:t>
-            </w:r>
-            <w:r>
-              <w:t>-F-06</w:t>
+              <w:t>SDD-F-06</w:t>
             </w:r>
           </w:p>
         </w:tc>
@@ -14325,10 +14319,7 @@
               <w:pStyle w:val="Compact"/>
             </w:pPr>
             <w:r>
-              <w:t>SDD</w:t>
-            </w:r>
-            <w:r>
-              <w:t>-F-07</w:t>
+              <w:t>SDD-F-07</w:t>
             </w:r>
           </w:p>
         </w:tc>
@@ -14378,10 +14369,7 @@
               <w:pStyle w:val="Compact"/>
             </w:pPr>
             <w:r>
-              <w:t>SDD</w:t>
-            </w:r>
-            <w:r>
-              <w:t>-F-08</w:t>
+              <w:t>SDD-F-08</w:t>
             </w:r>
           </w:p>
         </w:tc>
@@ -16745,10 +16733,7 @@
               <w:pStyle w:val="Compact"/>
             </w:pPr>
             <w:r>
-              <w:t>SDD</w:t>
-            </w:r>
-            <w:r>
-              <w:t>-I-001~002</w:t>
+              <w:t>SDD-I-001~002</w:t>
             </w:r>
           </w:p>
         </w:tc>
@@ -16823,10 +16808,7 @@
               <w:pStyle w:val="Compact"/>
             </w:pPr>
             <w:r>
-              <w:t>SDD</w:t>
-            </w:r>
-            <w:r>
-              <w:t>-I-003</w:t>
+              <w:t>SDD-I-003</w:t>
             </w:r>
           </w:p>
         </w:tc>
@@ -16907,10 +16889,7 @@
               <w:pStyle w:val="Compact"/>
             </w:pPr>
             <w:r>
-              <w:t>SDD</w:t>
-            </w:r>
-            <w:r>
-              <w:t>-I-004</w:t>
+              <w:t>SDD-I-004</w:t>
             </w:r>
           </w:p>
         </w:tc>
@@ -16985,10 +16964,7 @@
               <w:pStyle w:val="Compact"/>
             </w:pPr>
             <w:r>
-              <w:t>SDD</w:t>
-            </w:r>
-            <w:r>
-              <w:t>-I-005</w:t>
+              <w:t>SDD-I-005</w:t>
             </w:r>
           </w:p>
         </w:tc>
@@ -25056,7 +25032,14 @@
           <w:rFonts w:hint="eastAsia"/>
           <w:lang w:eastAsia="zh-CN"/>
         </w:rPr>
-        <w:t>SDD</w:t>
+        <w:t>S</w:t>
+      </w:r>
+      <w:r>
+        <w:rPr>
+          <w:rFonts w:hint="eastAsia"/>
+          <w:lang w:eastAsia="zh-CN"/>
+        </w:rPr>
+        <w:t>RS</w:t>
       </w:r>
       <w:r>
         <w:rPr>
@@ -26096,7 +26079,14 @@
           <w:rFonts w:hint="eastAsia"/>
           <w:lang w:eastAsia="zh-CN"/>
         </w:rPr>
-        <w:t>SDD</w:t>
+        <w:t>S</w:t>
+      </w:r>
+      <w:r>
+        <w:rPr>
+          <w:rFonts w:hint="eastAsia"/>
+          <w:lang w:eastAsia="zh-CN"/>
+        </w:rPr>
+        <w:t>RS</w:t>
       </w:r>
       <w:r>
         <w:rPr>
@@ -26610,7 +26600,14 @@
               <w:pStyle w:val="Compact"/>
             </w:pPr>
             <w:r>
-              <w:t>SDD</w:t>
+              <w:t>S</w:t>
+            </w:r>
+            <w:r>
+              <w:rPr>
+                <w:rFonts w:hint="eastAsia"/>
+                <w:lang w:eastAsia="zh-CN"/>
+              </w:rPr>
+              <w:t>RS</w:t>
             </w:r>
           </w:p>
         </w:tc>
